--- a/02-放大电路/03-音频放大电路/噪声门电路/噪声门电路.docx
+++ b/02-放大电路/03-音频放大电路/噪声门电路/噪声门电路.docx
@@ -2619,6 +2619,20 @@
     </w:p>
     <w:bookmarkEnd w:id="26"/>
     <w:bookmarkEnd w:id="27"/>
+    <w:p>
+      <w:pPr>
+        <w:spacing w:before="360"/>
+        <w:jc w:val="center"/>
+      </w:pPr>
+      <w:r>
+        <w:rPr>
+          <w:rFonts w:ascii="Times New Roman" w:hAnsi="Times New Roman"/>
+          <w:color w:val="555555"/>
+          <w:sz w:val="21"/>
+        </w:rPr>
+        <w:t>材料收集者：杜文杰</w:t>
+      </w:r>
+    </w:p>
     <w:sectPr>
       <w:headerReference r:id="rId9" w:type="default"/>
       <w:footerReference r:id="rId10" w:type="default"/>

--- a/02-放大电路/03-音频放大电路/噪声门电路/噪声门电路.docx
+++ b/02-放大电路/03-音频放大电路/噪声门电路/噪声门电路.docx
@@ -1,6 +1,6 @@
 
 <file path=word/document.xml><?xml version="1.0" encoding="utf-8"?>
-<w:document xmlns:w="http://schemas.openxmlformats.org/wordprocessingml/2006/main" xmlns:m="http://schemas.openxmlformats.org/officeDocument/2006/math" xmlns:r="http://schemas.openxmlformats.org/officeDocument/2006/relationships" xmlns:o="urn:schemas-microsoft-com:office:office" xmlns:v="urn:schemas-microsoft-com:vml" xmlns:w10="urn:schemas-microsoft-com:office:word" xmlns:a="http://schemas.openxmlformats.org/drawingml/2006/main" xmlns:pic="http://schemas.openxmlformats.org/drawingml/2006/picture" xmlns:wp="http://schemas.openxmlformats.org/drawingml/2006/wordprocessingDrawing">
+<w:document xmlns:m="http://schemas.openxmlformats.org/officeDocument/2006/math" xmlns:r="http://schemas.openxmlformats.org/officeDocument/2006/relationships" xmlns:w="http://schemas.openxmlformats.org/wordprocessingml/2006/main" xmlns:o="urn:schemas-microsoft-com:office:office" xmlns:v="urn:schemas-microsoft-com:vml" xmlns:w10="urn:schemas-microsoft-com:office:word" xmlns:a="http://schemas.openxmlformats.org/drawingml/2006/main" xmlns:pic="http://schemas.openxmlformats.org/drawingml/2006/picture" xmlns:wp="http://schemas.openxmlformats.org/drawingml/2006/wordprocessingDrawing">
   <w:body>
     <w:bookmarkStart w:id="27" w:name="噪声门电路"/>
     <w:p>
@@ -9,7 +9,7 @@
       </w:pPr>
       <w:r>
         <w:rPr>
-          <w:rFonts w:hint="eastAsia"/>
+          <w:rFonts w:hint="eastAsia" w:eastAsia="黑体"/>
         </w:rPr>
         <w:t xml:space="preserve">噪声门电路</w:t>
       </w:r>
@@ -21,7 +21,7 @@
       </w:pPr>
       <w:r>
         <w:rPr>
-          <w:rFonts w:hint="eastAsia"/>
+          <w:rFonts w:hint="eastAsia" w:eastAsia="黑体"/>
         </w:rPr>
         <w:t xml:space="preserve">拓扑描述</w:t>
       </w:r>
@@ -32,11 +32,14 @@
       </w:pPr>
       <w:r>
         <w:rPr>
-          <w:rFonts w:hint="eastAsia"/>
+          <w:rFonts w:hint="eastAsia" w:eastAsia="黑体"/>
         </w:rPr>
         <w:t xml:space="preserve">噪声门电路由运放</w:t>
       </w:r>
       <w:r>
+        <w:rPr>
+          <w:rFonts w:eastAsia="黑体"/>
+        </w:rPr>
         <w:t xml:space="preserve"> </w:t>
       </w:r>
       <m:oMath>
@@ -55,20 +58,26 @@
       </m:oMath>
       <w:r>
         <w:rPr>
-          <w:rFonts w:hint="eastAsia"/>
+          <w:rFonts w:hint="eastAsia" w:eastAsia="黑体"/>
         </w:rPr>
         <w:t xml:space="preserve">（VCA</w:t>
       </w:r>
       <w:r>
+        <w:rPr>
+          <w:rFonts w:eastAsia="黑体"/>
+        </w:rPr>
         <w:t xml:space="preserve"> </w:t>
       </w:r>
       <w:r>
         <w:rPr>
-          <w:rFonts w:hint="eastAsia"/>
+          <w:rFonts w:hint="eastAsia" w:eastAsia="黑体"/>
         </w:rPr>
         <w:t xml:space="preserve">或电压控制增益级）、检波二极管</w:t>
       </w:r>
       <w:r>
+        <w:rPr>
+          <w:rFonts w:eastAsia="黑体"/>
+        </w:rPr>
         <w:t xml:space="preserve"> </w:t>
       </w:r>
       <m:oMath>
@@ -87,11 +96,14 @@
       </m:oMath>
       <w:r>
         <w:rPr>
-          <w:rFonts w:hint="eastAsia"/>
+          <w:rFonts w:hint="eastAsia" w:eastAsia="黑体"/>
         </w:rPr>
         <w:t xml:space="preserve">、滤波电容</w:t>
       </w:r>
       <w:r>
+        <w:rPr>
+          <w:rFonts w:eastAsia="黑体"/>
+        </w:rPr>
         <w:t xml:space="preserve"> </w:t>
       </w:r>
       <m:oMath>
@@ -110,11 +122,14 @@
       </m:oMath>
       <w:r>
         <w:rPr>
-          <w:rFonts w:hint="eastAsia"/>
+          <w:rFonts w:hint="eastAsia" w:eastAsia="黑体"/>
         </w:rPr>
         <w:t xml:space="preserve">（含充放电时间常数电阻）、门限比较器</w:t>
       </w:r>
       <w:r>
+        <w:rPr>
+          <w:rFonts w:eastAsia="黑体"/>
+        </w:rPr>
         <w:t xml:space="preserve"> </w:t>
       </w:r>
       <m:oMath>
@@ -133,11 +148,14 @@
       </m:oMath>
       <w:r>
         <w:rPr>
-          <w:rFonts w:hint="eastAsia"/>
+          <w:rFonts w:hint="eastAsia" w:eastAsia="黑体"/>
         </w:rPr>
         <w:t xml:space="preserve">、门限设定电位器</w:t>
       </w:r>
       <w:r>
+        <w:rPr>
+          <w:rFonts w:eastAsia="黑体"/>
+        </w:rPr>
         <w:t xml:space="preserve"> </w:t>
       </w:r>
       <m:oMath>
@@ -155,15 +173,21 @@
         </m:sSub>
       </m:oMath>
       <w:r>
+        <w:rPr>
+          <w:rFonts w:eastAsia="黑体"/>
+        </w:rPr>
         <w:t xml:space="preserve"> </w:t>
       </w:r>
       <w:r>
         <w:rPr>
-          <w:rFonts w:hint="eastAsia"/>
+          <w:rFonts w:hint="eastAsia" w:eastAsia="黑体"/>
         </w:rPr>
         <w:t xml:space="preserve">及控制通路电阻组成。节点定义如下：输入节点</w:t>
       </w:r>
       <w:r>
+        <w:rPr>
+          <w:rFonts w:eastAsia="黑体"/>
+        </w:rPr>
         <w:t xml:space="preserve"> </w:t>
       </w:r>
       <m:oMath>
@@ -184,15 +208,21 @@
         </m:sSub>
       </m:oMath>
       <w:r>
+        <w:rPr>
+          <w:rFonts w:eastAsia="黑体"/>
+        </w:rPr>
         <w:t xml:space="preserve"> </w:t>
       </w:r>
       <w:r>
         <w:rPr>
-          <w:rFonts w:hint="eastAsia"/>
+          <w:rFonts w:hint="eastAsia" w:eastAsia="黑体"/>
         </w:rPr>
         <w:t xml:space="preserve">接输入信号并一分为二；主通道输入节点</w:t>
       </w:r>
       <w:r>
+        <w:rPr>
+          <w:rFonts w:eastAsia="黑体"/>
+        </w:rPr>
         <w:t xml:space="preserve"> </w:t>
       </w:r>
       <m:oMath>
@@ -216,15 +246,21 @@
         </m:sSub>
       </m:oMath>
       <w:r>
+        <w:rPr>
+          <w:rFonts w:eastAsia="黑体"/>
+        </w:rPr>
         <w:t xml:space="preserve"> </w:t>
       </w:r>
       <w:r>
         <w:rPr>
-          <w:rFonts w:hint="eastAsia"/>
+          <w:rFonts w:hint="eastAsia" w:eastAsia="黑体"/>
         </w:rPr>
         <w:t xml:space="preserve">进入增益受控级；检波输入节点</w:t>
       </w:r>
       <w:r>
+        <w:rPr>
+          <w:rFonts w:eastAsia="黑体"/>
+        </w:rPr>
         <w:t xml:space="preserve"> </w:t>
       </w:r>
       <m:oMath>
@@ -248,15 +284,21 @@
         </m:sSub>
       </m:oMath>
       <w:r>
+        <w:rPr>
+          <w:rFonts w:eastAsia="黑体"/>
+        </w:rPr>
         <w:t xml:space="preserve"> </w:t>
       </w:r>
       <w:r>
         <w:rPr>
-          <w:rFonts w:hint="eastAsia"/>
+          <w:rFonts w:hint="eastAsia" w:eastAsia="黑体"/>
         </w:rPr>
         <w:t xml:space="preserve">进入检波网络；包络节点</w:t>
       </w:r>
       <w:r>
+        <w:rPr>
+          <w:rFonts w:eastAsia="黑体"/>
+        </w:rPr>
         <w:t xml:space="preserve"> </w:t>
       </w:r>
       <m:oMath>
@@ -280,15 +322,21 @@
         </m:sSub>
       </m:oMath>
       <w:r>
+        <w:rPr>
+          <w:rFonts w:eastAsia="黑体"/>
+        </w:rPr>
         <w:t xml:space="preserve"> </w:t>
       </w:r>
       <w:r>
         <w:rPr>
-          <w:rFonts w:hint="eastAsia"/>
+          <w:rFonts w:hint="eastAsia" w:eastAsia="黑体"/>
         </w:rPr>
         <w:t xml:space="preserve">为检波电容上的直流控制电压；参考节点</w:t>
       </w:r>
       <w:r>
+        <w:rPr>
+          <w:rFonts w:eastAsia="黑体"/>
+        </w:rPr>
         <w:t xml:space="preserve"> </w:t>
       </w:r>
       <m:oMath>
@@ -309,15 +357,21 @@
         </m:sSub>
       </m:oMath>
       <w:r>
+        <w:rPr>
+          <w:rFonts w:eastAsia="黑体"/>
+        </w:rPr>
         <w:t xml:space="preserve"> </w:t>
       </w:r>
       <w:r>
         <w:rPr>
-          <w:rFonts w:hint="eastAsia"/>
+          <w:rFonts w:hint="eastAsia" w:eastAsia="黑体"/>
         </w:rPr>
         <w:t xml:space="preserve">为</w:t>
       </w:r>
       <w:r>
+        <w:rPr>
+          <w:rFonts w:eastAsia="黑体"/>
+        </w:rPr>
         <w:t xml:space="preserve"> </w:t>
       </w:r>
       <m:oMath>
@@ -335,15 +389,21 @@
         </m:sSub>
       </m:oMath>
       <w:r>
+        <w:rPr>
+          <w:rFonts w:eastAsia="黑体"/>
+        </w:rPr>
         <w:t xml:space="preserve"> </w:t>
       </w:r>
       <w:r>
         <w:rPr>
-          <w:rFonts w:hint="eastAsia"/>
+          <w:rFonts w:hint="eastAsia" w:eastAsia="黑体"/>
         </w:rPr>
         <w:t xml:space="preserve">设定的门限电压；控制节点</w:t>
       </w:r>
       <w:r>
+        <w:rPr>
+          <w:rFonts w:eastAsia="黑体"/>
+        </w:rPr>
         <w:t xml:space="preserve"> </w:t>
       </w:r>
       <m:oMath>
@@ -367,15 +427,21 @@
         </m:sSub>
       </m:oMath>
       <w:r>
+        <w:rPr>
+          <w:rFonts w:eastAsia="黑体"/>
+        </w:rPr>
         <w:t xml:space="preserve"> </w:t>
       </w:r>
       <w:r>
         <w:rPr>
-          <w:rFonts w:hint="eastAsia"/>
+          <w:rFonts w:hint="eastAsia" w:eastAsia="黑体"/>
         </w:rPr>
         <w:t xml:space="preserve">为比较器输出、驱动主通道增益；输出节点</w:t>
       </w:r>
       <w:r>
+        <w:rPr>
+          <w:rFonts w:eastAsia="黑体"/>
+        </w:rPr>
         <w:t xml:space="preserve"> </w:t>
       </w:r>
       <m:oMath>
@@ -399,20 +465,26 @@
         </m:sSub>
       </m:oMath>
       <w:r>
+        <w:rPr>
+          <w:rFonts w:eastAsia="黑体"/>
+        </w:rPr>
         <w:t xml:space="preserve"> </w:t>
       </w:r>
       <w:r>
         <w:rPr>
-          <w:rFonts w:hint="eastAsia"/>
+          <w:rFonts w:hint="eastAsia" w:eastAsia="黑体"/>
         </w:rPr>
         <w:t xml:space="preserve">为主通道输出；地节点</w:t>
       </w:r>
       <w:r>
+        <w:rPr>
+          <w:rFonts w:eastAsia="黑体"/>
+        </w:rPr>
         <w:t xml:space="preserve"> GND </w:t>
       </w:r>
       <w:r>
         <w:rPr>
-          <w:rFonts w:hint="eastAsia"/>
+          <w:rFonts w:hint="eastAsia" w:eastAsia="黑体"/>
         </w:rPr>
         <w:t xml:space="preserve">汇集各支路冷端。</w:t>
       </w:r>
@@ -421,7 +493,7 @@
       <w:pPr/>
       <w:r>
         <w:rPr>
-          <w:rFonts w:hint="eastAsia"/>
+          <w:rFonts w:hint="eastAsia" w:eastAsia="黑体"/>
         </w:rPr>
         <w:t xml:space="preserve">各元件管脚连接：</w:t>
       </w:r>
@@ -440,24 +512,33 @@
         </m:sSub>
       </m:oMath>
       <w:r>
+        <w:rPr>
+          <w:rFonts w:eastAsia="黑体"/>
+        </w:rPr>
         <w:t xml:space="preserve"> </w:t>
       </w:r>
       <w:r>
         <w:rPr>
-          <w:rFonts w:hint="eastAsia"/>
+          <w:rFonts w:hint="eastAsia" w:eastAsia="黑体"/>
         </w:rPr>
         <w:t xml:space="preserve">的</w:t>
       </w:r>
       <w:r>
+        <w:rPr>
+          <w:rFonts w:eastAsia="黑体"/>
+        </w:rPr>
         <w:t xml:space="preserve"> IN+/IN− </w:t>
       </w:r>
       <w:r>
         <w:rPr>
-          <w:rFonts w:hint="eastAsia"/>
+          <w:rFonts w:hint="eastAsia" w:eastAsia="黑体"/>
         </w:rPr>
         <w:t xml:space="preserve">一端接</w:t>
       </w:r>
       <w:r>
+        <w:rPr>
+          <w:rFonts w:eastAsia="黑体"/>
+        </w:rPr>
         <w:t xml:space="preserve"> </w:t>
       </w:r>
       <m:oMath>
@@ -482,20 +563,26 @@
       </m:oMath>
       <w:r>
         <w:rPr>
-          <w:rFonts w:hint="eastAsia"/>
+          <w:rFonts w:hint="eastAsia" w:eastAsia="黑体"/>
         </w:rPr>
         <w:t xml:space="preserve">，OUT</w:t>
       </w:r>
       <w:r>
+        <w:rPr>
+          <w:rFonts w:eastAsia="黑体"/>
+        </w:rPr>
         <w:t xml:space="preserve"> </w:t>
       </w:r>
       <w:r>
         <w:rPr>
-          <w:rFonts w:hint="eastAsia"/>
+          <w:rFonts w:hint="eastAsia" w:eastAsia="黑体"/>
         </w:rPr>
         <w:t xml:space="preserve">接</w:t>
       </w:r>
       <w:r>
+        <w:rPr>
+          <w:rFonts w:eastAsia="黑体"/>
+        </w:rPr>
         <w:t xml:space="preserve"> </w:t>
       </w:r>
       <m:oMath>
@@ -520,20 +607,26 @@
       </m:oMath>
       <w:r>
         <w:rPr>
-          <w:rFonts w:hint="eastAsia"/>
+          <w:rFonts w:hint="eastAsia" w:eastAsia="黑体"/>
         </w:rPr>
         <w:t xml:space="preserve">，V+、V−</w:t>
       </w:r>
       <w:r>
+        <w:rPr>
+          <w:rFonts w:eastAsia="黑体"/>
+        </w:rPr>
         <w:t xml:space="preserve"> </w:t>
       </w:r>
       <w:r>
         <w:rPr>
-          <w:rFonts w:hint="eastAsia"/>
+          <w:rFonts w:hint="eastAsia" w:eastAsia="黑体"/>
         </w:rPr>
         <w:t xml:space="preserve">分接正负电源，控制端接</w:t>
       </w:r>
       <w:r>
+        <w:rPr>
+          <w:rFonts w:eastAsia="黑体"/>
+        </w:rPr>
         <w:t xml:space="preserve"> </w:t>
       </w:r>
       <m:oMath>
@@ -558,11 +651,14 @@
       </m:oMath>
       <w:r>
         <w:rPr>
-          <w:rFonts w:hint="eastAsia"/>
+          <w:rFonts w:hint="eastAsia" w:eastAsia="黑体"/>
         </w:rPr>
         <w:t xml:space="preserve">；二极管</w:t>
       </w:r>
       <w:r>
+        <w:rPr>
+          <w:rFonts w:eastAsia="黑体"/>
+        </w:rPr>
         <w:t xml:space="preserve"> </w:t>
       </w:r>
       <m:oMath>
@@ -580,15 +676,21 @@
         </m:sSub>
       </m:oMath>
       <w:r>
+        <w:rPr>
+          <w:rFonts w:eastAsia="黑体"/>
+        </w:rPr>
         <w:t xml:space="preserve"> </w:t>
       </w:r>
       <w:r>
         <w:rPr>
-          <w:rFonts w:hint="eastAsia"/>
+          <w:rFonts w:hint="eastAsia" w:eastAsia="黑体"/>
         </w:rPr>
         <w:t xml:space="preserve">阳极接</w:t>
       </w:r>
       <w:r>
+        <w:rPr>
+          <w:rFonts w:eastAsia="黑体"/>
+        </w:rPr>
         <w:t xml:space="preserve"> </w:t>
       </w:r>
       <m:oMath>
@@ -613,11 +715,14 @@
       </m:oMath>
       <w:r>
         <w:rPr>
-          <w:rFonts w:hint="eastAsia"/>
+          <w:rFonts w:hint="eastAsia" w:eastAsia="黑体"/>
         </w:rPr>
         <w:t xml:space="preserve">（或经缓冲后），阴极接</w:t>
       </w:r>
       <w:r>
+        <w:rPr>
+          <w:rFonts w:eastAsia="黑体"/>
+        </w:rPr>
         <w:t xml:space="preserve"> </w:t>
       </w:r>
       <m:oMath>
@@ -642,11 +747,14 @@
       </m:oMath>
       <w:r>
         <w:rPr>
-          <w:rFonts w:hint="eastAsia"/>
+          <w:rFonts w:hint="eastAsia" w:eastAsia="黑体"/>
         </w:rPr>
         <w:t xml:space="preserve">；滤波电容</w:t>
       </w:r>
       <w:r>
+        <w:rPr>
+          <w:rFonts w:eastAsia="黑体"/>
+        </w:rPr>
         <w:t xml:space="preserve"> </w:t>
       </w:r>
       <m:oMath>
@@ -664,15 +772,21 @@
         </m:sSub>
       </m:oMath>
       <w:r>
+        <w:rPr>
+          <w:rFonts w:eastAsia="黑体"/>
+        </w:rPr>
         <w:t xml:space="preserve"> </w:t>
       </w:r>
       <w:r>
         <w:rPr>
-          <w:rFonts w:hint="eastAsia"/>
+          <w:rFonts w:hint="eastAsia" w:eastAsia="黑体"/>
         </w:rPr>
         <w:t xml:space="preserve">一端接</w:t>
       </w:r>
       <w:r>
+        <w:rPr>
+          <w:rFonts w:eastAsia="黑体"/>
+        </w:rPr>
         <w:t xml:space="preserve"> </w:t>
       </w:r>
       <m:oMath>
@@ -697,20 +811,26 @@
       </m:oMath>
       <w:r>
         <w:rPr>
-          <w:rFonts w:hint="eastAsia"/>
+          <w:rFonts w:hint="eastAsia" w:eastAsia="黑体"/>
         </w:rPr>
         <w:t xml:space="preserve">，另一端接</w:t>
       </w:r>
       <w:r>
+        <w:rPr>
+          <w:rFonts w:eastAsia="黑体"/>
+        </w:rPr>
         <w:t xml:space="preserve"> </w:t>
       </w:r>
       <w:r>
         <w:rPr>
-          <w:rFonts w:hint="eastAsia"/>
+          <w:rFonts w:hint="eastAsia" w:eastAsia="黑体"/>
         </w:rPr>
         <w:t xml:space="preserve">GND；比较器</w:t>
       </w:r>
       <w:r>
+        <w:rPr>
+          <w:rFonts w:eastAsia="黑体"/>
+        </w:rPr>
         <w:t xml:space="preserve"> </w:t>
       </w:r>
       <m:oMath>
@@ -728,24 +848,33 @@
         </m:sSub>
       </m:oMath>
       <w:r>
+        <w:rPr>
+          <w:rFonts w:eastAsia="黑体"/>
+        </w:rPr>
         <w:t xml:space="preserve"> </w:t>
       </w:r>
       <w:r>
         <w:rPr>
-          <w:rFonts w:hint="eastAsia"/>
+          <w:rFonts w:hint="eastAsia" w:eastAsia="黑体"/>
         </w:rPr>
         <w:t xml:space="preserve">的</w:t>
       </w:r>
       <w:r>
+        <w:rPr>
+          <w:rFonts w:eastAsia="黑体"/>
+        </w:rPr>
         <w:t xml:space="preserve"> IN− </w:t>
       </w:r>
       <w:r>
         <w:rPr>
-          <w:rFonts w:hint="eastAsia"/>
+          <w:rFonts w:hint="eastAsia" w:eastAsia="黑体"/>
         </w:rPr>
         <w:t xml:space="preserve">接</w:t>
       </w:r>
       <w:r>
+        <w:rPr>
+          <w:rFonts w:eastAsia="黑体"/>
+        </w:rPr>
         <w:t xml:space="preserve"> </w:t>
       </w:r>
       <m:oMath>
@@ -770,20 +899,26 @@
       </m:oMath>
       <w:r>
         <w:rPr>
-          <w:rFonts w:hint="eastAsia"/>
+          <w:rFonts w:hint="eastAsia" w:eastAsia="黑体"/>
         </w:rPr>
         <w:t xml:space="preserve">，IN+</w:t>
       </w:r>
       <w:r>
+        <w:rPr>
+          <w:rFonts w:eastAsia="黑体"/>
+        </w:rPr>
         <w:t xml:space="preserve"> </w:t>
       </w:r>
       <w:r>
         <w:rPr>
-          <w:rFonts w:hint="eastAsia"/>
+          <w:rFonts w:hint="eastAsia" w:eastAsia="黑体"/>
         </w:rPr>
         <w:t xml:space="preserve">接</w:t>
       </w:r>
       <w:r>
+        <w:rPr>
+          <w:rFonts w:eastAsia="黑体"/>
+        </w:rPr>
         <w:t xml:space="preserve"> </w:t>
       </w:r>
       <m:oMath>
@@ -805,20 +940,26 @@
       </m:oMath>
       <w:r>
         <w:rPr>
-          <w:rFonts w:hint="eastAsia"/>
+          <w:rFonts w:hint="eastAsia" w:eastAsia="黑体"/>
         </w:rPr>
         <w:t xml:space="preserve">，OUT</w:t>
       </w:r>
       <w:r>
+        <w:rPr>
+          <w:rFonts w:eastAsia="黑体"/>
+        </w:rPr>
         <w:t xml:space="preserve"> </w:t>
       </w:r>
       <w:r>
         <w:rPr>
-          <w:rFonts w:hint="eastAsia"/>
+          <w:rFonts w:hint="eastAsia" w:eastAsia="黑体"/>
         </w:rPr>
         <w:t xml:space="preserve">接</w:t>
       </w:r>
       <w:r>
+        <w:rPr>
+          <w:rFonts w:eastAsia="黑体"/>
+        </w:rPr>
         <w:t xml:space="preserve"> </w:t>
       </w:r>
       <m:oMath>
@@ -843,11 +984,14 @@
       </m:oMath>
       <w:r>
         <w:rPr>
-          <w:rFonts w:hint="eastAsia"/>
+          <w:rFonts w:hint="eastAsia" w:eastAsia="黑体"/>
         </w:rPr>
         <w:t xml:space="preserve">；电位器</w:t>
       </w:r>
       <w:r>
+        <w:rPr>
+          <w:rFonts w:eastAsia="黑体"/>
+        </w:rPr>
         <w:t xml:space="preserve"> </w:t>
       </w:r>
       <m:oMath>
@@ -865,24 +1009,33 @@
         </m:sSub>
       </m:oMath>
       <w:r>
+        <w:rPr>
+          <w:rFonts w:eastAsia="黑体"/>
+        </w:rPr>
         <w:t xml:space="preserve"> </w:t>
       </w:r>
       <w:r>
         <w:rPr>
-          <w:rFonts w:hint="eastAsia"/>
+          <w:rFonts w:hint="eastAsia" w:eastAsia="黑体"/>
         </w:rPr>
         <w:t xml:space="preserve">一端接参考电源、另一端接</w:t>
       </w:r>
       <w:r>
+        <w:rPr>
+          <w:rFonts w:eastAsia="黑体"/>
+        </w:rPr>
         <w:t xml:space="preserve"> </w:t>
       </w:r>
       <w:r>
         <w:rPr>
-          <w:rFonts w:hint="eastAsia"/>
+          <w:rFonts w:hint="eastAsia" w:eastAsia="黑体"/>
         </w:rPr>
         <w:t xml:space="preserve">GND，滑动端接</w:t>
       </w:r>
       <w:r>
+        <w:rPr>
+          <w:rFonts w:eastAsia="黑体"/>
+        </w:rPr>
         <w:t xml:space="preserve"> </w:t>
       </w:r>
       <m:oMath>
@@ -903,6 +1056,9 @@
         </m:sSub>
       </m:oMath>
       <w:r>
+        <w:rPr>
+          <w:rFonts w:eastAsia="黑体"/>
+        </w:rPr>
         <w:t xml:space="preserve">。</w:t>
       </w:r>
     </w:p>
@@ -910,7 +1066,7 @@
       <w:pPr/>
       <w:r>
         <w:rPr>
-          <w:rFonts w:hint="eastAsia"/>
+          <w:rFonts w:hint="eastAsia" w:eastAsia="黑体"/>
         </w:rPr>
         <w:t xml:space="preserve">该电路为”检测—比较—压控增益”闭环结构，</w:t>
       </w:r>
@@ -935,15 +1091,21 @@
         </m:sSub>
       </m:oMath>
       <w:r>
+        <w:rPr>
+          <w:rFonts w:eastAsia="黑体"/>
+        </w:rPr>
         <w:t xml:space="preserve"> </w:t>
       </w:r>
       <w:r>
         <w:rPr>
-          <w:rFonts w:hint="eastAsia"/>
+          <w:rFonts w:hint="eastAsia" w:eastAsia="黑体"/>
         </w:rPr>
         <w:t xml:space="preserve">与</w:t>
       </w:r>
       <w:r>
+        <w:rPr>
+          <w:rFonts w:eastAsia="黑体"/>
+        </w:rPr>
         <w:t xml:space="preserve"> </w:t>
       </w:r>
       <m:oMath>
@@ -964,11 +1126,14 @@
         </m:sSub>
       </m:oMath>
       <w:r>
+        <w:rPr>
+          <w:rFonts w:eastAsia="黑体"/>
+        </w:rPr>
         <w:t xml:space="preserve"> </w:t>
       </w:r>
       <w:r>
         <w:rPr>
-          <w:rFonts w:hint="eastAsia"/>
+          <w:rFonts w:hint="eastAsia" w:eastAsia="黑体"/>
         </w:rPr>
         <w:t xml:space="preserve">比较的结果在信号低于门限时压闭主通道，实现噪声门功能。</w:t>
       </w:r>
@@ -981,7 +1146,7 @@
       </w:pPr>
       <w:r>
         <w:rPr>
-          <w:rFonts w:hint="eastAsia"/>
+          <w:rFonts w:hint="eastAsia" w:eastAsia="黑体"/>
         </w:rPr>
         <w:t xml:space="preserve">工作原理</w:t>
       </w:r>
@@ -992,16 +1157,19 @@
       </w:pPr>
       <w:r>
         <w:rPr>
-          <w:rFonts w:hint="eastAsia"/>
+          <w:rFonts w:hint="eastAsia" w:eastAsia="黑体"/>
         </w:rPr>
         <w:t xml:space="preserve">信号电平高于门限时对比结果使主通道增益为正常值，信号完整通过；当信号跌落到门限以下，比较器翻转，控制电压把主通道增益压到极低（或截止），从而“关闭”通道，衰减噪声。开启</w:t>
       </w:r>
       <w:r>
+        <w:rPr>
+          <w:rFonts w:eastAsia="黑体"/>
+        </w:rPr>
         <w:t xml:space="preserve"> / </w:t>
       </w:r>
       <w:r>
         <w:rPr>
-          <w:rFonts w:hint="eastAsia"/>
+          <w:rFonts w:hint="eastAsia" w:eastAsia="黑体"/>
         </w:rPr>
         <w:t xml:space="preserve">关闭的斜率由时间常数网络决定。</w:t>
       </w:r>
@@ -1014,7 +1182,7 @@
       </w:pPr>
       <w:r>
         <w:rPr>
-          <w:rFonts w:hint="eastAsia"/>
+          <w:rFonts w:hint="eastAsia" w:eastAsia="黑体"/>
         </w:rPr>
         <w:t xml:space="preserve">关键计算公式</w:t>
       </w:r>
@@ -1028,7 +1196,7 @@
       </w:pPr>
       <w:r>
         <w:rPr>
-          <w:rFonts w:hint="eastAsia"/>
+          <w:rFonts w:hint="eastAsia" w:eastAsia="黑体"/>
         </w:rPr>
         <w:t xml:space="preserve">门限比较条件：</w:t>
       </w:r>
@@ -1174,7 +1342,7 @@
       </w:pPr>
       <w:r>
         <w:rPr>
-          <w:rFonts w:hint="eastAsia"/>
+          <w:rFonts w:hint="eastAsia" w:eastAsia="黑体"/>
         </w:rPr>
         <w:t xml:space="preserve">衰减量（关门时）：</w:t>
       </w:r>
@@ -1318,7 +1486,7 @@
       </w:pPr>
       <w:r>
         <w:rPr>
-          <w:rFonts w:hint="eastAsia"/>
+          <w:rFonts w:hint="eastAsia" w:eastAsia="黑体"/>
         </w:rPr>
         <w:t xml:space="preserve">检波时间常数：</w:t>
       </w:r>
@@ -1510,7 +1678,7 @@
             </w:pPr>
             <w:r>
               <w:rPr>
-                <w:rFonts w:hint="eastAsia"/>
+                <w:rFonts w:hint="eastAsia" w:eastAsia="黑体"/>
               </w:rPr>
               <w:t xml:space="preserve">符号</w:t>
             </w:r>
@@ -1524,7 +1692,7 @@
             </w:pPr>
             <w:r>
               <w:rPr>
-                <w:rFonts w:hint="eastAsia"/>
+                <w:rFonts w:hint="eastAsia" w:eastAsia="黑体"/>
               </w:rPr>
               <w:t xml:space="preserve">含义</w:t>
             </w:r>
@@ -1538,7 +1706,7 @@
             </w:pPr>
             <w:r>
               <w:rPr>
-                <w:rFonts w:hint="eastAsia"/>
+                <w:rFonts w:hint="eastAsia" w:eastAsia="黑体"/>
               </w:rPr>
               <w:t xml:space="preserve">单位</w:t>
             </w:r>
@@ -1573,6 +1741,9 @@
               </m:sSub>
             </m:oMath>
             <w:r>
+              <w:rPr>
+                <w:rFonts w:eastAsia="黑体"/>
+              </w:rPr>
               <w:t xml:space="preserve">​</w:t>
             </w:r>
           </w:p>
@@ -1585,7 +1756,7 @@
             </w:pPr>
             <w:r>
               <w:rPr>
-                <w:rFonts w:hint="eastAsia"/>
+                <w:rFonts w:hint="eastAsia" w:eastAsia="黑体"/>
               </w:rPr>
               <w:t xml:space="preserve">包络（检波）电压</w:t>
             </w:r>
@@ -1598,6 +1769,9 @@
               <w:pStyle w:val="Compact"/>
             </w:pPr>
             <w:r>
+              <w:rPr>
+                <w:rFonts w:eastAsia="黑体"/>
+              </w:rPr>
               <w:t xml:space="preserve">V</w:t>
             </w:r>
           </w:p>
@@ -1628,6 +1802,9 @@
               </m:sSub>
             </m:oMath>
             <w:r>
+              <w:rPr>
+                <w:rFonts w:eastAsia="黑体"/>
+              </w:rPr>
               <w:t xml:space="preserve">​</w:t>
             </w:r>
           </w:p>
@@ -1640,7 +1817,7 @@
             </w:pPr>
             <w:r>
               <w:rPr>
-                <w:rFonts w:hint="eastAsia"/>
+                <w:rFonts w:hint="eastAsia" w:eastAsia="黑体"/>
               </w:rPr>
               <w:t xml:space="preserve">门限电压</w:t>
             </w:r>
@@ -1653,6 +1830,9 @@
               <w:pStyle w:val="Compact"/>
             </w:pPr>
             <w:r>
+              <w:rPr>
+                <w:rFonts w:eastAsia="黑体"/>
+              </w:rPr>
               <w:t xml:space="preserve">V</w:t>
             </w:r>
           </w:p>
@@ -1689,6 +1869,9 @@
               </m:sSub>
             </m:oMath>
             <w:r>
+              <w:rPr>
+                <w:rFonts w:eastAsia="黑体"/>
+              </w:rPr>
               <w:t xml:space="preserve">​</w:t>
             </w:r>
           </w:p>
@@ -1701,7 +1884,7 @@
             </w:pPr>
             <w:r>
               <w:rPr>
-                <w:rFonts w:hint="eastAsia"/>
+                <w:rFonts w:hint="eastAsia" w:eastAsia="黑体"/>
               </w:rPr>
               <w:t xml:space="preserve">关门衰减量</w:t>
             </w:r>
@@ -1714,6 +1897,9 @@
               <w:pStyle w:val="Compact"/>
             </w:pPr>
             <w:r>
+              <w:rPr>
+                <w:rFonts w:eastAsia="黑体"/>
+              </w:rPr>
               <w:t xml:space="preserve">dB</w:t>
             </w:r>
           </w:p>
@@ -1732,12 +1918,21 @@
               </m:r>
             </m:oMath>
             <w:r>
+              <w:rPr>
+                <w:rFonts w:eastAsia="黑体"/>
+              </w:rPr>
               <w:t xml:space="preserve"> </w:t>
             </w:r>
             <w:r>
+              <w:rPr>
+                <w:rFonts w:eastAsia="黑体"/>
+              </w:rPr>
               <w:t xml:space="preserve">/</w:t>
             </w:r>
             <w:r>
+              <w:rPr>
+                <w:rFonts w:eastAsia="黑体"/>
+              </w:rPr>
               <w:t xml:space="preserve"> </w:t>
             </w:r>
             <m:oMath>
@@ -1755,16 +1950,19 @@
             </w:pPr>
             <w:r>
               <w:rPr>
-                <w:rFonts w:hint="eastAsia"/>
+                <w:rFonts w:hint="eastAsia" w:eastAsia="黑体"/>
               </w:rPr>
               <w:t xml:space="preserve">检波电阻</w:t>
             </w:r>
             <w:r>
+              <w:rPr>
+                <w:rFonts w:eastAsia="黑体"/>
+              </w:rPr>
               <w:t xml:space="preserve"> / </w:t>
             </w:r>
             <w:r>
               <w:rPr>
-                <w:rFonts w:hint="eastAsia"/>
+                <w:rFonts w:hint="eastAsia" w:eastAsia="黑体"/>
               </w:rPr>
               <w:t xml:space="preserve">电容</w:t>
             </w:r>
@@ -1777,6 +1975,9 @@
               <w:pStyle w:val="Compact"/>
             </w:pPr>
             <w:r>
+              <w:rPr>
+                <w:rFonts w:eastAsia="黑体"/>
+              </w:rPr>
               <w:t xml:space="preserve">Ω / F</w:t>
             </w:r>
           </w:p>
@@ -1819,12 +2020,21 @@
               </m:sSub>
             </m:oMath>
             <w:r>
+              <w:rPr>
+                <w:rFonts w:eastAsia="黑体"/>
+              </w:rPr>
               <w:t xml:space="preserve"> </w:t>
             </w:r>
             <w:r>
+              <w:rPr>
+                <w:rFonts w:eastAsia="黑体"/>
+              </w:rPr>
               <w:t xml:space="preserve">/</w:t>
             </w:r>
             <w:r>
+              <w:rPr>
+                <w:rFonts w:eastAsia="黑体"/>
+              </w:rPr>
               <w:t xml:space="preserve"> </w:t>
             </w:r>
             <m:oMath>
@@ -1869,16 +2079,19 @@
             </w:pPr>
             <w:r>
               <w:rPr>
-                <w:rFonts w:hint="eastAsia"/>
+                <w:rFonts w:hint="eastAsia" w:eastAsia="黑体"/>
               </w:rPr>
               <w:t xml:space="preserve">启动</w:t>
             </w:r>
             <w:r>
+              <w:rPr>
+                <w:rFonts w:eastAsia="黑体"/>
+              </w:rPr>
               <w:t xml:space="preserve"> / </w:t>
             </w:r>
             <w:r>
               <w:rPr>
-                <w:rFonts w:hint="eastAsia"/>
+                <w:rFonts w:hint="eastAsia" w:eastAsia="黑体"/>
               </w:rPr>
               <w:t xml:space="preserve">释放时间</w:t>
             </w:r>
@@ -1891,6 +2104,9 @@
               <w:pStyle w:val="Compact"/>
             </w:pPr>
             <w:r>
+              <w:rPr>
+                <w:rFonts w:eastAsia="黑体"/>
+              </w:rPr>
               <w:t xml:space="preserve">s</w:t>
             </w:r>
           </w:p>
@@ -1905,7 +2121,7 @@
       </w:pPr>
       <w:r>
         <w:rPr>
-          <w:rFonts w:hint="eastAsia"/>
+          <w:rFonts w:hint="eastAsia" w:eastAsia="黑体"/>
         </w:rPr>
         <w:t xml:space="preserve">元件调整影响</w:t>
       </w:r>
@@ -1920,7 +2136,7 @@
       </w:pPr>
       <w:r>
         <w:rPr>
-          <w:rFonts w:hint="eastAsia"/>
+          <w:rFonts w:hint="eastAsia" w:eastAsia="黑体"/>
           <w:b/>
           <w:bCs/>
         </w:rPr>
@@ -1945,6 +2161,7 @@
       </m:oMath>
       <w:r>
         <w:rPr>
+          <w:rFonts w:eastAsia="黑体"/>
           <w:b/>
           <w:bCs/>
         </w:rPr>
@@ -1952,21 +2169,27 @@
       </w:r>
       <w:r>
         <w:rPr>
-          <w:rFonts w:hint="eastAsia"/>
+          <w:rFonts w:hint="eastAsia" w:eastAsia="黑体"/>
           <w:b/>
           <w:bCs/>
         </w:rPr>
         <w:t xml:space="preserve">升高）</w:t>
       </w:r>
       <w:r>
+        <w:rPr>
+          <w:rFonts w:eastAsia="黑体"/>
+        </w:rPr>
         <w:t xml:space="preserve"> </w:t>
       </w:r>
       <w:r>
+        <w:rPr>
+          <w:rFonts w:eastAsia="黑体"/>
+        </w:rPr>
         <w:t xml:space="preserve">→ </w:t>
       </w:r>
       <w:r>
         <w:rPr>
-          <w:rFonts w:hint="eastAsia"/>
+          <w:rFonts w:hint="eastAsia" w:eastAsia="黑体"/>
         </w:rPr>
         <w:t xml:space="preserve">需更大信号才开门，噪声抑制更强但可能切断弱信号尾音。</w:t>
       </w:r>
@@ -1986,6 +2209,7 @@
       </m:oMath>
       <w:r>
         <w:rPr>
+          <w:rFonts w:eastAsia="黑体"/>
           <w:b/>
           <w:bCs/>
         </w:rPr>
@@ -1993,21 +2217,27 @@
       </w:r>
       <w:r>
         <w:rPr>
-          <w:rFonts w:hint="eastAsia"/>
+          <w:rFonts w:hint="eastAsia" w:eastAsia="黑体"/>
           <w:b/>
           <w:bCs/>
         </w:rPr>
         <w:t xml:space="preserve">增大</w:t>
       </w:r>
       <w:r>
+        <w:rPr>
+          <w:rFonts w:eastAsia="黑体"/>
+        </w:rPr>
         <w:t xml:space="preserve"> </w:t>
       </w:r>
       <w:r>
+        <w:rPr>
+          <w:rFonts w:eastAsia="黑体"/>
+        </w:rPr>
         <w:t xml:space="preserve">→ </w:t>
       </w:r>
       <w:r>
         <w:rPr>
-          <w:rFonts w:hint="eastAsia"/>
+          <w:rFonts w:hint="eastAsia" w:eastAsia="黑体"/>
         </w:rPr>
         <w:t xml:space="preserve">启动、释放变慢，切换更平滑。</w:t>
       </w:r>
@@ -2036,6 +2266,7 @@
       </m:oMath>
       <w:r>
         <w:rPr>
+          <w:rFonts w:eastAsia="黑体"/>
           <w:b/>
           <w:bCs/>
         </w:rPr>
@@ -2043,21 +2274,27 @@
       </w:r>
       <w:r>
         <w:rPr>
-          <w:rFonts w:hint="eastAsia"/>
+          <w:rFonts w:hint="eastAsia" w:eastAsia="黑体"/>
           <w:b/>
           <w:bCs/>
         </w:rPr>
         <w:t xml:space="preserve">增大</w:t>
       </w:r>
       <w:r>
+        <w:rPr>
+          <w:rFonts w:eastAsia="黑体"/>
+        </w:rPr>
         <w:t xml:space="preserve"> </w:t>
       </w:r>
       <w:r>
+        <w:rPr>
+          <w:rFonts w:eastAsia="黑体"/>
+        </w:rPr>
         <w:t xml:space="preserve">→ </w:t>
       </w:r>
       <w:r>
         <w:rPr>
-          <w:rFonts w:hint="eastAsia"/>
+          <w:rFonts w:hint="eastAsia" w:eastAsia="黑体"/>
         </w:rPr>
         <w:t xml:space="preserve">释放（关门）变慢，减少“咔嗒”声但底噪残留时间变长。</w:t>
       </w:r>
@@ -2072,21 +2309,27 @@
       </w:pPr>
       <w:r>
         <w:rPr>
-          <w:rFonts w:hint="eastAsia"/>
+          <w:rFonts w:hint="eastAsia" w:eastAsia="黑体"/>
           <w:b/>
           <w:bCs/>
         </w:rPr>
         <w:t xml:space="preserve">关门衰减增益增大</w:t>
       </w:r>
       <w:r>
+        <w:rPr>
+          <w:rFonts w:eastAsia="黑体"/>
+        </w:rPr>
         <w:t xml:space="preserve"> </w:t>
       </w:r>
       <w:r>
+        <w:rPr>
+          <w:rFonts w:eastAsia="黑体"/>
+        </w:rPr>
         <w:t xml:space="preserve">→ </w:t>
       </w:r>
       <w:r>
         <w:rPr>
-          <w:rFonts w:hint="eastAsia"/>
+          <w:rFonts w:hint="eastAsia" w:eastAsia="黑体"/>
         </w:rPr>
         <w:t xml:space="preserve">抑制更深，但切换瞬态更明显。</w:t>
       </w:r>
@@ -2099,7 +2342,7 @@
       </w:pPr>
       <w:r>
         <w:rPr>
-          <w:rFonts w:hint="eastAsia"/>
+          <w:rFonts w:hint="eastAsia" w:eastAsia="黑体"/>
         </w:rPr>
         <w:t xml:space="preserve">典型参数示例</w:t>
       </w:r>
@@ -2114,11 +2357,14 @@
       </w:pPr>
       <w:r>
         <w:rPr>
-          <w:rFonts w:hint="eastAsia"/>
+          <w:rFonts w:hint="eastAsia" w:eastAsia="黑体"/>
         </w:rPr>
         <w:t xml:space="preserve">取</w:t>
       </w:r>
       <w:r>
+        <w:rPr>
+          <w:rFonts w:eastAsia="黑体"/>
+        </w:rPr>
         <w:t xml:space="preserve"> </w:t>
       </w:r>
       <m:oMath>
@@ -2159,11 +2405,14 @@
       </m:oMath>
       <w:r>
         <w:rPr>
-          <w:rFonts w:hint="eastAsia"/>
+          <w:rFonts w:hint="eastAsia" w:eastAsia="黑体"/>
         </w:rPr>
         <w:t xml:space="preserve">、关门增益</w:t>
       </w:r>
       <w:r>
+        <w:rPr>
+          <w:rFonts w:eastAsia="黑体"/>
+        </w:rPr>
         <w:t xml:space="preserve"> </w:t>
       </w:r>
       <m:oMath>
@@ -2216,25 +2465,31 @@
       </m:oMath>
       <w:r>
         <w:rPr>
-          <w:rFonts w:hint="eastAsia"/>
+          <w:rFonts w:hint="eastAsia" w:eastAsia="黑体"/>
         </w:rPr>
         <w:t xml:space="preserve">：信号低于</w:t>
       </w:r>
       <w:r>
+        <w:rPr>
+          <w:rFonts w:eastAsia="黑体"/>
+        </w:rPr>
         <w:t xml:space="preserve"> 0.1 V </w:t>
       </w:r>
       <w:r>
         <w:rPr>
-          <w:rFonts w:hint="eastAsia"/>
+          <w:rFonts w:hint="eastAsia" w:eastAsia="黑体"/>
         </w:rPr>
         <w:t xml:space="preserve">时输出衰减</w:t>
       </w:r>
       <w:r>
+        <w:rPr>
+          <w:rFonts w:eastAsia="黑体"/>
+        </w:rPr>
         <w:t xml:space="preserve"> 60 </w:t>
       </w:r>
       <w:r>
         <w:rPr>
-          <w:rFonts w:hint="eastAsia"/>
+          <w:rFonts w:hint="eastAsia" w:eastAsia="黑体"/>
         </w:rPr>
         <w:t xml:space="preserve">dB，噪声几乎不可闻。</w:t>
       </w:r>
@@ -2249,11 +2504,14 @@
       </w:pPr>
       <w:r>
         <w:rPr>
-          <w:rFonts w:hint="eastAsia"/>
+          <w:rFonts w:hint="eastAsia" w:eastAsia="黑体"/>
         </w:rPr>
         <w:t xml:space="preserve">取</w:t>
       </w:r>
       <w:r>
+        <w:rPr>
+          <w:rFonts w:eastAsia="黑体"/>
+        </w:rPr>
         <w:t xml:space="preserve"> </w:t>
       </w:r>
       <m:oMath>
@@ -2290,6 +2548,9 @@
         </m:r>
       </m:oMath>
       <w:r>
+        <w:rPr>
+          <w:rFonts w:eastAsia="黑体"/>
+        </w:rPr>
         <w:t xml:space="preserve">、</w:t>
       </w:r>
       <m:oMath>
@@ -2321,7 +2582,7 @@
       </m:oMath>
       <w:r>
         <w:rPr>
-          <w:rFonts w:hint="eastAsia"/>
+          <w:rFonts w:hint="eastAsia" w:eastAsia="黑体"/>
         </w:rPr>
         <w:t xml:space="preserve">：</w:t>
       </w:r>
@@ -2419,6 +2680,9 @@
         </m:r>
       </m:oMath>
       <w:r>
+        <w:rPr>
+          <w:rFonts w:eastAsia="黑体"/>
+        </w:rPr>
         <w:t xml:space="preserve">。</w:t>
       </w:r>
     </w:p>
@@ -2430,7 +2694,7 @@
       </w:pPr>
       <w:r>
         <w:rPr>
-          <w:rFonts w:hint="eastAsia"/>
+          <w:rFonts w:hint="eastAsia" w:eastAsia="黑体"/>
         </w:rPr>
         <w:t xml:space="preserve">常见器件型号</w:t>
       </w:r>
@@ -2445,16 +2709,19 @@
       </w:pPr>
       <w:r>
         <w:rPr>
-          <w:rFonts w:hint="eastAsia"/>
+          <w:rFonts w:hint="eastAsia" w:eastAsia="黑体"/>
         </w:rPr>
         <w:t xml:space="preserve">VCA：THAT</w:t>
       </w:r>
       <w:r>
+        <w:rPr>
+          <w:rFonts w:eastAsia="黑体"/>
+        </w:rPr>
         <w:t xml:space="preserve"> 2180 / </w:t>
       </w:r>
       <w:r>
         <w:rPr>
-          <w:rFonts w:hint="eastAsia"/>
+          <w:rFonts w:hint="eastAsia" w:eastAsia="黑体"/>
         </w:rPr>
         <w:t xml:space="preserve">2181、SSM2164；运放：NE5532、TL072。</w:t>
       </w:r>
@@ -2469,7 +2736,7 @@
       </w:pPr>
       <w:r>
         <w:rPr>
-          <w:rFonts w:hint="eastAsia"/>
+          <w:rFonts w:hint="eastAsia" w:eastAsia="黑体"/>
         </w:rPr>
         <w:t xml:space="preserve">检波二极管：1N4148、1N914；JFET：J113、BF245。</w:t>
       </w:r>
@@ -2482,7 +2749,7 @@
       </w:pPr>
       <w:r>
         <w:rPr>
-          <w:rFonts w:hint="eastAsia"/>
+          <w:rFonts w:hint="eastAsia" w:eastAsia="黑体"/>
         </w:rPr>
         <w:t xml:space="preserve">注意事项</w:t>
       </w:r>
@@ -2497,16 +2764,19 @@
       </w:pPr>
       <w:r>
         <w:rPr>
-          <w:rFonts w:hint="eastAsia"/>
+          <w:rFonts w:hint="eastAsia" w:eastAsia="黑体"/>
         </w:rPr>
         <w:t xml:space="preserve">释放时间过短会在信号残响处频繁开关，产生“咔嗒</w:t>
       </w:r>
       <w:r>
+        <w:rPr>
+          <w:rFonts w:eastAsia="黑体"/>
+        </w:rPr>
         <w:t xml:space="preserve"> / </w:t>
       </w:r>
       <w:r>
         <w:rPr>
-          <w:rFonts w:hint="eastAsia"/>
+          <w:rFonts w:hint="eastAsia" w:eastAsia="黑体"/>
         </w:rPr>
         <w:t xml:space="preserve">pumping”感。</w:t>
       </w:r>
@@ -2521,7 +2791,7 @@
       </w:pPr>
       <w:r>
         <w:rPr>
-          <w:rFonts w:hint="eastAsia"/>
+          <w:rFonts w:hint="eastAsia" w:eastAsia="黑体"/>
         </w:rPr>
         <w:t xml:space="preserve">门限过高会切掉弱音开头与尾音，需配合启动时间设置。</w:t>
       </w:r>
@@ -2536,16 +2806,19 @@
       </w:pPr>
       <w:r>
         <w:rPr>
-          <w:rFonts w:hint="eastAsia"/>
+          <w:rFonts w:hint="eastAsia" w:eastAsia="黑体"/>
         </w:rPr>
         <w:t xml:space="preserve">需用</w:t>
       </w:r>
       <w:r>
+        <w:rPr>
+          <w:rFonts w:eastAsia="黑体"/>
+        </w:rPr>
         <w:t xml:space="preserve"> RMS </w:t>
       </w:r>
       <w:r>
         <w:rPr>
-          <w:rFonts w:hint="eastAsia"/>
+          <w:rFonts w:hint="eastAsia" w:eastAsia="黑体"/>
         </w:rPr>
         <w:t xml:space="preserve">或峰值检波覆盖信号包络，避免低频直接过零造成误触发。</w:t>
       </w:r>
@@ -2558,7 +2831,7 @@
       </w:pPr>
       <w:r>
         <w:rPr>
-          <w:rFonts w:hint="eastAsia"/>
+          <w:rFonts w:hint="eastAsia" w:eastAsia="黑体"/>
         </w:rPr>
         <w:t xml:space="preserve">参考资料</w:t>
       </w:r>
@@ -2572,11 +2845,14 @@
         </w:numPr>
       </w:pPr>
       <w:r>
+        <w:rPr>
+          <w:rFonts w:eastAsia="黑体"/>
+        </w:rPr>
         <w:t xml:space="preserve">THAT Corporation: THAT 2181 </w:t>
       </w:r>
       <w:r>
         <w:rPr>
-          <w:rFonts w:hint="eastAsia"/>
+          <w:rFonts w:hint="eastAsia" w:eastAsia="黑体"/>
         </w:rPr>
         <w:t xml:space="preserve">数据手册。</w:t>
       </w:r>
@@ -2590,6 +2866,9 @@
         </w:numPr>
       </w:pPr>
       <w:r>
+        <w:rPr>
+          <w:rFonts w:eastAsia="黑体"/>
+        </w:rPr>
         <w:t xml:space="preserve">Wikipedia: Noise gate。</w:t>
       </w:r>
     </w:p>
@@ -2603,16 +2882,19 @@
       </w:pPr>
       <w:r>
         <w:rPr>
-          <w:rFonts w:hint="eastAsia"/>
+          <w:rFonts w:hint="eastAsia" w:eastAsia="黑体"/>
         </w:rPr>
         <w:t xml:space="preserve">《音频压缩器与限幅器》（Audio</w:t>
       </w:r>
       <w:r>
+        <w:rPr>
+          <w:rFonts w:eastAsia="黑体"/>
+        </w:rPr>
         <w:t xml:space="preserve"> Engineering </w:t>
       </w:r>
       <w:r>
         <w:rPr>
-          <w:rFonts w:hint="eastAsia"/>
+          <w:rFonts w:hint="eastAsia" w:eastAsia="黑体"/>
         </w:rPr>
         <w:t xml:space="preserve">相关）。</w:t>
       </w:r>
@@ -2626,11 +2908,11 @@
       </w:pPr>
       <w:r>
         <w:rPr>
-          <w:rFonts w:ascii="Times New Roman" w:hAnsi="Times New Roman"/>
+          <w:rFonts w:ascii="Times New Roman" w:hAnsi="Times New Roman" w:eastAsia="黑体"/>
           <w:color w:val="555555"/>
           <w:sz w:val="21"/>
         </w:rPr>
-        <w:t>材料收集者：杜文杰</w:t>
+        <w:t>材料收集者：杜文杰，WX手机：19519196569，QQ:3478827729</w:t>
       </w:r>
     </w:p>
     <w:sectPr>
@@ -2650,7 +2932,7 @@
 </file>
 
 <file path=word/footer1.xml><?xml version="1.0" encoding="utf-8"?>
-<w:ftr xmlns:m="http://schemas.openxmlformats.org/officeDocument/2006/math" xmlns:mc="http://schemas.openxmlformats.org/markup-compatibility/2006" xmlns:mo="http://schemas.microsoft.com/office/mac/office/2008/main" xmlns:mv="urn:schemas-microsoft-com:mac:vml" xmlns:o="urn:schemas-microsoft-com:office:office" xmlns:r="http://schemas.openxmlformats.org/officeDocument/2006/relationships" xmlns:v="urn:schemas-microsoft-com:vml" xmlns:w10="urn:schemas-microsoft-com:office:word" xmlns:w14="http://schemas.microsoft.com/office/word/2010/wordml" xmlns:w="http://schemas.openxmlformats.org/wordprocessingml/2006/main" xmlns:wne="http://schemas.microsoft.com/office/word/2006/wordml" xmlns:wp14="http://schemas.microsoft.com/office/word/2010/wordprocessingDrawing" xmlns:wp="http://schemas.openxmlformats.org/drawingml/2006/wordprocessingDrawing" xmlns:wpc="http://schemas.microsoft.com/office/word/2010/wordprocessingCanvas" xmlns:wpg="http://schemas.microsoft.com/office/word/2010/wordprocessingGroup" xmlns:wpi="http://schemas.microsoft.com/office/word/2010/wordprocessingInk" xmlns:wps="http://schemas.microsoft.com/office/word/2010/wordprocessingShape" mc:Ignorable="w14 wp14">
+<w:ftr xmlns:mc="http://schemas.openxmlformats.org/markup-compatibility/2006" xmlns:w="http://schemas.openxmlformats.org/wordprocessingml/2006/main" xmlns:m="http://schemas.openxmlformats.org/officeDocument/2006/math" xmlns:mo="http://schemas.microsoft.com/office/mac/office/2008/main" xmlns:mv="urn:schemas-microsoft-com:mac:vml" xmlns:o="urn:schemas-microsoft-com:office:office" xmlns:r="http://schemas.openxmlformats.org/officeDocument/2006/relationships" xmlns:v="urn:schemas-microsoft-com:vml" xmlns:w10="urn:schemas-microsoft-com:office:word" xmlns:w14="http://schemas.microsoft.com/office/word/2010/wordml" xmlns:wne="http://schemas.microsoft.com/office/word/2006/wordml" xmlns:wp14="http://schemas.microsoft.com/office/word/2010/wordprocessingDrawing" xmlns:wp="http://schemas.openxmlformats.org/drawingml/2006/wordprocessingDrawing" xmlns:wpc="http://schemas.microsoft.com/office/word/2010/wordprocessingCanvas" xmlns:wpg="http://schemas.microsoft.com/office/word/2010/wordprocessingGroup" xmlns:wpi="http://schemas.microsoft.com/office/word/2010/wordprocessingInk" xmlns:wps="http://schemas.microsoft.com/office/word/2010/wordprocessingShape" mc:Ignorable="w14 wp14">
   <w:p>
     <w:pPr>
       <w:pStyle w:val="Footer"/>
@@ -2658,12 +2940,14 @@
     </w:pPr>
     <w:r>
       <w:rPr>
+        <w:rFonts w:eastAsia="黑体"/>
         <w:sz w:val="18"/>
       </w:rPr>
       <w:t xml:space="preserve">第 </w:t>
     </w:r>
     <w:r>
       <w:rPr>
+        <w:rFonts w:eastAsia="黑体"/>
         <w:sz w:val="18"/>
       </w:rPr>
       <w:fldChar w:fldCharType="begin"/>
@@ -2672,6 +2956,7 @@
     </w:r>
     <w:r>
       <w:rPr>
+        <w:rFonts w:eastAsia="黑体"/>
         <w:sz w:val="18"/>
       </w:rPr>
       <w:t xml:space="preserve"> 页</w:t>
@@ -2685,6 +2970,9 @@
   <w:footnote w:type="continuationSeparator" w:id="0">
     <w:p>
       <w:r>
+        <w:rPr>
+          <w:rFonts w:eastAsia="黑体"/>
+        </w:rPr>
         <w:continuationSeparator/>
       </w:r>
     </w:p>
@@ -2692,6 +2980,9 @@
   <w:footnote w:type="separator" w:id="-1">
     <w:p>
       <w:r>
+        <w:rPr>
+          <w:rFonts w:eastAsia="黑体"/>
+        </w:rPr>
         <w:separator/>
       </w:r>
     </w:p>
@@ -2700,7 +2991,7 @@
 </file>
 
 <file path=word/header1.xml><?xml version="1.0" encoding="utf-8"?>
-<w:hdr xmlns:m="http://schemas.openxmlformats.org/officeDocument/2006/math" xmlns:mc="http://schemas.openxmlformats.org/markup-compatibility/2006" xmlns:mo="http://schemas.microsoft.com/office/mac/office/2008/main" xmlns:mv="urn:schemas-microsoft-com:mac:vml" xmlns:o="urn:schemas-microsoft-com:office:office" xmlns:r="http://schemas.openxmlformats.org/officeDocument/2006/relationships" xmlns:v="urn:schemas-microsoft-com:vml" xmlns:w10="urn:schemas-microsoft-com:office:word" xmlns:w14="http://schemas.microsoft.com/office/word/2010/wordml" xmlns:w="http://schemas.openxmlformats.org/wordprocessingml/2006/main" xmlns:wne="http://schemas.microsoft.com/office/word/2006/wordml" xmlns:wp14="http://schemas.microsoft.com/office/word/2010/wordprocessingDrawing" xmlns:wp="http://schemas.openxmlformats.org/drawingml/2006/wordprocessingDrawing" xmlns:wpc="http://schemas.microsoft.com/office/word/2010/wordprocessingCanvas" xmlns:wpg="http://schemas.microsoft.com/office/word/2010/wordprocessingGroup" xmlns:wpi="http://schemas.microsoft.com/office/word/2010/wordprocessingInk" xmlns:wps="http://schemas.microsoft.com/office/word/2010/wordprocessingShape" mc:Ignorable="w14 wp14">
+<w:hdr xmlns:mc="http://schemas.openxmlformats.org/markup-compatibility/2006" xmlns:w="http://schemas.openxmlformats.org/wordprocessingml/2006/main" xmlns:m="http://schemas.openxmlformats.org/officeDocument/2006/math" xmlns:mo="http://schemas.microsoft.com/office/mac/office/2008/main" xmlns:mv="urn:schemas-microsoft-com:mac:vml" xmlns:o="urn:schemas-microsoft-com:office:office" xmlns:r="http://schemas.openxmlformats.org/officeDocument/2006/relationships" xmlns:v="urn:schemas-microsoft-com:vml" xmlns:w10="urn:schemas-microsoft-com:office:word" xmlns:w14="http://schemas.microsoft.com/office/word/2010/wordml" xmlns:wne="http://schemas.microsoft.com/office/word/2006/wordml" xmlns:wp14="http://schemas.microsoft.com/office/word/2010/wordprocessingDrawing" xmlns:wp="http://schemas.openxmlformats.org/drawingml/2006/wordprocessingDrawing" xmlns:wpc="http://schemas.microsoft.com/office/word/2010/wordprocessingCanvas" xmlns:wpg="http://schemas.microsoft.com/office/word/2010/wordprocessingGroup" xmlns:wpi="http://schemas.microsoft.com/office/word/2010/wordprocessingInk" xmlns:wps="http://schemas.microsoft.com/office/word/2010/wordprocessingShape" mc:Ignorable="w14 wp14">
   <w:p>
     <w:pPr>
       <w:pStyle w:val="Header"/>
@@ -2708,7 +2999,7 @@
     </w:pPr>
     <w:r>
       <w:rPr>
-        <w:rFonts w:ascii="Times New Roman" w:hAnsi="Times New Roman"/>
+        <w:rFonts w:ascii="Times New Roman" w:hAnsi="Times New Roman" w:eastAsia="黑体"/>
         <w:sz w:val="18"/>
         <w:rFonts w:eastAsia="黑体"/>
         <w:rFonts w:eastAsia="黑体"/>
@@ -2720,7 +3011,7 @@
 </file>
 
 <file path=word/numbering.xml><?xml version="1.0" encoding="utf-8"?>
-<w:numbering xmlns:m="http://schemas.openxmlformats.org/officeDocument/2006/math" xmlns:mc="http://schemas.openxmlformats.org/markup-compatibility/2006" xmlns:mo="http://schemas.microsoft.com/office/mac/office/2008/main" xmlns:mv="urn:schemas-microsoft-com:mac:vml" xmlns:o="urn:schemas-microsoft-com:office:office" xmlns:r="http://schemas.openxmlformats.org/officeDocument/2006/relationships" xmlns:v="urn:schemas-microsoft-com:vml" xmlns:w="http://schemas.openxmlformats.org/wordprocessingml/2006/main" xmlns:w10="urn:schemas-microsoft-com:office:word" xmlns:w14="http://schemas.microsoft.com/office/word/2010/wordml" xmlns:wne="http://schemas.microsoft.com/office/word/2006/wordml" xmlns:wp="http://schemas.openxmlformats.org/drawingml/2006/wordprocessingDrawing" xmlns:wp14="http://schemas.microsoft.com/office/word/2010/wordprocessingDrawing" xmlns:wpc="http://schemas.microsoft.com/office/word/2010/wordprocessingCanvas" xmlns:wpg="http://schemas.microsoft.com/office/word/2010/wordprocessingGroup" xmlns:wpi="http://schemas.microsoft.com/office/word/2010/wordprocessingInk" xmlns:wps="http://schemas.microsoft.com/office/word/2010/wordprocessingShape" mc:Ignorable="w14 wp14">
+<w:numbering xmlns:mc="http://schemas.openxmlformats.org/markup-compatibility/2006" xmlns:w="http://schemas.openxmlformats.org/wordprocessingml/2006/main" xmlns:m="http://schemas.openxmlformats.org/officeDocument/2006/math" xmlns:mo="http://schemas.microsoft.com/office/mac/office/2008/main" xmlns:mv="urn:schemas-microsoft-com:mac:vml" xmlns:o="urn:schemas-microsoft-com:office:office" xmlns:r="http://schemas.openxmlformats.org/officeDocument/2006/relationships" xmlns:v="urn:schemas-microsoft-com:vml" xmlns:w10="urn:schemas-microsoft-com:office:word" xmlns:w14="http://schemas.microsoft.com/office/word/2010/wordml" xmlns:wne="http://schemas.microsoft.com/office/word/2006/wordml" xmlns:wp="http://schemas.openxmlformats.org/drawingml/2006/wordprocessingDrawing" xmlns:wp14="http://schemas.microsoft.com/office/word/2010/wordprocessingDrawing" xmlns:wpc="http://schemas.microsoft.com/office/word/2010/wordprocessingCanvas" xmlns:wpg="http://schemas.microsoft.com/office/word/2010/wordprocessingGroup" xmlns:wpi="http://schemas.microsoft.com/office/word/2010/wordprocessingInk" xmlns:wps="http://schemas.microsoft.com/office/word/2010/wordprocessingShape" mc:Ignorable="w14 wp14">
   <w:abstractNum w:abstractNumId="0">
     <w:nsid w:val="FFFFFF7C"/>
     <w:multiLevelType w:val="singleLevel"/>
@@ -2807,7 +3098,7 @@
         <w:ind w:hanging="360" w:left="1440"/>
       </w:pPr>
       <w:rPr>
-        <w:rFonts w:ascii="Symbol" w:hAnsi="Symbol" w:hint="default"/>
+        <w:rFonts w:ascii="Symbol" w:hAnsi="Symbol" w:hint="default" w:eastAsia="黑体"/>
       </w:rPr>
     </w:lvl>
   </w:abstractNum>
@@ -2828,7 +3119,7 @@
         <w:ind w:hanging="360" w:left="1080"/>
       </w:pPr>
       <w:rPr>
-        <w:rFonts w:ascii="Symbol" w:hAnsi="Symbol" w:hint="default"/>
+        <w:rFonts w:ascii="Symbol" w:hAnsi="Symbol" w:hint="default" w:eastAsia="黑体"/>
       </w:rPr>
     </w:lvl>
   </w:abstractNum>
@@ -2849,7 +3140,7 @@
         <w:ind w:hanging="360" w:left="720"/>
       </w:pPr>
       <w:rPr>
-        <w:rFonts w:ascii="Symbol" w:hAnsi="Symbol" w:hint="default"/>
+        <w:rFonts w:ascii="Symbol" w:hAnsi="Symbol" w:hint="default" w:eastAsia="黑体"/>
       </w:rPr>
     </w:lvl>
   </w:abstractNum>
@@ -2888,7 +3179,7 @@
         <w:ind w:hanging="360" w:left="360"/>
       </w:pPr>
       <w:rPr>
-        <w:rFonts w:ascii="Symbol" w:hAnsi="Symbol" w:hint="default"/>
+        <w:rFonts w:ascii="Symbol" w:hAnsi="Symbol" w:hint="default" w:eastAsia="黑体"/>
       </w:rPr>
     </w:lvl>
   </w:abstractNum>
@@ -2979,7 +3270,7 @@
         <w:ind w:left="720" w:hanging="360"/>
       </w:pPr>
       <w:rPr>
-        <w:rFonts w:ascii="Symbol" w:hAnsi="Symbol" w:cs="Symbol" w:hint="default"/>
+        <w:rFonts w:ascii="Symbol" w:hAnsi="Symbol" w:cs="Symbol" w:hint="default" w:eastAsia="黑体"/>
       </w:rPr>
     </w:lvl>
     <w:lvl w:ilvl="1">
@@ -2990,7 +3281,7 @@
         <w:ind w:left="1440" w:hanging="360"/>
       </w:pPr>
       <w:rPr>
-        <w:rFonts w:ascii="Courier New" w:hAnsi="Courier New" w:cs="Courier New" w:hint="default"/>
+        <w:rFonts w:ascii="Courier New" w:hAnsi="Courier New" w:cs="Courier New" w:hint="default" w:eastAsia="黑体"/>
       </w:rPr>
     </w:lvl>
     <w:lvl w:ilvl="2">
@@ -3001,7 +3292,7 @@
         <w:ind w:left="2160" w:hanging="360"/>
       </w:pPr>
       <w:rPr>
-        <w:rFonts w:ascii="Wingdings" w:hAnsi="Wingdings" w:cs="Wingdings" w:hint="default"/>
+        <w:rFonts w:ascii="Wingdings" w:hAnsi="Wingdings" w:cs="Wingdings" w:hint="default" w:eastAsia="黑体"/>
       </w:rPr>
     </w:lvl>
     <w:lvl w:ilvl="3">
@@ -3012,7 +3303,7 @@
         <w:ind w:left="2880" w:hanging="360"/>
       </w:pPr>
       <w:rPr>
-        <w:rFonts w:ascii="Symbol" w:hAnsi="Symbol" w:cs="Symbol" w:hint="default"/>
+        <w:rFonts w:ascii="Symbol" w:hAnsi="Symbol" w:cs="Symbol" w:hint="default" w:eastAsia="黑体"/>
       </w:rPr>
     </w:lvl>
     <w:lvl w:ilvl="4">
@@ -3023,7 +3314,7 @@
         <w:ind w:left="3600" w:hanging="360"/>
       </w:pPr>
       <w:rPr>
-        <w:rFonts w:ascii="Courier New" w:hAnsi="Courier New" w:cs="Courier New" w:hint="default"/>
+        <w:rFonts w:ascii="Courier New" w:hAnsi="Courier New" w:cs="Courier New" w:hint="default" w:eastAsia="黑体"/>
       </w:rPr>
     </w:lvl>
     <w:lvl w:ilvl="5">
@@ -3034,7 +3325,7 @@
         <w:ind w:left="4320" w:hanging="360"/>
       </w:pPr>
       <w:rPr>
-        <w:rFonts w:ascii="Wingdings" w:hAnsi="Wingdings" w:cs="Wingdings" w:hint="default"/>
+        <w:rFonts w:ascii="Wingdings" w:hAnsi="Wingdings" w:cs="Wingdings" w:hint="default" w:eastAsia="黑体"/>
       </w:rPr>
     </w:lvl>
     <w:lvl w:ilvl="6">
@@ -3045,7 +3336,7 @@
         <w:ind w:left="5040" w:hanging="360"/>
       </w:pPr>
       <w:rPr>
-        <w:rFonts w:ascii="Symbol" w:hAnsi="Symbol" w:cs="Symbol" w:hint="default"/>
+        <w:rFonts w:ascii="Symbol" w:hAnsi="Symbol" w:cs="Symbol" w:hint="default" w:eastAsia="黑体"/>
       </w:rPr>
     </w:lvl>
     <w:lvl w:ilvl="7">
@@ -3056,7 +3347,7 @@
         <w:ind w:left="5760" w:hanging="360"/>
       </w:pPr>
       <w:rPr>
-        <w:rFonts w:ascii="Courier New" w:hAnsi="Courier New" w:cs="Courier New" w:hint="default"/>
+        <w:rFonts w:ascii="Courier New" w:hAnsi="Courier New" w:cs="Courier New" w:hint="default" w:eastAsia="黑体"/>
       </w:rPr>
     </w:lvl>
     <w:lvl w:ilvl="8">
@@ -3067,7 +3358,7 @@
         <w:ind w:left="6480" w:hanging="360"/>
       </w:pPr>
       <w:rPr>
-        <w:rFonts w:ascii="Wingdings" w:hAnsi="Wingdings" w:cs="Wingdings" w:hint="default"/>
+        <w:rFonts w:ascii="Wingdings" w:hAnsi="Wingdings" w:cs="Wingdings" w:hint="default" w:eastAsia="黑体"/>
       </w:rPr>
     </w:lvl>
   </w:abstractNum>
@@ -3123,11 +3414,11 @@
 </file>
 
 <file path=word/styles.xml><?xml version="1.0" encoding="utf-8"?>
-<w:styles xmlns:mc="http://schemas.openxmlformats.org/markup-compatibility/2006" xmlns:r="http://schemas.openxmlformats.org/officeDocument/2006/relationships" xmlns:w="http://schemas.openxmlformats.org/wordprocessingml/2006/main" xmlns:w14="http://schemas.microsoft.com/office/word/2010/wordml" mc:Ignorable="w14">
+<w:styles xmlns:mc="http://schemas.openxmlformats.org/markup-compatibility/2006" xmlns:w="http://schemas.openxmlformats.org/wordprocessingml/2006/main" xmlns:r="http://schemas.openxmlformats.org/officeDocument/2006/relationships" xmlns:w14="http://schemas.microsoft.com/office/word/2010/wordml" mc:Ignorable="w14">
   <w:docDefaults>
     <w:rPrDefault>
       <w:rPr>
-        <w:rFonts w:asciiTheme="minorHAnsi" w:cstheme="minorBidi" w:eastAsiaTheme="minorEastAsia" w:hAnsiTheme="minorHAnsi"/>
+        <w:rFonts w:asciiTheme="minorHAnsi" w:cstheme="minorBidi" w:hAnsiTheme="minorHAnsi" w:eastAsia="黑体"/>
         <w:sz w:val="22"/>
         <w:szCs w:val="22"/>
         <w:lang w:bidi="ar-SA" w:eastAsia="en-US" w:val="en-US"/>
@@ -3349,7 +3640,7 @@
       <w:outlineLvl w:val="0"/>
     </w:pPr>
     <w:rPr>
-      <w:rFonts w:ascii="Times New Roman" w:asciiTheme="majorHAnsi" w:cstheme="majorBidi" w:eastAsia="黑体" w:eastAsiaTheme="majorEastAsia" w:hAnsi="Times New Roman" w:hAnsiTheme="majorHAnsi"/>
+      <w:rFonts w:ascii="Times New Roman" w:asciiTheme="majorHAnsi" w:cstheme="majorBidi" w:eastAsia="黑体" w:hAnsi="Times New Roman" w:hAnsiTheme="majorHAnsi"/>
       <w:b/>
       <w:bCs/>
       <w:color w:val="1F3864"/>
@@ -3373,7 +3664,7 @@
       <w:outlineLvl w:val="1"/>
     </w:pPr>
     <w:rPr>
-      <w:rFonts w:ascii="Times New Roman" w:asciiTheme="majorHAnsi" w:cstheme="majorBidi" w:eastAsia="黑体" w:eastAsiaTheme="majorEastAsia" w:hAnsi="Times New Roman" w:hAnsiTheme="majorHAnsi"/>
+      <w:rFonts w:ascii="Times New Roman" w:asciiTheme="majorHAnsi" w:cstheme="majorBidi" w:eastAsia="黑体" w:hAnsi="Times New Roman" w:hAnsiTheme="majorHAnsi"/>
       <w:b/>
       <w:bCs/>
       <w:color w:val="2E4E7E"/>
@@ -3397,7 +3688,7 @@
       <w:outlineLvl w:val="2"/>
     </w:pPr>
     <w:rPr>
-      <w:rFonts w:ascii="Times New Roman" w:asciiTheme="majorHAnsi" w:cstheme="majorBidi" w:eastAsia="黑体" w:eastAsiaTheme="majorEastAsia" w:hAnsi="Times New Roman" w:hAnsiTheme="majorHAnsi"/>
+      <w:rFonts w:ascii="Times New Roman" w:asciiTheme="majorHAnsi" w:cstheme="majorBidi" w:eastAsia="黑体" w:hAnsi="Times New Roman" w:hAnsiTheme="majorHAnsi"/>
       <w:b/>
       <w:bCs/>
       <w:color w:val="2E4E7E"/>
@@ -3421,7 +3712,7 @@
       <w:outlineLvl w:val="3"/>
     </w:pPr>
     <w:rPr>
-      <w:rFonts w:ascii="Times New Roman" w:asciiTheme="majorHAnsi" w:cstheme="majorBidi" w:eastAsia="黑体" w:eastAsiaTheme="majorEastAsia" w:hAnsi="Times New Roman" w:hAnsiTheme="majorHAnsi"/>
+      <w:rFonts w:ascii="Times New Roman" w:asciiTheme="majorHAnsi" w:cstheme="majorBidi" w:eastAsia="黑体" w:hAnsi="Times New Roman" w:hAnsiTheme="majorHAnsi"/>
       <w:b/>
       <w:bCs/>
       <w:i/>
@@ -3447,7 +3738,7 @@
       <w:outlineLvl w:val="4"/>
     </w:pPr>
     <w:rPr>
-      <w:rFonts w:ascii="Times New Roman" w:asciiTheme="majorHAnsi" w:cstheme="majorBidi" w:eastAsia="黑体" w:eastAsiaTheme="majorEastAsia" w:hAnsi="Times New Roman" w:hAnsiTheme="majorHAnsi"/>
+      <w:rFonts w:ascii="Times New Roman" w:asciiTheme="majorHAnsi" w:cstheme="majorBidi" w:eastAsia="黑体" w:hAnsi="Times New Roman" w:hAnsiTheme="majorHAnsi"/>
       <w:b/>
       <w:color w:val="333333"/>
       <w:sz w:val="22"/>
@@ -3470,7 +3761,7 @@
       <w:outlineLvl w:val="5"/>
     </w:pPr>
     <w:rPr>
-      <w:rFonts w:asciiTheme="majorHAnsi" w:cstheme="majorBidi" w:eastAsiaTheme="majorEastAsia" w:hAnsiTheme="majorHAnsi"/>
+      <w:rFonts w:asciiTheme="majorHAnsi" w:cstheme="majorBidi" w:hAnsiTheme="majorHAnsi" w:eastAsia="黑体"/>
       <w:i/>
       <w:iCs/>
       <w:color w:themeColor="accent1" w:themeShade="7F" w:val="243F60"/>
@@ -3493,7 +3784,7 @@
       <w:outlineLvl w:val="6"/>
     </w:pPr>
     <w:rPr>
-      <w:rFonts w:asciiTheme="majorHAnsi" w:cstheme="majorBidi" w:eastAsiaTheme="majorEastAsia" w:hAnsiTheme="majorHAnsi"/>
+      <w:rFonts w:asciiTheme="majorHAnsi" w:cstheme="majorBidi" w:hAnsiTheme="majorHAnsi" w:eastAsia="黑体"/>
       <w:i/>
       <w:iCs/>
       <w:color w:themeColor="text1" w:themeTint="BF" w:val="404040"/>
@@ -3516,7 +3807,7 @@
       <w:outlineLvl w:val="7"/>
     </w:pPr>
     <w:rPr>
-      <w:rFonts w:asciiTheme="majorHAnsi" w:cstheme="majorBidi" w:eastAsiaTheme="majorEastAsia" w:hAnsiTheme="majorHAnsi"/>
+      <w:rFonts w:asciiTheme="majorHAnsi" w:cstheme="majorBidi" w:hAnsiTheme="majorHAnsi" w:eastAsia="黑体"/>
       <w:color w:themeColor="accent1" w:val="4F81BD"/>
       <w:sz w:val="20"/>
       <w:szCs w:val="20"/>
@@ -3539,7 +3830,7 @@
       <w:outlineLvl w:val="8"/>
     </w:pPr>
     <w:rPr>
-      <w:rFonts w:asciiTheme="majorHAnsi" w:cstheme="majorBidi" w:eastAsiaTheme="majorEastAsia" w:hAnsiTheme="majorHAnsi"/>
+      <w:rFonts w:asciiTheme="majorHAnsi" w:cstheme="majorBidi" w:hAnsiTheme="majorHAnsi" w:eastAsia="黑体"/>
       <w:i/>
       <w:iCs/>
       <w:color w:themeColor="text1" w:themeTint="BF" w:val="404040"/>
@@ -3590,7 +3881,7 @@
     <w:uiPriority w:val="9"/>
     <w:rsid w:val="00FC693F"/>
     <w:rPr>
-      <w:rFonts w:asciiTheme="majorHAnsi" w:cstheme="majorBidi" w:eastAsiaTheme="majorEastAsia" w:hAnsiTheme="majorHAnsi"/>
+      <w:rFonts w:asciiTheme="majorHAnsi" w:cstheme="majorBidi" w:hAnsiTheme="majorHAnsi" w:eastAsia="黑体"/>
       <w:b/>
       <w:bCs/>
       <w:color w:themeColor="accent1" w:themeShade="BF" w:val="365F91"/>
@@ -3605,7 +3896,7 @@
     <w:uiPriority w:val="9"/>
     <w:rsid w:val="00FC693F"/>
     <w:rPr>
-      <w:rFonts w:asciiTheme="majorHAnsi" w:cstheme="majorBidi" w:eastAsiaTheme="majorEastAsia" w:hAnsiTheme="majorHAnsi"/>
+      <w:rFonts w:asciiTheme="majorHAnsi" w:cstheme="majorBidi" w:hAnsiTheme="majorHAnsi" w:eastAsia="黑体"/>
       <w:b/>
       <w:bCs/>
       <w:color w:themeColor="accent1" w:val="4F81BD"/>
@@ -3620,7 +3911,7 @@
     <w:uiPriority w:val="9"/>
     <w:rsid w:val="00FC693F"/>
     <w:rPr>
-      <w:rFonts w:asciiTheme="majorHAnsi" w:cstheme="majorBidi" w:eastAsiaTheme="majorEastAsia" w:hAnsiTheme="majorHAnsi"/>
+      <w:rFonts w:asciiTheme="majorHAnsi" w:cstheme="majorBidi" w:hAnsiTheme="majorHAnsi" w:eastAsia="黑体"/>
       <w:b/>
       <w:bCs/>
       <w:color w:themeColor="accent1" w:val="4F81BD"/>
@@ -3643,7 +3934,7 @@
       <w:contextualSpacing/>
     </w:pPr>
     <w:rPr>
-      <w:rFonts w:ascii="Times New Roman" w:asciiTheme="majorHAnsi" w:cstheme="majorBidi" w:eastAsia="黑体" w:eastAsiaTheme="majorEastAsia" w:hAnsi="Times New Roman" w:hAnsiTheme="majorHAnsi"/>
+      <w:rFonts w:ascii="Times New Roman" w:asciiTheme="majorHAnsi" w:cstheme="majorBidi" w:eastAsia="黑体" w:hAnsi="Times New Roman" w:hAnsiTheme="majorHAnsi"/>
       <w:b/>
       <w:color w:val="1F3864"/>
       <w:spacing w:val="5"/>
@@ -3659,7 +3950,7 @@
     <w:uiPriority w:val="10"/>
     <w:rsid w:val="00FC693F"/>
     <w:rPr>
-      <w:rFonts w:asciiTheme="majorHAnsi" w:cstheme="majorBidi" w:eastAsiaTheme="majorEastAsia" w:hAnsiTheme="majorHAnsi"/>
+      <w:rFonts w:asciiTheme="majorHAnsi" w:cstheme="majorBidi" w:hAnsiTheme="majorHAnsi" w:eastAsia="黑体"/>
       <w:color w:themeColor="text2" w:themeShade="BF" w:val="17365D"/>
       <w:spacing w:val="5"/>
       <w:kern w:val="28"/>
@@ -3681,7 +3972,7 @@
       </w:numPr>
     </w:pPr>
     <w:rPr>
-      <w:rFonts w:asciiTheme="majorHAnsi" w:cstheme="majorBidi" w:eastAsiaTheme="majorEastAsia" w:hAnsiTheme="majorHAnsi"/>
+      <w:rFonts w:asciiTheme="majorHAnsi" w:cstheme="majorBidi" w:hAnsiTheme="majorHAnsi" w:eastAsia="黑体"/>
       <w:i/>
       <w:iCs/>
       <w:color w:themeColor="accent1" w:val="4F81BD"/>
@@ -3697,7 +3988,7 @@
     <w:uiPriority w:val="11"/>
     <w:rsid w:val="00FC693F"/>
     <w:rPr>
-      <w:rFonts w:asciiTheme="majorHAnsi" w:cstheme="majorBidi" w:eastAsiaTheme="majorEastAsia" w:hAnsiTheme="majorHAnsi"/>
+      <w:rFonts w:asciiTheme="majorHAnsi" w:cstheme="majorBidi" w:hAnsiTheme="majorHAnsi" w:eastAsia="黑体"/>
       <w:i/>
       <w:iCs/>
       <w:color w:themeColor="accent1" w:val="4F81BD"/>
@@ -3764,6 +4055,7 @@
       <w:spacing w:after="120"/>
     </w:pPr>
     <w:rPr>
+      <w:rFonts w:eastAsia="黑体"/>
       <w:sz w:val="16"/>
       <w:szCs w:val="16"/>
     </w:rPr>
@@ -3775,6 +4067,7 @@
     <w:uiPriority w:val="99"/>
     <w:rsid w:val="00AA1D8D"/>
     <w:rPr>
+      <w:rFonts w:eastAsia="黑体"/>
       <w:sz w:val="16"/>
       <w:szCs w:val="16"/>
     </w:rPr>
@@ -3944,7 +4237,7 @@
       </w:tabs>
     </w:pPr>
     <w:rPr>
-      <w:rFonts w:ascii="Courier" w:hAnsi="Courier"/>
+      <w:rFonts w:ascii="Courier" w:hAnsi="Courier" w:eastAsia="黑体"/>
       <w:sz w:val="20"/>
       <w:szCs w:val="20"/>
     </w:rPr>
@@ -3956,7 +4249,7 @@
     <w:uiPriority w:val="99"/>
     <w:rsid w:val="0029639D"/>
     <w:rPr>
-      <w:rFonts w:ascii="Courier" w:hAnsi="Courier"/>
+      <w:rFonts w:ascii="Courier" w:hAnsi="Courier" w:eastAsia="黑体"/>
       <w:sz w:val="20"/>
       <w:szCs w:val="20"/>
     </w:rPr>
@@ -3992,6 +4285,7 @@
     <w:uiPriority w:val="29"/>
     <w:rsid w:val="00FC693F"/>
     <w:rPr>
+      <w:rFonts w:eastAsia="黑体"/>
       <w:i/>
       <w:iCs/>
       <w:color w:themeColor="text1" w:val="000000"/>
@@ -4005,7 +4299,7 @@
     <w:semiHidden/>
     <w:rsid w:val="00FC693F"/>
     <w:rPr>
-      <w:rFonts w:asciiTheme="majorHAnsi" w:cstheme="majorBidi" w:eastAsiaTheme="majorEastAsia" w:hAnsiTheme="majorHAnsi"/>
+      <w:rFonts w:asciiTheme="majorHAnsi" w:cstheme="majorBidi" w:hAnsiTheme="majorHAnsi" w:eastAsia="黑体"/>
       <w:b/>
       <w:bCs/>
       <w:i/>
@@ -4021,7 +4315,7 @@
     <w:semiHidden/>
     <w:rsid w:val="00FC693F"/>
     <w:rPr>
-      <w:rFonts w:asciiTheme="majorHAnsi" w:cstheme="majorBidi" w:eastAsiaTheme="majorEastAsia" w:hAnsiTheme="majorHAnsi"/>
+      <w:rFonts w:asciiTheme="majorHAnsi" w:cstheme="majorBidi" w:hAnsiTheme="majorHAnsi" w:eastAsia="黑体"/>
       <w:color w:themeColor="accent1" w:themeShade="7F" w:val="243F60"/>
     </w:rPr>
   </w:style>
@@ -4033,7 +4327,7 @@
     <w:semiHidden/>
     <w:rsid w:val="00FC693F"/>
     <w:rPr>
-      <w:rFonts w:asciiTheme="majorHAnsi" w:cstheme="majorBidi" w:eastAsiaTheme="majorEastAsia" w:hAnsiTheme="majorHAnsi"/>
+      <w:rFonts w:asciiTheme="majorHAnsi" w:cstheme="majorBidi" w:hAnsiTheme="majorHAnsi" w:eastAsia="黑体"/>
       <w:i/>
       <w:iCs/>
       <w:color w:themeColor="accent1" w:themeShade="7F" w:val="243F60"/>
@@ -4047,7 +4341,7 @@
     <w:semiHidden/>
     <w:rsid w:val="00FC693F"/>
     <w:rPr>
-      <w:rFonts w:asciiTheme="majorHAnsi" w:cstheme="majorBidi" w:eastAsiaTheme="majorEastAsia" w:hAnsiTheme="majorHAnsi"/>
+      <w:rFonts w:asciiTheme="majorHAnsi" w:cstheme="majorBidi" w:hAnsiTheme="majorHAnsi" w:eastAsia="黑体"/>
       <w:i/>
       <w:iCs/>
       <w:color w:themeColor="text1" w:themeTint="BF" w:val="404040"/>
@@ -4061,7 +4355,7 @@
     <w:semiHidden/>
     <w:rsid w:val="00FC693F"/>
     <w:rPr>
-      <w:rFonts w:asciiTheme="majorHAnsi" w:cstheme="majorBidi" w:eastAsiaTheme="majorEastAsia" w:hAnsiTheme="majorHAnsi"/>
+      <w:rFonts w:asciiTheme="majorHAnsi" w:cstheme="majorBidi" w:hAnsiTheme="majorHAnsi" w:eastAsia="黑体"/>
       <w:color w:themeColor="accent1" w:val="4F81BD"/>
       <w:sz w:val="20"/>
       <w:szCs w:val="20"/>
@@ -4075,7 +4369,7 @@
     <w:semiHidden/>
     <w:rsid w:val="00FC693F"/>
     <w:rPr>
-      <w:rFonts w:asciiTheme="majorHAnsi" w:cstheme="majorBidi" w:eastAsiaTheme="majorEastAsia" w:hAnsiTheme="majorHAnsi"/>
+      <w:rFonts w:asciiTheme="majorHAnsi" w:cstheme="majorBidi" w:hAnsiTheme="majorHAnsi" w:eastAsia="黑体"/>
       <w:i/>
       <w:iCs/>
       <w:color w:themeColor="text1" w:themeTint="BF" w:val="404040"/>
@@ -4096,6 +4390,7 @@
       <w:spacing w:line="240" w:lineRule="auto"/>
     </w:pPr>
     <w:rPr>
+      <w:rFonts w:eastAsia="黑体"/>
       <w:b/>
       <w:bCs/>
       <w:color w:themeColor="accent1" w:val="4F81BD"/>
@@ -4110,6 +4405,7 @@
     <w:qFormat/>
     <w:rsid w:val="00FC693F"/>
     <w:rPr>
+      <w:rFonts w:eastAsia="黑体"/>
       <w:b/>
       <w:bCs/>
     </w:rPr>
@@ -4121,6 +4417,7 @@
     <w:qFormat/>
     <w:rsid w:val="00FC693F"/>
     <w:rPr>
+      <w:rFonts w:eastAsia="黑体"/>
       <w:i/>
       <w:iCs/>
     </w:rPr>
@@ -4141,6 +4438,7 @@
       <w:ind w:left="936" w:right="936"/>
     </w:pPr>
     <w:rPr>
+      <w:rFonts w:eastAsia="黑体"/>
       <w:b/>
       <w:bCs/>
       <w:i/>
@@ -4155,6 +4453,7 @@
     <w:uiPriority w:val="30"/>
     <w:rsid w:val="00FC693F"/>
     <w:rPr>
+      <w:rFonts w:eastAsia="黑体"/>
       <w:b/>
       <w:bCs/>
       <w:i/>
@@ -4169,6 +4468,7 @@
     <w:qFormat/>
     <w:rsid w:val="00FC693F"/>
     <w:rPr>
+      <w:rFonts w:eastAsia="黑体"/>
       <w:i/>
       <w:iCs/>
       <w:color w:themeColor="text1" w:themeTint="7F" w:val="808080"/>
@@ -4181,6 +4481,7 @@
     <w:qFormat/>
     <w:rsid w:val="00FC693F"/>
     <w:rPr>
+      <w:rFonts w:eastAsia="黑体"/>
       <w:b/>
       <w:bCs/>
       <w:i/>
@@ -4195,6 +4496,7 @@
     <w:qFormat/>
     <w:rsid w:val="00FC693F"/>
     <w:rPr>
+      <w:rFonts w:eastAsia="黑体"/>
       <w:smallCaps/>
       <w:color w:themeColor="accent2" w:val="C0504D"/>
       <w:u w:val="single"/>
@@ -4207,6 +4509,7 @@
     <w:qFormat/>
     <w:rsid w:val="00FC693F"/>
     <w:rPr>
+      <w:rFonts w:eastAsia="黑体"/>
       <w:b/>
       <w:bCs/>
       <w:smallCaps/>
@@ -4222,6 +4525,7 @@
     <w:qFormat/>
     <w:rsid w:val="00FC693F"/>
     <w:rPr>
+      <w:rFonts w:eastAsia="黑体"/>
       <w:b/>
       <w:bCs/>
       <w:smallCaps/>
@@ -4276,6 +4580,7 @@
       <w:spacing w:after="0" w:line="240" w:lineRule="auto"/>
     </w:pPr>
     <w:rPr>
+      <w:rFonts w:eastAsia="黑体"/>
       <w:color w:themeColor="text1" w:themeShade="BF" w:val="000000"/>
     </w:rPr>
     <w:tblPr>
@@ -4298,6 +4603,7 @@
         <w:spacing w:after="0" w:before="0" w:line="240" w:lineRule="auto"/>
       </w:pPr>
       <w:rPr>
+        <w:rFonts w:eastAsia="黑体"/>
         <w:b/>
         <w:bCs/>
       </w:rPr>
@@ -4318,6 +4624,7 @@
         <w:spacing w:after="0" w:before="0" w:line="240" w:lineRule="auto"/>
       </w:pPr>
       <w:rPr>
+        <w:rFonts w:eastAsia="黑体"/>
         <w:b/>
         <w:bCs/>
       </w:rPr>
@@ -4335,12 +4642,14 @@
     </w:tblStylePr>
     <w:tblStylePr w:type="firstCol">
       <w:rPr>
+        <w:rFonts w:eastAsia="黑体"/>
         <w:b/>
         <w:bCs/>
       </w:rPr>
     </w:tblStylePr>
     <w:tblStylePr w:type="lastCol">
       <w:rPr>
+        <w:rFonts w:eastAsia="黑体"/>
         <w:b/>
         <w:bCs/>
       </w:rPr>
@@ -4379,6 +4688,7 @@
       <w:spacing w:after="0" w:line="240" w:lineRule="auto"/>
     </w:pPr>
     <w:rPr>
+      <w:rFonts w:eastAsia="黑体"/>
       <w:color w:themeColor="accent1" w:themeShade="BF" w:val="365F91"/>
     </w:rPr>
     <w:tblPr>
@@ -4401,6 +4711,7 @@
         <w:spacing w:after="0" w:before="0" w:line="240" w:lineRule="auto"/>
       </w:pPr>
       <w:rPr>
+        <w:rFonts w:eastAsia="黑体"/>
         <w:b/>
         <w:bCs/>
       </w:rPr>
@@ -4421,6 +4732,7 @@
         <w:spacing w:after="0" w:before="0" w:line="240" w:lineRule="auto"/>
       </w:pPr>
       <w:rPr>
+        <w:rFonts w:eastAsia="黑体"/>
         <w:b/>
         <w:bCs/>
       </w:rPr>
@@ -4438,12 +4750,14 @@
     </w:tblStylePr>
     <w:tblStylePr w:type="firstCol">
       <w:rPr>
+        <w:rFonts w:eastAsia="黑体"/>
         <w:b/>
         <w:bCs/>
       </w:rPr>
     </w:tblStylePr>
     <w:tblStylePr w:type="lastCol">
       <w:rPr>
+        <w:rFonts w:eastAsia="黑体"/>
         <w:b/>
         <w:bCs/>
       </w:rPr>
@@ -4482,6 +4796,7 @@
       <w:spacing w:after="0" w:line="240" w:lineRule="auto"/>
     </w:pPr>
     <w:rPr>
+      <w:rFonts w:eastAsia="黑体"/>
       <w:color w:themeColor="accent2" w:themeShade="BF" w:val="943634"/>
     </w:rPr>
     <w:tblPr>
@@ -4504,6 +4819,7 @@
         <w:spacing w:after="0" w:before="0" w:line="240" w:lineRule="auto"/>
       </w:pPr>
       <w:rPr>
+        <w:rFonts w:eastAsia="黑体"/>
         <w:b/>
         <w:bCs/>
       </w:rPr>
@@ -4524,6 +4840,7 @@
         <w:spacing w:after="0" w:before="0" w:line="240" w:lineRule="auto"/>
       </w:pPr>
       <w:rPr>
+        <w:rFonts w:eastAsia="黑体"/>
         <w:b/>
         <w:bCs/>
       </w:rPr>
@@ -4541,12 +4858,14 @@
     </w:tblStylePr>
     <w:tblStylePr w:type="firstCol">
       <w:rPr>
+        <w:rFonts w:eastAsia="黑体"/>
         <w:b/>
         <w:bCs/>
       </w:rPr>
     </w:tblStylePr>
     <w:tblStylePr w:type="lastCol">
       <w:rPr>
+        <w:rFonts w:eastAsia="黑体"/>
         <w:b/>
         <w:bCs/>
       </w:rPr>
@@ -4585,6 +4904,7 @@
       <w:spacing w:after="0" w:line="240" w:lineRule="auto"/>
     </w:pPr>
     <w:rPr>
+      <w:rFonts w:eastAsia="黑体"/>
       <w:color w:themeColor="accent3" w:themeShade="BF" w:val="76923C"/>
     </w:rPr>
     <w:tblPr>
@@ -4607,6 +4927,7 @@
         <w:spacing w:after="0" w:before="0" w:line="240" w:lineRule="auto"/>
       </w:pPr>
       <w:rPr>
+        <w:rFonts w:eastAsia="黑体"/>
         <w:b/>
         <w:bCs/>
       </w:rPr>
@@ -4627,6 +4948,7 @@
         <w:spacing w:after="0" w:before="0" w:line="240" w:lineRule="auto"/>
       </w:pPr>
       <w:rPr>
+        <w:rFonts w:eastAsia="黑体"/>
         <w:b/>
         <w:bCs/>
       </w:rPr>
@@ -4644,12 +4966,14 @@
     </w:tblStylePr>
     <w:tblStylePr w:type="firstCol">
       <w:rPr>
+        <w:rFonts w:eastAsia="黑体"/>
         <w:b/>
         <w:bCs/>
       </w:rPr>
     </w:tblStylePr>
     <w:tblStylePr w:type="lastCol">
       <w:rPr>
+        <w:rFonts w:eastAsia="黑体"/>
         <w:b/>
         <w:bCs/>
       </w:rPr>
@@ -4688,6 +5012,7 @@
       <w:spacing w:after="0" w:line="240" w:lineRule="auto"/>
     </w:pPr>
     <w:rPr>
+      <w:rFonts w:eastAsia="黑体"/>
       <w:color w:themeColor="accent4" w:themeShade="BF" w:val="5F497A"/>
     </w:rPr>
     <w:tblPr>
@@ -4710,6 +5035,7 @@
         <w:spacing w:after="0" w:before="0" w:line="240" w:lineRule="auto"/>
       </w:pPr>
       <w:rPr>
+        <w:rFonts w:eastAsia="黑体"/>
         <w:b/>
         <w:bCs/>
       </w:rPr>
@@ -4730,6 +5056,7 @@
         <w:spacing w:after="0" w:before="0" w:line="240" w:lineRule="auto"/>
       </w:pPr>
       <w:rPr>
+        <w:rFonts w:eastAsia="黑体"/>
         <w:b/>
         <w:bCs/>
       </w:rPr>
@@ -4747,12 +5074,14 @@
     </w:tblStylePr>
     <w:tblStylePr w:type="firstCol">
       <w:rPr>
+        <w:rFonts w:eastAsia="黑体"/>
         <w:b/>
         <w:bCs/>
       </w:rPr>
     </w:tblStylePr>
     <w:tblStylePr w:type="lastCol">
       <w:rPr>
+        <w:rFonts w:eastAsia="黑体"/>
         <w:b/>
         <w:bCs/>
       </w:rPr>
@@ -4791,6 +5120,7 @@
       <w:spacing w:after="0" w:line="240" w:lineRule="auto"/>
     </w:pPr>
     <w:rPr>
+      <w:rFonts w:eastAsia="黑体"/>
       <w:color w:themeColor="accent5" w:themeShade="BF" w:val="31849B"/>
     </w:rPr>
     <w:tblPr>
@@ -4813,6 +5143,7 @@
         <w:spacing w:after="0" w:before="0" w:line="240" w:lineRule="auto"/>
       </w:pPr>
       <w:rPr>
+        <w:rFonts w:eastAsia="黑体"/>
         <w:b/>
         <w:bCs/>
       </w:rPr>
@@ -4833,6 +5164,7 @@
         <w:spacing w:after="0" w:before="0" w:line="240" w:lineRule="auto"/>
       </w:pPr>
       <w:rPr>
+        <w:rFonts w:eastAsia="黑体"/>
         <w:b/>
         <w:bCs/>
       </w:rPr>
@@ -4850,12 +5182,14 @@
     </w:tblStylePr>
     <w:tblStylePr w:type="firstCol">
       <w:rPr>
+        <w:rFonts w:eastAsia="黑体"/>
         <w:b/>
         <w:bCs/>
       </w:rPr>
     </w:tblStylePr>
     <w:tblStylePr w:type="lastCol">
       <w:rPr>
+        <w:rFonts w:eastAsia="黑体"/>
         <w:b/>
         <w:bCs/>
       </w:rPr>
@@ -4894,6 +5228,7 @@
       <w:spacing w:after="0" w:line="240" w:lineRule="auto"/>
     </w:pPr>
     <w:rPr>
+      <w:rFonts w:eastAsia="黑体"/>
       <w:color w:themeColor="accent6" w:themeShade="BF" w:val="E36C0A"/>
     </w:rPr>
     <w:tblPr>
@@ -4916,6 +5251,7 @@
         <w:spacing w:after="0" w:before="0" w:line="240" w:lineRule="auto"/>
       </w:pPr>
       <w:rPr>
+        <w:rFonts w:eastAsia="黑体"/>
         <w:b/>
         <w:bCs/>
       </w:rPr>
@@ -4936,6 +5272,7 @@
         <w:spacing w:after="0" w:before="0" w:line="240" w:lineRule="auto"/>
       </w:pPr>
       <w:rPr>
+        <w:rFonts w:eastAsia="黑体"/>
         <w:b/>
         <w:bCs/>
       </w:rPr>
@@ -4953,12 +5290,14 @@
     </w:tblStylePr>
     <w:tblStylePr w:type="firstCol">
       <w:rPr>
+        <w:rFonts w:eastAsia="黑体"/>
         <w:b/>
         <w:bCs/>
       </w:rPr>
     </w:tblStylePr>
     <w:tblStylePr w:type="lastCol">
       <w:rPr>
+        <w:rFonts w:eastAsia="黑体"/>
         <w:b/>
         <w:bCs/>
       </w:rPr>
@@ -5018,6 +5357,7 @@
         <w:spacing w:after="0" w:before="0" w:line="240" w:lineRule="auto"/>
       </w:pPr>
       <w:rPr>
+        <w:rFonts w:eastAsia="黑体"/>
         <w:b/>
         <w:bCs/>
         <w:color w:themeColor="background1" w:val="FFFFFF"/>
@@ -5032,6 +5372,7 @@
         <w:spacing w:after="0" w:before="0" w:line="240" w:lineRule="auto"/>
       </w:pPr>
       <w:rPr>
+        <w:rFonts w:eastAsia="黑体"/>
         <w:b/>
         <w:bCs/>
       </w:rPr>
@@ -5047,12 +5388,14 @@
     </w:tblStylePr>
     <w:tblStylePr w:type="firstCol">
       <w:rPr>
+        <w:rFonts w:eastAsia="黑体"/>
         <w:b/>
         <w:bCs/>
       </w:rPr>
     </w:tblStylePr>
     <w:tblStylePr w:type="lastCol">
       <w:rPr>
+        <w:rFonts w:eastAsia="黑体"/>
         <w:b/>
         <w:bCs/>
       </w:rPr>
@@ -5110,6 +5453,7 @@
         <w:spacing w:after="0" w:before="0" w:line="240" w:lineRule="auto"/>
       </w:pPr>
       <w:rPr>
+        <w:rFonts w:eastAsia="黑体"/>
         <w:b/>
         <w:bCs/>
         <w:color w:themeColor="background1" w:val="FFFFFF"/>
@@ -5124,6 +5468,7 @@
         <w:spacing w:after="0" w:before="0" w:line="240" w:lineRule="auto"/>
       </w:pPr>
       <w:rPr>
+        <w:rFonts w:eastAsia="黑体"/>
         <w:b/>
         <w:bCs/>
       </w:rPr>
@@ -5139,12 +5484,14 @@
     </w:tblStylePr>
     <w:tblStylePr w:type="firstCol">
       <w:rPr>
+        <w:rFonts w:eastAsia="黑体"/>
         <w:b/>
         <w:bCs/>
       </w:rPr>
     </w:tblStylePr>
     <w:tblStylePr w:type="lastCol">
       <w:rPr>
+        <w:rFonts w:eastAsia="黑体"/>
         <w:b/>
         <w:bCs/>
       </w:rPr>
@@ -5202,6 +5549,7 @@
         <w:spacing w:after="0" w:before="0" w:line="240" w:lineRule="auto"/>
       </w:pPr>
       <w:rPr>
+        <w:rFonts w:eastAsia="黑体"/>
         <w:b/>
         <w:bCs/>
         <w:color w:themeColor="background1" w:val="FFFFFF"/>
@@ -5216,6 +5564,7 @@
         <w:spacing w:after="0" w:before="0" w:line="240" w:lineRule="auto"/>
       </w:pPr>
       <w:rPr>
+        <w:rFonts w:eastAsia="黑体"/>
         <w:b/>
         <w:bCs/>
       </w:rPr>
@@ -5231,12 +5580,14 @@
     </w:tblStylePr>
     <w:tblStylePr w:type="firstCol">
       <w:rPr>
+        <w:rFonts w:eastAsia="黑体"/>
         <w:b/>
         <w:bCs/>
       </w:rPr>
     </w:tblStylePr>
     <w:tblStylePr w:type="lastCol">
       <w:rPr>
+        <w:rFonts w:eastAsia="黑体"/>
         <w:b/>
         <w:bCs/>
       </w:rPr>
@@ -5294,6 +5645,7 @@
         <w:spacing w:after="0" w:before="0" w:line="240" w:lineRule="auto"/>
       </w:pPr>
       <w:rPr>
+        <w:rFonts w:eastAsia="黑体"/>
         <w:b/>
         <w:bCs/>
         <w:color w:themeColor="background1" w:val="FFFFFF"/>
@@ -5308,6 +5660,7 @@
         <w:spacing w:after="0" w:before="0" w:line="240" w:lineRule="auto"/>
       </w:pPr>
       <w:rPr>
+        <w:rFonts w:eastAsia="黑体"/>
         <w:b/>
         <w:bCs/>
       </w:rPr>
@@ -5323,12 +5676,14 @@
     </w:tblStylePr>
     <w:tblStylePr w:type="firstCol">
       <w:rPr>
+        <w:rFonts w:eastAsia="黑体"/>
         <w:b/>
         <w:bCs/>
       </w:rPr>
     </w:tblStylePr>
     <w:tblStylePr w:type="lastCol">
       <w:rPr>
+        <w:rFonts w:eastAsia="黑体"/>
         <w:b/>
         <w:bCs/>
       </w:rPr>
@@ -5386,6 +5741,7 @@
         <w:spacing w:after="0" w:before="0" w:line="240" w:lineRule="auto"/>
       </w:pPr>
       <w:rPr>
+        <w:rFonts w:eastAsia="黑体"/>
         <w:b/>
         <w:bCs/>
         <w:color w:themeColor="background1" w:val="FFFFFF"/>
@@ -5400,6 +5756,7 @@
         <w:spacing w:after="0" w:before="0" w:line="240" w:lineRule="auto"/>
       </w:pPr>
       <w:rPr>
+        <w:rFonts w:eastAsia="黑体"/>
         <w:b/>
         <w:bCs/>
       </w:rPr>
@@ -5415,12 +5772,14 @@
     </w:tblStylePr>
     <w:tblStylePr w:type="firstCol">
       <w:rPr>
+        <w:rFonts w:eastAsia="黑体"/>
         <w:b/>
         <w:bCs/>
       </w:rPr>
     </w:tblStylePr>
     <w:tblStylePr w:type="lastCol">
       <w:rPr>
+        <w:rFonts w:eastAsia="黑体"/>
         <w:b/>
         <w:bCs/>
       </w:rPr>
@@ -5478,6 +5837,7 @@
         <w:spacing w:after="0" w:before="0" w:line="240" w:lineRule="auto"/>
       </w:pPr>
       <w:rPr>
+        <w:rFonts w:eastAsia="黑体"/>
         <w:b/>
         <w:bCs/>
         <w:color w:themeColor="background1" w:val="FFFFFF"/>
@@ -5492,6 +5852,7 @@
         <w:spacing w:after="0" w:before="0" w:line="240" w:lineRule="auto"/>
       </w:pPr>
       <w:rPr>
+        <w:rFonts w:eastAsia="黑体"/>
         <w:b/>
         <w:bCs/>
       </w:rPr>
@@ -5507,12 +5868,14 @@
     </w:tblStylePr>
     <w:tblStylePr w:type="firstCol">
       <w:rPr>
+        <w:rFonts w:eastAsia="黑体"/>
         <w:b/>
         <w:bCs/>
       </w:rPr>
     </w:tblStylePr>
     <w:tblStylePr w:type="lastCol">
       <w:rPr>
+        <w:rFonts w:eastAsia="黑体"/>
         <w:b/>
         <w:bCs/>
       </w:rPr>
@@ -5570,6 +5933,7 @@
         <w:spacing w:after="0" w:before="0" w:line="240" w:lineRule="auto"/>
       </w:pPr>
       <w:rPr>
+        <w:rFonts w:eastAsia="黑体"/>
         <w:b/>
         <w:bCs/>
         <w:color w:themeColor="background1" w:val="FFFFFF"/>
@@ -5584,6 +5948,7 @@
         <w:spacing w:after="0" w:before="0" w:line="240" w:lineRule="auto"/>
       </w:pPr>
       <w:rPr>
+        <w:rFonts w:eastAsia="黑体"/>
         <w:b/>
         <w:bCs/>
       </w:rPr>
@@ -5599,12 +5964,14 @@
     </w:tblStylePr>
     <w:tblStylePr w:type="firstCol">
       <w:rPr>
+        <w:rFonts w:eastAsia="黑体"/>
         <w:b/>
         <w:bCs/>
       </w:rPr>
     </w:tblStylePr>
     <w:tblStylePr w:type="lastCol">
       <w:rPr>
+        <w:rFonts w:eastAsia="黑体"/>
         <w:b/>
         <w:bCs/>
       </w:rPr>
@@ -5664,7 +6031,7 @@
         <w:spacing w:after="0" w:before="0" w:line="240" w:lineRule="auto"/>
       </w:pPr>
       <w:rPr>
-        <w:rFonts w:asciiTheme="majorHAnsi" w:cstheme="majorBidi" w:eastAsiaTheme="majorEastAsia" w:hAnsiTheme="majorHAnsi"/>
+        <w:rFonts w:asciiTheme="majorHAnsi" w:cstheme="majorBidi" w:hAnsiTheme="majorHAnsi" w:eastAsia="黑体"/>
         <w:b/>
         <w:bCs/>
       </w:rPr>
@@ -5685,7 +6052,7 @@
         <w:spacing w:after="0" w:before="0" w:line="240" w:lineRule="auto"/>
       </w:pPr>
       <w:rPr>
-        <w:rFonts w:asciiTheme="majorHAnsi" w:cstheme="majorBidi" w:eastAsiaTheme="majorEastAsia" w:hAnsiTheme="majorHAnsi"/>
+        <w:rFonts w:asciiTheme="majorHAnsi" w:cstheme="majorBidi" w:hAnsiTheme="majorHAnsi" w:eastAsia="黑体"/>
         <w:b/>
         <w:bCs/>
       </w:rPr>
@@ -5703,14 +6070,14 @@
     </w:tblStylePr>
     <w:tblStylePr w:type="firstCol">
       <w:rPr>
-        <w:rFonts w:asciiTheme="majorHAnsi" w:cstheme="majorBidi" w:eastAsiaTheme="majorEastAsia" w:hAnsiTheme="majorHAnsi"/>
+        <w:rFonts w:asciiTheme="majorHAnsi" w:cstheme="majorBidi" w:hAnsiTheme="majorHAnsi" w:eastAsia="黑体"/>
         <w:b/>
         <w:bCs/>
       </w:rPr>
     </w:tblStylePr>
     <w:tblStylePr w:type="lastCol">
       <w:rPr>
-        <w:rFonts w:asciiTheme="majorHAnsi" w:cstheme="majorBidi" w:eastAsiaTheme="majorEastAsia" w:hAnsiTheme="majorHAnsi"/>
+        <w:rFonts w:asciiTheme="majorHAnsi" w:cstheme="majorBidi" w:hAnsiTheme="majorHAnsi" w:eastAsia="黑体"/>
         <w:b/>
         <w:bCs/>
       </w:rPr>
@@ -5794,7 +6161,7 @@
         <w:spacing w:after="0" w:before="0" w:line="240" w:lineRule="auto"/>
       </w:pPr>
       <w:rPr>
-        <w:rFonts w:asciiTheme="majorHAnsi" w:cstheme="majorBidi" w:eastAsiaTheme="majorEastAsia" w:hAnsiTheme="majorHAnsi"/>
+        <w:rFonts w:asciiTheme="majorHAnsi" w:cstheme="majorBidi" w:hAnsiTheme="majorHAnsi" w:eastAsia="黑体"/>
         <w:b/>
         <w:bCs/>
       </w:rPr>
@@ -5815,7 +6182,7 @@
         <w:spacing w:after="0" w:before="0" w:line="240" w:lineRule="auto"/>
       </w:pPr>
       <w:rPr>
-        <w:rFonts w:asciiTheme="majorHAnsi" w:cstheme="majorBidi" w:eastAsiaTheme="majorEastAsia" w:hAnsiTheme="majorHAnsi"/>
+        <w:rFonts w:asciiTheme="majorHAnsi" w:cstheme="majorBidi" w:hAnsiTheme="majorHAnsi" w:eastAsia="黑体"/>
         <w:b/>
         <w:bCs/>
       </w:rPr>
@@ -5833,14 +6200,14 @@
     </w:tblStylePr>
     <w:tblStylePr w:type="firstCol">
       <w:rPr>
-        <w:rFonts w:asciiTheme="majorHAnsi" w:cstheme="majorBidi" w:eastAsiaTheme="majorEastAsia" w:hAnsiTheme="majorHAnsi"/>
+        <w:rFonts w:asciiTheme="majorHAnsi" w:cstheme="majorBidi" w:hAnsiTheme="majorHAnsi" w:eastAsia="黑体"/>
         <w:b/>
         <w:bCs/>
       </w:rPr>
     </w:tblStylePr>
     <w:tblStylePr w:type="lastCol">
       <w:rPr>
-        <w:rFonts w:asciiTheme="majorHAnsi" w:cstheme="majorBidi" w:eastAsiaTheme="majorEastAsia" w:hAnsiTheme="majorHAnsi"/>
+        <w:rFonts w:asciiTheme="majorHAnsi" w:cstheme="majorBidi" w:hAnsiTheme="majorHAnsi" w:eastAsia="黑体"/>
         <w:b/>
         <w:bCs/>
       </w:rPr>
@@ -5924,7 +6291,7 @@
         <w:spacing w:after="0" w:before="0" w:line="240" w:lineRule="auto"/>
       </w:pPr>
       <w:rPr>
-        <w:rFonts w:asciiTheme="majorHAnsi" w:cstheme="majorBidi" w:eastAsiaTheme="majorEastAsia" w:hAnsiTheme="majorHAnsi"/>
+        <w:rFonts w:asciiTheme="majorHAnsi" w:cstheme="majorBidi" w:hAnsiTheme="majorHAnsi" w:eastAsia="黑体"/>
         <w:b/>
         <w:bCs/>
       </w:rPr>
@@ -5945,7 +6312,7 @@
         <w:spacing w:after="0" w:before="0" w:line="240" w:lineRule="auto"/>
       </w:pPr>
       <w:rPr>
-        <w:rFonts w:asciiTheme="majorHAnsi" w:cstheme="majorBidi" w:eastAsiaTheme="majorEastAsia" w:hAnsiTheme="majorHAnsi"/>
+        <w:rFonts w:asciiTheme="majorHAnsi" w:cstheme="majorBidi" w:hAnsiTheme="majorHAnsi" w:eastAsia="黑体"/>
         <w:b/>
         <w:bCs/>
       </w:rPr>
@@ -5963,14 +6330,14 @@
     </w:tblStylePr>
     <w:tblStylePr w:type="firstCol">
       <w:rPr>
-        <w:rFonts w:asciiTheme="majorHAnsi" w:cstheme="majorBidi" w:eastAsiaTheme="majorEastAsia" w:hAnsiTheme="majorHAnsi"/>
+        <w:rFonts w:asciiTheme="majorHAnsi" w:cstheme="majorBidi" w:hAnsiTheme="majorHAnsi" w:eastAsia="黑体"/>
         <w:b/>
         <w:bCs/>
       </w:rPr>
     </w:tblStylePr>
     <w:tblStylePr w:type="lastCol">
       <w:rPr>
-        <w:rFonts w:asciiTheme="majorHAnsi" w:cstheme="majorBidi" w:eastAsiaTheme="majorEastAsia" w:hAnsiTheme="majorHAnsi"/>
+        <w:rFonts w:asciiTheme="majorHAnsi" w:cstheme="majorBidi" w:hAnsiTheme="majorHAnsi" w:eastAsia="黑体"/>
         <w:b/>
         <w:bCs/>
       </w:rPr>
@@ -6054,7 +6421,7 @@
         <w:spacing w:after="0" w:before="0" w:line="240" w:lineRule="auto"/>
       </w:pPr>
       <w:rPr>
-        <w:rFonts w:asciiTheme="majorHAnsi" w:cstheme="majorBidi" w:eastAsiaTheme="majorEastAsia" w:hAnsiTheme="majorHAnsi"/>
+        <w:rFonts w:asciiTheme="majorHAnsi" w:cstheme="majorBidi" w:hAnsiTheme="majorHAnsi" w:eastAsia="黑体"/>
         <w:b/>
         <w:bCs/>
       </w:rPr>
@@ -6075,7 +6442,7 @@
         <w:spacing w:after="0" w:before="0" w:line="240" w:lineRule="auto"/>
       </w:pPr>
       <w:rPr>
-        <w:rFonts w:asciiTheme="majorHAnsi" w:cstheme="majorBidi" w:eastAsiaTheme="majorEastAsia" w:hAnsiTheme="majorHAnsi"/>
+        <w:rFonts w:asciiTheme="majorHAnsi" w:cstheme="majorBidi" w:hAnsiTheme="majorHAnsi" w:eastAsia="黑体"/>
         <w:b/>
         <w:bCs/>
       </w:rPr>
@@ -6093,14 +6460,14 @@
     </w:tblStylePr>
     <w:tblStylePr w:type="firstCol">
       <w:rPr>
-        <w:rFonts w:asciiTheme="majorHAnsi" w:cstheme="majorBidi" w:eastAsiaTheme="majorEastAsia" w:hAnsiTheme="majorHAnsi"/>
+        <w:rFonts w:asciiTheme="majorHAnsi" w:cstheme="majorBidi" w:hAnsiTheme="majorHAnsi" w:eastAsia="黑体"/>
         <w:b/>
         <w:bCs/>
       </w:rPr>
     </w:tblStylePr>
     <w:tblStylePr w:type="lastCol">
       <w:rPr>
-        <w:rFonts w:asciiTheme="majorHAnsi" w:cstheme="majorBidi" w:eastAsiaTheme="majorEastAsia" w:hAnsiTheme="majorHAnsi"/>
+        <w:rFonts w:asciiTheme="majorHAnsi" w:cstheme="majorBidi" w:hAnsiTheme="majorHAnsi" w:eastAsia="黑体"/>
         <w:b/>
         <w:bCs/>
       </w:rPr>
@@ -6184,7 +6551,7 @@
         <w:spacing w:after="0" w:before="0" w:line="240" w:lineRule="auto"/>
       </w:pPr>
       <w:rPr>
-        <w:rFonts w:asciiTheme="majorHAnsi" w:cstheme="majorBidi" w:eastAsiaTheme="majorEastAsia" w:hAnsiTheme="majorHAnsi"/>
+        <w:rFonts w:asciiTheme="majorHAnsi" w:cstheme="majorBidi" w:hAnsiTheme="majorHAnsi" w:eastAsia="黑体"/>
         <w:b/>
         <w:bCs/>
       </w:rPr>
@@ -6205,7 +6572,7 @@
         <w:spacing w:after="0" w:before="0" w:line="240" w:lineRule="auto"/>
       </w:pPr>
       <w:rPr>
-        <w:rFonts w:asciiTheme="majorHAnsi" w:cstheme="majorBidi" w:eastAsiaTheme="majorEastAsia" w:hAnsiTheme="majorHAnsi"/>
+        <w:rFonts w:asciiTheme="majorHAnsi" w:cstheme="majorBidi" w:hAnsiTheme="majorHAnsi" w:eastAsia="黑体"/>
         <w:b/>
         <w:bCs/>
       </w:rPr>
@@ -6223,14 +6590,14 @@
     </w:tblStylePr>
     <w:tblStylePr w:type="firstCol">
       <w:rPr>
-        <w:rFonts w:asciiTheme="majorHAnsi" w:cstheme="majorBidi" w:eastAsiaTheme="majorEastAsia" w:hAnsiTheme="majorHAnsi"/>
+        <w:rFonts w:asciiTheme="majorHAnsi" w:cstheme="majorBidi" w:hAnsiTheme="majorHAnsi" w:eastAsia="黑体"/>
         <w:b/>
         <w:bCs/>
       </w:rPr>
     </w:tblStylePr>
     <w:tblStylePr w:type="lastCol">
       <w:rPr>
-        <w:rFonts w:asciiTheme="majorHAnsi" w:cstheme="majorBidi" w:eastAsiaTheme="majorEastAsia" w:hAnsiTheme="majorHAnsi"/>
+        <w:rFonts w:asciiTheme="majorHAnsi" w:cstheme="majorBidi" w:hAnsiTheme="majorHAnsi" w:eastAsia="黑体"/>
         <w:b/>
         <w:bCs/>
       </w:rPr>
@@ -6314,7 +6681,7 @@
         <w:spacing w:after="0" w:before="0" w:line="240" w:lineRule="auto"/>
       </w:pPr>
       <w:rPr>
-        <w:rFonts w:asciiTheme="majorHAnsi" w:cstheme="majorBidi" w:eastAsiaTheme="majorEastAsia" w:hAnsiTheme="majorHAnsi"/>
+        <w:rFonts w:asciiTheme="majorHAnsi" w:cstheme="majorBidi" w:hAnsiTheme="majorHAnsi" w:eastAsia="黑体"/>
         <w:b/>
         <w:bCs/>
       </w:rPr>
@@ -6335,7 +6702,7 @@
         <w:spacing w:after="0" w:before="0" w:line="240" w:lineRule="auto"/>
       </w:pPr>
       <w:rPr>
-        <w:rFonts w:asciiTheme="majorHAnsi" w:cstheme="majorBidi" w:eastAsiaTheme="majorEastAsia" w:hAnsiTheme="majorHAnsi"/>
+        <w:rFonts w:asciiTheme="majorHAnsi" w:cstheme="majorBidi" w:hAnsiTheme="majorHAnsi" w:eastAsia="黑体"/>
         <w:b/>
         <w:bCs/>
       </w:rPr>
@@ -6353,14 +6720,14 @@
     </w:tblStylePr>
     <w:tblStylePr w:type="firstCol">
       <w:rPr>
-        <w:rFonts w:asciiTheme="majorHAnsi" w:cstheme="majorBidi" w:eastAsiaTheme="majorEastAsia" w:hAnsiTheme="majorHAnsi"/>
+        <w:rFonts w:asciiTheme="majorHAnsi" w:cstheme="majorBidi" w:hAnsiTheme="majorHAnsi" w:eastAsia="黑体"/>
         <w:b/>
         <w:bCs/>
       </w:rPr>
     </w:tblStylePr>
     <w:tblStylePr w:type="lastCol">
       <w:rPr>
-        <w:rFonts w:asciiTheme="majorHAnsi" w:cstheme="majorBidi" w:eastAsiaTheme="majorEastAsia" w:hAnsiTheme="majorHAnsi"/>
+        <w:rFonts w:asciiTheme="majorHAnsi" w:cstheme="majorBidi" w:hAnsiTheme="majorHAnsi" w:eastAsia="黑体"/>
         <w:b/>
         <w:bCs/>
       </w:rPr>
@@ -6444,7 +6811,7 @@
         <w:spacing w:after="0" w:before="0" w:line="240" w:lineRule="auto"/>
       </w:pPr>
       <w:rPr>
-        <w:rFonts w:asciiTheme="majorHAnsi" w:cstheme="majorBidi" w:eastAsiaTheme="majorEastAsia" w:hAnsiTheme="majorHAnsi"/>
+        <w:rFonts w:asciiTheme="majorHAnsi" w:cstheme="majorBidi" w:hAnsiTheme="majorHAnsi" w:eastAsia="黑体"/>
         <w:b/>
         <w:bCs/>
       </w:rPr>
@@ -6465,7 +6832,7 @@
         <w:spacing w:after="0" w:before="0" w:line="240" w:lineRule="auto"/>
       </w:pPr>
       <w:rPr>
-        <w:rFonts w:asciiTheme="majorHAnsi" w:cstheme="majorBidi" w:eastAsiaTheme="majorEastAsia" w:hAnsiTheme="majorHAnsi"/>
+        <w:rFonts w:asciiTheme="majorHAnsi" w:cstheme="majorBidi" w:hAnsiTheme="majorHAnsi" w:eastAsia="黑体"/>
         <w:b/>
         <w:bCs/>
       </w:rPr>
@@ -6483,14 +6850,14 @@
     </w:tblStylePr>
     <w:tblStylePr w:type="firstCol">
       <w:rPr>
-        <w:rFonts w:asciiTheme="majorHAnsi" w:cstheme="majorBidi" w:eastAsiaTheme="majorEastAsia" w:hAnsiTheme="majorHAnsi"/>
+        <w:rFonts w:asciiTheme="majorHAnsi" w:cstheme="majorBidi" w:hAnsiTheme="majorHAnsi" w:eastAsia="黑体"/>
         <w:b/>
         <w:bCs/>
       </w:rPr>
     </w:tblStylePr>
     <w:tblStylePr w:type="lastCol">
       <w:rPr>
-        <w:rFonts w:asciiTheme="majorHAnsi" w:cstheme="majorBidi" w:eastAsiaTheme="majorEastAsia" w:hAnsiTheme="majorHAnsi"/>
+        <w:rFonts w:asciiTheme="majorHAnsi" w:cstheme="majorBidi" w:hAnsiTheme="majorHAnsi" w:eastAsia="黑体"/>
         <w:b/>
         <w:bCs/>
       </w:rPr>
@@ -6573,6 +6940,7 @@
         <w:spacing w:after="0" w:before="0" w:line="240" w:lineRule="auto"/>
       </w:pPr>
       <w:rPr>
+        <w:rFonts w:eastAsia="黑体"/>
         <w:b/>
         <w:bCs/>
         <w:color w:themeColor="background1" w:val="FFFFFF"/>
@@ -6595,6 +6963,7 @@
         <w:spacing w:after="0" w:before="0" w:line="240" w:lineRule="auto"/>
       </w:pPr>
       <w:rPr>
+        <w:rFonts w:eastAsia="黑体"/>
         <w:b/>
         <w:bCs/>
       </w:rPr>
@@ -6612,12 +6981,14 @@
     </w:tblStylePr>
     <w:tblStylePr w:type="firstCol">
       <w:rPr>
+        <w:rFonts w:eastAsia="黑体"/>
         <w:b/>
         <w:bCs/>
       </w:rPr>
     </w:tblStylePr>
     <w:tblStylePr w:type="lastCol">
       <w:rPr>
+        <w:rFonts w:eastAsia="黑体"/>
         <w:b/>
         <w:bCs/>
       </w:rPr>
@@ -6679,6 +7050,7 @@
         <w:spacing w:after="0" w:before="0" w:line="240" w:lineRule="auto"/>
       </w:pPr>
       <w:rPr>
+        <w:rFonts w:eastAsia="黑体"/>
         <w:b/>
         <w:bCs/>
         <w:color w:themeColor="background1" w:val="FFFFFF"/>
@@ -6701,6 +7073,7 @@
         <w:spacing w:after="0" w:before="0" w:line="240" w:lineRule="auto"/>
       </w:pPr>
       <w:rPr>
+        <w:rFonts w:eastAsia="黑体"/>
         <w:b/>
         <w:bCs/>
       </w:rPr>
@@ -6718,12 +7091,14 @@
     </w:tblStylePr>
     <w:tblStylePr w:type="firstCol">
       <w:rPr>
+        <w:rFonts w:eastAsia="黑体"/>
         <w:b/>
         <w:bCs/>
       </w:rPr>
     </w:tblStylePr>
     <w:tblStylePr w:type="lastCol">
       <w:rPr>
+        <w:rFonts w:eastAsia="黑体"/>
         <w:b/>
         <w:bCs/>
       </w:rPr>
@@ -6785,6 +7160,7 @@
         <w:spacing w:after="0" w:before="0" w:line="240" w:lineRule="auto"/>
       </w:pPr>
       <w:rPr>
+        <w:rFonts w:eastAsia="黑体"/>
         <w:b/>
         <w:bCs/>
         <w:color w:themeColor="background1" w:val="FFFFFF"/>
@@ -6807,6 +7183,7 @@
         <w:spacing w:after="0" w:before="0" w:line="240" w:lineRule="auto"/>
       </w:pPr>
       <w:rPr>
+        <w:rFonts w:eastAsia="黑体"/>
         <w:b/>
         <w:bCs/>
       </w:rPr>
@@ -6824,12 +7201,14 @@
     </w:tblStylePr>
     <w:tblStylePr w:type="firstCol">
       <w:rPr>
+        <w:rFonts w:eastAsia="黑体"/>
         <w:b/>
         <w:bCs/>
       </w:rPr>
     </w:tblStylePr>
     <w:tblStylePr w:type="lastCol">
       <w:rPr>
+        <w:rFonts w:eastAsia="黑体"/>
         <w:b/>
         <w:bCs/>
       </w:rPr>
@@ -6891,6 +7270,7 @@
         <w:spacing w:after="0" w:before="0" w:line="240" w:lineRule="auto"/>
       </w:pPr>
       <w:rPr>
+        <w:rFonts w:eastAsia="黑体"/>
         <w:b/>
         <w:bCs/>
         <w:color w:themeColor="background1" w:val="FFFFFF"/>
@@ -6913,6 +7293,7 @@
         <w:spacing w:after="0" w:before="0" w:line="240" w:lineRule="auto"/>
       </w:pPr>
       <w:rPr>
+        <w:rFonts w:eastAsia="黑体"/>
         <w:b/>
         <w:bCs/>
       </w:rPr>
@@ -6930,12 +7311,14 @@
     </w:tblStylePr>
     <w:tblStylePr w:type="firstCol">
       <w:rPr>
+        <w:rFonts w:eastAsia="黑体"/>
         <w:b/>
         <w:bCs/>
       </w:rPr>
     </w:tblStylePr>
     <w:tblStylePr w:type="lastCol">
       <w:rPr>
+        <w:rFonts w:eastAsia="黑体"/>
         <w:b/>
         <w:bCs/>
       </w:rPr>
@@ -6997,6 +7380,7 @@
         <w:spacing w:after="0" w:before="0" w:line="240" w:lineRule="auto"/>
       </w:pPr>
       <w:rPr>
+        <w:rFonts w:eastAsia="黑体"/>
         <w:b/>
         <w:bCs/>
         <w:color w:themeColor="background1" w:val="FFFFFF"/>
@@ -7019,6 +7403,7 @@
         <w:spacing w:after="0" w:before="0" w:line="240" w:lineRule="auto"/>
       </w:pPr>
       <w:rPr>
+        <w:rFonts w:eastAsia="黑体"/>
         <w:b/>
         <w:bCs/>
       </w:rPr>
@@ -7036,12 +7421,14 @@
     </w:tblStylePr>
     <w:tblStylePr w:type="firstCol">
       <w:rPr>
+        <w:rFonts w:eastAsia="黑体"/>
         <w:b/>
         <w:bCs/>
       </w:rPr>
     </w:tblStylePr>
     <w:tblStylePr w:type="lastCol">
       <w:rPr>
+        <w:rFonts w:eastAsia="黑体"/>
         <w:b/>
         <w:bCs/>
       </w:rPr>
@@ -7103,6 +7490,7 @@
         <w:spacing w:after="0" w:before="0" w:line="240" w:lineRule="auto"/>
       </w:pPr>
       <w:rPr>
+        <w:rFonts w:eastAsia="黑体"/>
         <w:b/>
         <w:bCs/>
         <w:color w:themeColor="background1" w:val="FFFFFF"/>
@@ -7125,6 +7513,7 @@
         <w:spacing w:after="0" w:before="0" w:line="240" w:lineRule="auto"/>
       </w:pPr>
       <w:rPr>
+        <w:rFonts w:eastAsia="黑体"/>
         <w:b/>
         <w:bCs/>
       </w:rPr>
@@ -7142,12 +7531,14 @@
     </w:tblStylePr>
     <w:tblStylePr w:type="firstCol">
       <w:rPr>
+        <w:rFonts w:eastAsia="黑体"/>
         <w:b/>
         <w:bCs/>
       </w:rPr>
     </w:tblStylePr>
     <w:tblStylePr w:type="lastCol">
       <w:rPr>
+        <w:rFonts w:eastAsia="黑体"/>
         <w:b/>
         <w:bCs/>
       </w:rPr>
@@ -7209,6 +7600,7 @@
         <w:spacing w:after="0" w:before="0" w:line="240" w:lineRule="auto"/>
       </w:pPr>
       <w:rPr>
+        <w:rFonts w:eastAsia="黑体"/>
         <w:b/>
         <w:bCs/>
         <w:color w:themeColor="background1" w:val="FFFFFF"/>
@@ -7231,6 +7623,7 @@
         <w:spacing w:after="0" w:before="0" w:line="240" w:lineRule="auto"/>
       </w:pPr>
       <w:rPr>
+        <w:rFonts w:eastAsia="黑体"/>
         <w:b/>
         <w:bCs/>
       </w:rPr>
@@ -7248,12 +7641,14 @@
     </w:tblStylePr>
     <w:tblStylePr w:type="firstCol">
       <w:rPr>
+        <w:rFonts w:eastAsia="黑体"/>
         <w:b/>
         <w:bCs/>
       </w:rPr>
     </w:tblStylePr>
     <w:tblStylePr w:type="lastCol">
       <w:rPr>
+        <w:rFonts w:eastAsia="黑体"/>
         <w:b/>
         <w:bCs/>
       </w:rPr>
@@ -7312,6 +7707,7 @@
         <w:spacing w:after="0" w:before="0" w:line="240" w:lineRule="auto"/>
       </w:pPr>
       <w:rPr>
+        <w:rFonts w:eastAsia="黑体"/>
         <w:b/>
         <w:bCs/>
         <w:color w:themeColor="background1" w:val="FFFFFF"/>
@@ -7334,6 +7730,7 @@
         <w:spacing w:after="0" w:before="0" w:line="240" w:lineRule="auto"/>
       </w:pPr>
       <w:rPr>
+        <w:rFonts w:eastAsia="黑体"/>
         <w:color w:val="auto"/>
       </w:rPr>
       <w:tblPr/>
@@ -7351,6 +7748,7 @@
     </w:tblStylePr>
     <w:tblStylePr w:type="firstCol">
       <w:rPr>
+        <w:rFonts w:eastAsia="黑体"/>
         <w:b/>
         <w:bCs/>
         <w:color w:themeColor="background1" w:val="FFFFFF"/>
@@ -7370,6 +7768,7 @@
     </w:tblStylePr>
     <w:tblStylePr w:type="lastCol">
       <w:rPr>
+        <w:rFonts w:eastAsia="黑体"/>
         <w:b/>
         <w:bCs/>
         <w:color w:themeColor="background1" w:val="FFFFFF"/>
@@ -7418,6 +7817,7 @@
     </w:tblStylePr>
     <w:tblStylePr w:type="nwCell">
       <w:rPr>
+        <w:rFonts w:eastAsia="黑体"/>
         <w:color w:themeColor="background1" w:val="FFFFFF"/>
       </w:rPr>
       <w:tblPr/>
@@ -7461,6 +7861,7 @@
         <w:spacing w:after="0" w:before="0" w:line="240" w:lineRule="auto"/>
       </w:pPr>
       <w:rPr>
+        <w:rFonts w:eastAsia="黑体"/>
         <w:b/>
         <w:bCs/>
         <w:color w:themeColor="background1" w:val="FFFFFF"/>
@@ -7483,6 +7884,7 @@
         <w:spacing w:after="0" w:before="0" w:line="240" w:lineRule="auto"/>
       </w:pPr>
       <w:rPr>
+        <w:rFonts w:eastAsia="黑体"/>
         <w:color w:val="auto"/>
       </w:rPr>
       <w:tblPr/>
@@ -7500,6 +7902,7 @@
     </w:tblStylePr>
     <w:tblStylePr w:type="firstCol">
       <w:rPr>
+        <w:rFonts w:eastAsia="黑体"/>
         <w:b/>
         <w:bCs/>
         <w:color w:themeColor="background1" w:val="FFFFFF"/>
@@ -7519,6 +7922,7 @@
     </w:tblStylePr>
     <w:tblStylePr w:type="lastCol">
       <w:rPr>
+        <w:rFonts w:eastAsia="黑体"/>
         <w:b/>
         <w:bCs/>
         <w:color w:themeColor="background1" w:val="FFFFFF"/>
@@ -7567,6 +7971,7 @@
     </w:tblStylePr>
     <w:tblStylePr w:type="nwCell">
       <w:rPr>
+        <w:rFonts w:eastAsia="黑体"/>
         <w:color w:themeColor="background1" w:val="FFFFFF"/>
       </w:rPr>
       <w:tblPr/>
@@ -7610,6 +8015,7 @@
         <w:spacing w:after="0" w:before="0" w:line="240" w:lineRule="auto"/>
       </w:pPr>
       <w:rPr>
+        <w:rFonts w:eastAsia="黑体"/>
         <w:b/>
         <w:bCs/>
         <w:color w:themeColor="background1" w:val="FFFFFF"/>
@@ -7632,6 +8038,7 @@
         <w:spacing w:after="0" w:before="0" w:line="240" w:lineRule="auto"/>
       </w:pPr>
       <w:rPr>
+        <w:rFonts w:eastAsia="黑体"/>
         <w:color w:val="auto"/>
       </w:rPr>
       <w:tblPr/>
@@ -7649,6 +8056,7 @@
     </w:tblStylePr>
     <w:tblStylePr w:type="firstCol">
       <w:rPr>
+        <w:rFonts w:eastAsia="黑体"/>
         <w:b/>
         <w:bCs/>
         <w:color w:themeColor="background1" w:val="FFFFFF"/>
@@ -7668,6 +8076,7 @@
     </w:tblStylePr>
     <w:tblStylePr w:type="lastCol">
       <w:rPr>
+        <w:rFonts w:eastAsia="黑体"/>
         <w:b/>
         <w:bCs/>
         <w:color w:themeColor="background1" w:val="FFFFFF"/>
@@ -7716,6 +8125,7 @@
     </w:tblStylePr>
     <w:tblStylePr w:type="nwCell">
       <w:rPr>
+        <w:rFonts w:eastAsia="黑体"/>
         <w:color w:themeColor="background1" w:val="FFFFFF"/>
       </w:rPr>
       <w:tblPr/>
@@ -7759,6 +8169,7 @@
         <w:spacing w:after="0" w:before="0" w:line="240" w:lineRule="auto"/>
       </w:pPr>
       <w:rPr>
+        <w:rFonts w:eastAsia="黑体"/>
         <w:b/>
         <w:bCs/>
         <w:color w:themeColor="background1" w:val="FFFFFF"/>
@@ -7781,6 +8192,7 @@
         <w:spacing w:after="0" w:before="0" w:line="240" w:lineRule="auto"/>
       </w:pPr>
       <w:rPr>
+        <w:rFonts w:eastAsia="黑体"/>
         <w:color w:val="auto"/>
       </w:rPr>
       <w:tblPr/>
@@ -7798,6 +8210,7 @@
     </w:tblStylePr>
     <w:tblStylePr w:type="firstCol">
       <w:rPr>
+        <w:rFonts w:eastAsia="黑体"/>
         <w:b/>
         <w:bCs/>
         <w:color w:themeColor="background1" w:val="FFFFFF"/>
@@ -7817,6 +8230,7 @@
     </w:tblStylePr>
     <w:tblStylePr w:type="lastCol">
       <w:rPr>
+        <w:rFonts w:eastAsia="黑体"/>
         <w:b/>
         <w:bCs/>
         <w:color w:themeColor="background1" w:val="FFFFFF"/>
@@ -7865,6 +8279,7 @@
     </w:tblStylePr>
     <w:tblStylePr w:type="nwCell">
       <w:rPr>
+        <w:rFonts w:eastAsia="黑体"/>
         <w:color w:themeColor="background1" w:val="FFFFFF"/>
       </w:rPr>
       <w:tblPr/>
@@ -7908,6 +8323,7 @@
         <w:spacing w:after="0" w:before="0" w:line="240" w:lineRule="auto"/>
       </w:pPr>
       <w:rPr>
+        <w:rFonts w:eastAsia="黑体"/>
         <w:b/>
         <w:bCs/>
         <w:color w:themeColor="background1" w:val="FFFFFF"/>
@@ -7930,6 +8346,7 @@
         <w:spacing w:after="0" w:before="0" w:line="240" w:lineRule="auto"/>
       </w:pPr>
       <w:rPr>
+        <w:rFonts w:eastAsia="黑体"/>
         <w:color w:val="auto"/>
       </w:rPr>
       <w:tblPr/>
@@ -7947,6 +8364,7 @@
     </w:tblStylePr>
     <w:tblStylePr w:type="firstCol">
       <w:rPr>
+        <w:rFonts w:eastAsia="黑体"/>
         <w:b/>
         <w:bCs/>
         <w:color w:themeColor="background1" w:val="FFFFFF"/>
@@ -7966,6 +8384,7 @@
     </w:tblStylePr>
     <w:tblStylePr w:type="lastCol">
       <w:rPr>
+        <w:rFonts w:eastAsia="黑体"/>
         <w:b/>
         <w:bCs/>
         <w:color w:themeColor="background1" w:val="FFFFFF"/>
@@ -8014,6 +8433,7 @@
     </w:tblStylePr>
     <w:tblStylePr w:type="nwCell">
       <w:rPr>
+        <w:rFonts w:eastAsia="黑体"/>
         <w:color w:themeColor="background1" w:val="FFFFFF"/>
       </w:rPr>
       <w:tblPr/>
@@ -8057,6 +8477,7 @@
         <w:spacing w:after="0" w:before="0" w:line="240" w:lineRule="auto"/>
       </w:pPr>
       <w:rPr>
+        <w:rFonts w:eastAsia="黑体"/>
         <w:b/>
         <w:bCs/>
         <w:color w:themeColor="background1" w:val="FFFFFF"/>
@@ -8079,6 +8500,7 @@
         <w:spacing w:after="0" w:before="0" w:line="240" w:lineRule="auto"/>
       </w:pPr>
       <w:rPr>
+        <w:rFonts w:eastAsia="黑体"/>
         <w:color w:val="auto"/>
       </w:rPr>
       <w:tblPr/>
@@ -8096,6 +8518,7 @@
     </w:tblStylePr>
     <w:tblStylePr w:type="firstCol">
       <w:rPr>
+        <w:rFonts w:eastAsia="黑体"/>
         <w:b/>
         <w:bCs/>
         <w:color w:themeColor="background1" w:val="FFFFFF"/>
@@ -8115,6 +8538,7 @@
     </w:tblStylePr>
     <w:tblStylePr w:type="lastCol">
       <w:rPr>
+        <w:rFonts w:eastAsia="黑体"/>
         <w:b/>
         <w:bCs/>
         <w:color w:themeColor="background1" w:val="FFFFFF"/>
@@ -8163,6 +8587,7 @@
     </w:tblStylePr>
     <w:tblStylePr w:type="nwCell">
       <w:rPr>
+        <w:rFonts w:eastAsia="黑体"/>
         <w:color w:themeColor="background1" w:val="FFFFFF"/>
       </w:rPr>
       <w:tblPr/>
@@ -8206,6 +8631,7 @@
         <w:spacing w:after="0" w:before="0" w:line="240" w:lineRule="auto"/>
       </w:pPr>
       <w:rPr>
+        <w:rFonts w:eastAsia="黑体"/>
         <w:b/>
         <w:bCs/>
         <w:color w:themeColor="background1" w:val="FFFFFF"/>
@@ -8228,6 +8654,7 @@
         <w:spacing w:after="0" w:before="0" w:line="240" w:lineRule="auto"/>
       </w:pPr>
       <w:rPr>
+        <w:rFonts w:eastAsia="黑体"/>
         <w:color w:val="auto"/>
       </w:rPr>
       <w:tblPr/>
@@ -8245,6 +8672,7 @@
     </w:tblStylePr>
     <w:tblStylePr w:type="firstCol">
       <w:rPr>
+        <w:rFonts w:eastAsia="黑体"/>
         <w:b/>
         <w:bCs/>
         <w:color w:themeColor="background1" w:val="FFFFFF"/>
@@ -8264,6 +8692,7 @@
     </w:tblStylePr>
     <w:tblStylePr w:type="lastCol">
       <w:rPr>
+        <w:rFonts w:eastAsia="黑体"/>
         <w:b/>
         <w:bCs/>
         <w:color w:themeColor="background1" w:val="FFFFFF"/>
@@ -8312,6 +8741,7 @@
     </w:tblStylePr>
     <w:tblStylePr w:type="nwCell">
       <w:rPr>
+        <w:rFonts w:eastAsia="黑体"/>
         <w:color w:themeColor="background1" w:val="FFFFFF"/>
       </w:rPr>
       <w:tblPr/>
@@ -8336,6 +8766,7 @@
       <w:spacing w:after="0" w:line="240" w:lineRule="auto"/>
     </w:pPr>
     <w:rPr>
+      <w:rFonts w:eastAsia="黑体"/>
       <w:color w:themeColor="text1" w:val="000000"/>
     </w:rPr>
     <w:tblPr>
@@ -8355,7 +8786,7 @@
     </w:tblPr>
     <w:tblStylePr w:type="firstRow">
       <w:rPr>
-        <w:rFonts w:asciiTheme="majorHAnsi" w:cstheme="majorBidi" w:eastAsiaTheme="majorEastAsia" w:hAnsiTheme="majorHAnsi"/>
+        <w:rFonts w:asciiTheme="majorHAnsi" w:cstheme="majorBidi" w:hAnsiTheme="majorHAnsi" w:eastAsia="黑体"/>
       </w:rPr>
       <w:tblPr/>
       <w:tcPr>
@@ -8367,6 +8798,7 @@
     </w:tblStylePr>
     <w:tblStylePr w:type="lastRow">
       <w:rPr>
+        <w:rFonts w:eastAsia="黑体"/>
         <w:b/>
         <w:bCs/>
         <w:color w:themeColor="text2" w:val="1F497D"/>
@@ -8381,12 +8813,14 @@
     </w:tblStylePr>
     <w:tblStylePr w:type="firstCol">
       <w:rPr>
+        <w:rFonts w:eastAsia="黑体"/>
         <w:b/>
         <w:bCs/>
       </w:rPr>
     </w:tblStylePr>
     <w:tblStylePr w:type="lastCol">
       <w:rPr>
+        <w:rFonts w:eastAsia="黑体"/>
         <w:b/>
         <w:bCs/>
       </w:rPr>
@@ -8420,6 +8854,7 @@
       <w:spacing w:after="0" w:line="240" w:lineRule="auto"/>
     </w:pPr>
     <w:rPr>
+      <w:rFonts w:eastAsia="黑体"/>
       <w:color w:themeColor="text1" w:val="000000"/>
     </w:rPr>
     <w:tblPr>
@@ -8439,7 +8874,7 @@
     </w:tblPr>
     <w:tblStylePr w:type="firstRow">
       <w:rPr>
-        <w:rFonts w:asciiTheme="majorHAnsi" w:cstheme="majorBidi" w:eastAsiaTheme="majorEastAsia" w:hAnsiTheme="majorHAnsi"/>
+        <w:rFonts w:asciiTheme="majorHAnsi" w:cstheme="majorBidi" w:hAnsiTheme="majorHAnsi" w:eastAsia="黑体"/>
       </w:rPr>
       <w:tblPr/>
       <w:tcPr>
@@ -8451,6 +8886,7 @@
     </w:tblStylePr>
     <w:tblStylePr w:type="lastRow">
       <w:rPr>
+        <w:rFonts w:eastAsia="黑体"/>
         <w:b/>
         <w:bCs/>
         <w:color w:themeColor="text2" w:val="1F497D"/>
@@ -8465,12 +8901,14 @@
     </w:tblStylePr>
     <w:tblStylePr w:type="firstCol">
       <w:rPr>
+        <w:rFonts w:eastAsia="黑体"/>
         <w:b/>
         <w:bCs/>
       </w:rPr>
     </w:tblStylePr>
     <w:tblStylePr w:type="lastCol">
       <w:rPr>
+        <w:rFonts w:eastAsia="黑体"/>
         <w:b/>
         <w:bCs/>
       </w:rPr>
@@ -8504,6 +8942,7 @@
       <w:spacing w:after="0" w:line="240" w:lineRule="auto"/>
     </w:pPr>
     <w:rPr>
+      <w:rFonts w:eastAsia="黑体"/>
       <w:color w:themeColor="text1" w:val="000000"/>
     </w:rPr>
     <w:tblPr>
@@ -8523,7 +8962,7 @@
     </w:tblPr>
     <w:tblStylePr w:type="firstRow">
       <w:rPr>
-        <w:rFonts w:asciiTheme="majorHAnsi" w:cstheme="majorBidi" w:eastAsiaTheme="majorEastAsia" w:hAnsiTheme="majorHAnsi"/>
+        <w:rFonts w:asciiTheme="majorHAnsi" w:cstheme="majorBidi" w:hAnsiTheme="majorHAnsi" w:eastAsia="黑体"/>
       </w:rPr>
       <w:tblPr/>
       <w:tcPr>
@@ -8535,6 +8974,7 @@
     </w:tblStylePr>
     <w:tblStylePr w:type="lastRow">
       <w:rPr>
+        <w:rFonts w:eastAsia="黑体"/>
         <w:b/>
         <w:bCs/>
         <w:color w:themeColor="text2" w:val="1F497D"/>
@@ -8549,12 +8989,14 @@
     </w:tblStylePr>
     <w:tblStylePr w:type="firstCol">
       <w:rPr>
+        <w:rFonts w:eastAsia="黑体"/>
         <w:b/>
         <w:bCs/>
       </w:rPr>
     </w:tblStylePr>
     <w:tblStylePr w:type="lastCol">
       <w:rPr>
+        <w:rFonts w:eastAsia="黑体"/>
         <w:b/>
         <w:bCs/>
       </w:rPr>
@@ -8588,6 +9030,7 @@
       <w:spacing w:after="0" w:line="240" w:lineRule="auto"/>
     </w:pPr>
     <w:rPr>
+      <w:rFonts w:eastAsia="黑体"/>
       <w:color w:themeColor="text1" w:val="000000"/>
     </w:rPr>
     <w:tblPr>
@@ -8607,7 +9050,7 @@
     </w:tblPr>
     <w:tblStylePr w:type="firstRow">
       <w:rPr>
-        <w:rFonts w:asciiTheme="majorHAnsi" w:cstheme="majorBidi" w:eastAsiaTheme="majorEastAsia" w:hAnsiTheme="majorHAnsi"/>
+        <w:rFonts w:asciiTheme="majorHAnsi" w:cstheme="majorBidi" w:hAnsiTheme="majorHAnsi" w:eastAsia="黑体"/>
       </w:rPr>
       <w:tblPr/>
       <w:tcPr>
@@ -8619,6 +9062,7 @@
     </w:tblStylePr>
     <w:tblStylePr w:type="lastRow">
       <w:rPr>
+        <w:rFonts w:eastAsia="黑体"/>
         <w:b/>
         <w:bCs/>
         <w:color w:themeColor="text2" w:val="1F497D"/>
@@ -8633,12 +9077,14 @@
     </w:tblStylePr>
     <w:tblStylePr w:type="firstCol">
       <w:rPr>
+        <w:rFonts w:eastAsia="黑体"/>
         <w:b/>
         <w:bCs/>
       </w:rPr>
     </w:tblStylePr>
     <w:tblStylePr w:type="lastCol">
       <w:rPr>
+        <w:rFonts w:eastAsia="黑体"/>
         <w:b/>
         <w:bCs/>
       </w:rPr>
@@ -8672,6 +9118,7 @@
       <w:spacing w:after="0" w:line="240" w:lineRule="auto"/>
     </w:pPr>
     <w:rPr>
+      <w:rFonts w:eastAsia="黑体"/>
       <w:color w:themeColor="text1" w:val="000000"/>
     </w:rPr>
     <w:tblPr>
@@ -8691,7 +9138,7 @@
     </w:tblPr>
     <w:tblStylePr w:type="firstRow">
       <w:rPr>
-        <w:rFonts w:asciiTheme="majorHAnsi" w:cstheme="majorBidi" w:eastAsiaTheme="majorEastAsia" w:hAnsiTheme="majorHAnsi"/>
+        <w:rFonts w:asciiTheme="majorHAnsi" w:cstheme="majorBidi" w:hAnsiTheme="majorHAnsi" w:eastAsia="黑体"/>
       </w:rPr>
       <w:tblPr/>
       <w:tcPr>
@@ -8703,6 +9150,7 @@
     </w:tblStylePr>
     <w:tblStylePr w:type="lastRow">
       <w:rPr>
+        <w:rFonts w:eastAsia="黑体"/>
         <w:b/>
         <w:bCs/>
         <w:color w:themeColor="text2" w:val="1F497D"/>
@@ -8717,12 +9165,14 @@
     </w:tblStylePr>
     <w:tblStylePr w:type="firstCol">
       <w:rPr>
+        <w:rFonts w:eastAsia="黑体"/>
         <w:b/>
         <w:bCs/>
       </w:rPr>
     </w:tblStylePr>
     <w:tblStylePr w:type="lastCol">
       <w:rPr>
+        <w:rFonts w:eastAsia="黑体"/>
         <w:b/>
         <w:bCs/>
       </w:rPr>
@@ -8756,6 +9206,7 @@
       <w:spacing w:after="0" w:line="240" w:lineRule="auto"/>
     </w:pPr>
     <w:rPr>
+      <w:rFonts w:eastAsia="黑体"/>
       <w:color w:themeColor="text1" w:val="000000"/>
     </w:rPr>
     <w:tblPr>
@@ -8775,7 +9226,7 @@
     </w:tblPr>
     <w:tblStylePr w:type="firstRow">
       <w:rPr>
-        <w:rFonts w:asciiTheme="majorHAnsi" w:cstheme="majorBidi" w:eastAsiaTheme="majorEastAsia" w:hAnsiTheme="majorHAnsi"/>
+        <w:rFonts w:asciiTheme="majorHAnsi" w:cstheme="majorBidi" w:hAnsiTheme="majorHAnsi" w:eastAsia="黑体"/>
       </w:rPr>
       <w:tblPr/>
       <w:tcPr>
@@ -8787,6 +9238,7 @@
     </w:tblStylePr>
     <w:tblStylePr w:type="lastRow">
       <w:rPr>
+        <w:rFonts w:eastAsia="黑体"/>
         <w:b/>
         <w:bCs/>
         <w:color w:themeColor="text2" w:val="1F497D"/>
@@ -8801,12 +9253,14 @@
     </w:tblStylePr>
     <w:tblStylePr w:type="firstCol">
       <w:rPr>
+        <w:rFonts w:eastAsia="黑体"/>
         <w:b/>
         <w:bCs/>
       </w:rPr>
     </w:tblStylePr>
     <w:tblStylePr w:type="lastCol">
       <w:rPr>
+        <w:rFonts w:eastAsia="黑体"/>
         <w:b/>
         <w:bCs/>
       </w:rPr>
@@ -8840,6 +9294,7 @@
       <w:spacing w:after="0" w:line="240" w:lineRule="auto"/>
     </w:pPr>
     <w:rPr>
+      <w:rFonts w:eastAsia="黑体"/>
       <w:color w:themeColor="text1" w:val="000000"/>
     </w:rPr>
     <w:tblPr>
@@ -8859,7 +9314,7 @@
     </w:tblPr>
     <w:tblStylePr w:type="firstRow">
       <w:rPr>
-        <w:rFonts w:asciiTheme="majorHAnsi" w:cstheme="majorBidi" w:eastAsiaTheme="majorEastAsia" w:hAnsiTheme="majorHAnsi"/>
+        <w:rFonts w:asciiTheme="majorHAnsi" w:cstheme="majorBidi" w:hAnsiTheme="majorHAnsi" w:eastAsia="黑体"/>
       </w:rPr>
       <w:tblPr/>
       <w:tcPr>
@@ -8871,6 +9326,7 @@
     </w:tblStylePr>
     <w:tblStylePr w:type="lastRow">
       <w:rPr>
+        <w:rFonts w:eastAsia="黑体"/>
         <w:b/>
         <w:bCs/>
         <w:color w:themeColor="text2" w:val="1F497D"/>
@@ -8885,12 +9341,14 @@
     </w:tblStylePr>
     <w:tblStylePr w:type="firstCol">
       <w:rPr>
+        <w:rFonts w:eastAsia="黑体"/>
         <w:b/>
         <w:bCs/>
       </w:rPr>
     </w:tblStylePr>
     <w:tblStylePr w:type="lastCol">
       <w:rPr>
+        <w:rFonts w:eastAsia="黑体"/>
         <w:b/>
         <w:bCs/>
       </w:rPr>
@@ -8924,7 +9382,7 @@
       <w:spacing w:after="0" w:line="240" w:lineRule="auto"/>
     </w:pPr>
     <w:rPr>
-      <w:rFonts w:asciiTheme="majorHAnsi" w:cstheme="majorBidi" w:eastAsiaTheme="majorEastAsia" w:hAnsiTheme="majorHAnsi"/>
+      <w:rFonts w:asciiTheme="majorHAnsi" w:cstheme="majorBidi" w:hAnsiTheme="majorHAnsi" w:eastAsia="黑体"/>
       <w:color w:themeColor="text1" w:val="000000"/>
     </w:rPr>
     <w:tblPr>
@@ -8946,6 +9404,7 @@
     </w:tblPr>
     <w:tblStylePr w:type="firstRow">
       <w:rPr>
+        <w:rFonts w:eastAsia="黑体"/>
         <w:sz w:val="24"/>
         <w:szCs w:val="24"/>
       </w:rPr>
@@ -9052,7 +9511,7 @@
       <w:spacing w:after="0" w:line="240" w:lineRule="auto"/>
     </w:pPr>
     <w:rPr>
-      <w:rFonts w:asciiTheme="majorHAnsi" w:cstheme="majorBidi" w:eastAsiaTheme="majorEastAsia" w:hAnsiTheme="majorHAnsi"/>
+      <w:rFonts w:asciiTheme="majorHAnsi" w:cstheme="majorBidi" w:hAnsiTheme="majorHAnsi" w:eastAsia="黑体"/>
       <w:color w:themeColor="text1" w:val="000000"/>
     </w:rPr>
     <w:tblPr>
@@ -9074,6 +9533,7 @@
     </w:tblPr>
     <w:tblStylePr w:type="firstRow">
       <w:rPr>
+        <w:rFonts w:eastAsia="黑体"/>
         <w:sz w:val="24"/>
         <w:szCs w:val="24"/>
       </w:rPr>
@@ -9180,7 +9640,7 @@
       <w:spacing w:after="0" w:line="240" w:lineRule="auto"/>
     </w:pPr>
     <w:rPr>
-      <w:rFonts w:asciiTheme="majorHAnsi" w:cstheme="majorBidi" w:eastAsiaTheme="majorEastAsia" w:hAnsiTheme="majorHAnsi"/>
+      <w:rFonts w:asciiTheme="majorHAnsi" w:cstheme="majorBidi" w:hAnsiTheme="majorHAnsi" w:eastAsia="黑体"/>
       <w:color w:themeColor="text1" w:val="000000"/>
     </w:rPr>
     <w:tblPr>
@@ -9202,6 +9662,7 @@
     </w:tblPr>
     <w:tblStylePr w:type="firstRow">
       <w:rPr>
+        <w:rFonts w:eastAsia="黑体"/>
         <w:sz w:val="24"/>
         <w:szCs w:val="24"/>
       </w:rPr>
@@ -9308,7 +9769,7 @@
       <w:spacing w:after="0" w:line="240" w:lineRule="auto"/>
     </w:pPr>
     <w:rPr>
-      <w:rFonts w:asciiTheme="majorHAnsi" w:cstheme="majorBidi" w:eastAsiaTheme="majorEastAsia" w:hAnsiTheme="majorHAnsi"/>
+      <w:rFonts w:asciiTheme="majorHAnsi" w:cstheme="majorBidi" w:hAnsiTheme="majorHAnsi" w:eastAsia="黑体"/>
       <w:color w:themeColor="text1" w:val="000000"/>
     </w:rPr>
     <w:tblPr>
@@ -9330,6 +9791,7 @@
     </w:tblPr>
     <w:tblStylePr w:type="firstRow">
       <w:rPr>
+        <w:rFonts w:eastAsia="黑体"/>
         <w:sz w:val="24"/>
         <w:szCs w:val="24"/>
       </w:rPr>
@@ -9436,7 +9898,7 @@
       <w:spacing w:after="0" w:line="240" w:lineRule="auto"/>
     </w:pPr>
     <w:rPr>
-      <w:rFonts w:asciiTheme="majorHAnsi" w:cstheme="majorBidi" w:eastAsiaTheme="majorEastAsia" w:hAnsiTheme="majorHAnsi"/>
+      <w:rFonts w:asciiTheme="majorHAnsi" w:cstheme="majorBidi" w:hAnsiTheme="majorHAnsi" w:eastAsia="黑体"/>
       <w:color w:themeColor="text1" w:val="000000"/>
     </w:rPr>
     <w:tblPr>
@@ -9458,6 +9920,7 @@
     </w:tblPr>
     <w:tblStylePr w:type="firstRow">
       <w:rPr>
+        <w:rFonts w:eastAsia="黑体"/>
         <w:sz w:val="24"/>
         <w:szCs w:val="24"/>
       </w:rPr>
@@ -9564,7 +10027,7 @@
       <w:spacing w:after="0" w:line="240" w:lineRule="auto"/>
     </w:pPr>
     <w:rPr>
-      <w:rFonts w:asciiTheme="majorHAnsi" w:cstheme="majorBidi" w:eastAsiaTheme="majorEastAsia" w:hAnsiTheme="majorHAnsi"/>
+      <w:rFonts w:asciiTheme="majorHAnsi" w:cstheme="majorBidi" w:hAnsiTheme="majorHAnsi" w:eastAsia="黑体"/>
       <w:color w:themeColor="text1" w:val="000000"/>
     </w:rPr>
     <w:tblPr>
@@ -9586,6 +10049,7 @@
     </w:tblPr>
     <w:tblStylePr w:type="firstRow">
       <w:rPr>
+        <w:rFonts w:eastAsia="黑体"/>
         <w:sz w:val="24"/>
         <w:szCs w:val="24"/>
       </w:rPr>
@@ -9692,7 +10156,7 @@
       <w:spacing w:after="0" w:line="240" w:lineRule="auto"/>
     </w:pPr>
     <w:rPr>
-      <w:rFonts w:asciiTheme="majorHAnsi" w:cstheme="majorBidi" w:eastAsiaTheme="majorEastAsia" w:hAnsiTheme="majorHAnsi"/>
+      <w:rFonts w:asciiTheme="majorHAnsi" w:cstheme="majorBidi" w:hAnsiTheme="majorHAnsi" w:eastAsia="黑体"/>
       <w:color w:themeColor="text1" w:val="000000"/>
     </w:rPr>
     <w:tblPr>
@@ -9714,6 +10178,7 @@
     </w:tblPr>
     <w:tblStylePr w:type="firstRow">
       <w:rPr>
+        <w:rFonts w:eastAsia="黑体"/>
         <w:sz w:val="24"/>
         <w:szCs w:val="24"/>
       </w:rPr>
@@ -9843,12 +10308,14 @@
     </w:tcPr>
     <w:tblStylePr w:type="firstRow">
       <w:rPr>
+        <w:rFonts w:eastAsia="黑体"/>
         <w:b/>
         <w:bCs/>
       </w:rPr>
     </w:tblStylePr>
     <w:tblStylePr w:type="lastRow">
       <w:rPr>
+        <w:rFonts w:eastAsia="黑体"/>
         <w:b/>
         <w:bCs/>
       </w:rPr>
@@ -9861,12 +10328,14 @@
     </w:tblStylePr>
     <w:tblStylePr w:type="firstCol">
       <w:rPr>
+        <w:rFonts w:eastAsia="黑体"/>
         <w:b/>
         <w:bCs/>
       </w:rPr>
     </w:tblStylePr>
     <w:tblStylePr w:type="lastCol">
       <w:rPr>
+        <w:rFonts w:eastAsia="黑体"/>
         <w:b/>
         <w:bCs/>
       </w:rPr>
@@ -9916,12 +10385,14 @@
     </w:tcPr>
     <w:tblStylePr w:type="firstRow">
       <w:rPr>
+        <w:rFonts w:eastAsia="黑体"/>
         <w:b/>
         <w:bCs/>
       </w:rPr>
     </w:tblStylePr>
     <w:tblStylePr w:type="lastRow">
       <w:rPr>
+        <w:rFonts w:eastAsia="黑体"/>
         <w:b/>
         <w:bCs/>
       </w:rPr>
@@ -9934,12 +10405,14 @@
     </w:tblStylePr>
     <w:tblStylePr w:type="firstCol">
       <w:rPr>
+        <w:rFonts w:eastAsia="黑体"/>
         <w:b/>
         <w:bCs/>
       </w:rPr>
     </w:tblStylePr>
     <w:tblStylePr w:type="lastCol">
       <w:rPr>
+        <w:rFonts w:eastAsia="黑体"/>
         <w:b/>
         <w:bCs/>
       </w:rPr>
@@ -9989,12 +10462,14 @@
     </w:tcPr>
     <w:tblStylePr w:type="firstRow">
       <w:rPr>
+        <w:rFonts w:eastAsia="黑体"/>
         <w:b/>
         <w:bCs/>
       </w:rPr>
     </w:tblStylePr>
     <w:tblStylePr w:type="lastRow">
       <w:rPr>
+        <w:rFonts w:eastAsia="黑体"/>
         <w:b/>
         <w:bCs/>
       </w:rPr>
@@ -10007,12 +10482,14 @@
     </w:tblStylePr>
     <w:tblStylePr w:type="firstCol">
       <w:rPr>
+        <w:rFonts w:eastAsia="黑体"/>
         <w:b/>
         <w:bCs/>
       </w:rPr>
     </w:tblStylePr>
     <w:tblStylePr w:type="lastCol">
       <w:rPr>
+        <w:rFonts w:eastAsia="黑体"/>
         <w:b/>
         <w:bCs/>
       </w:rPr>
@@ -10062,12 +10539,14 @@
     </w:tcPr>
     <w:tblStylePr w:type="firstRow">
       <w:rPr>
+        <w:rFonts w:eastAsia="黑体"/>
         <w:b/>
         <w:bCs/>
       </w:rPr>
     </w:tblStylePr>
     <w:tblStylePr w:type="lastRow">
       <w:rPr>
+        <w:rFonts w:eastAsia="黑体"/>
         <w:b/>
         <w:bCs/>
       </w:rPr>
@@ -10080,12 +10559,14 @@
     </w:tblStylePr>
     <w:tblStylePr w:type="firstCol">
       <w:rPr>
+        <w:rFonts w:eastAsia="黑体"/>
         <w:b/>
         <w:bCs/>
       </w:rPr>
     </w:tblStylePr>
     <w:tblStylePr w:type="lastCol">
       <w:rPr>
+        <w:rFonts w:eastAsia="黑体"/>
         <w:b/>
         <w:bCs/>
       </w:rPr>
@@ -10135,12 +10616,14 @@
     </w:tcPr>
     <w:tblStylePr w:type="firstRow">
       <w:rPr>
+        <w:rFonts w:eastAsia="黑体"/>
         <w:b/>
         <w:bCs/>
       </w:rPr>
     </w:tblStylePr>
     <w:tblStylePr w:type="lastRow">
       <w:rPr>
+        <w:rFonts w:eastAsia="黑体"/>
         <w:b/>
         <w:bCs/>
       </w:rPr>
@@ -10153,12 +10636,14 @@
     </w:tblStylePr>
     <w:tblStylePr w:type="firstCol">
       <w:rPr>
+        <w:rFonts w:eastAsia="黑体"/>
         <w:b/>
         <w:bCs/>
       </w:rPr>
     </w:tblStylePr>
     <w:tblStylePr w:type="lastCol">
       <w:rPr>
+        <w:rFonts w:eastAsia="黑体"/>
         <w:b/>
         <w:bCs/>
       </w:rPr>
@@ -10208,12 +10693,14 @@
     </w:tcPr>
     <w:tblStylePr w:type="firstRow">
       <w:rPr>
+        <w:rFonts w:eastAsia="黑体"/>
         <w:b/>
         <w:bCs/>
       </w:rPr>
     </w:tblStylePr>
     <w:tblStylePr w:type="lastRow">
       <w:rPr>
+        <w:rFonts w:eastAsia="黑体"/>
         <w:b/>
         <w:bCs/>
       </w:rPr>
@@ -10226,12 +10713,14 @@
     </w:tblStylePr>
     <w:tblStylePr w:type="firstCol">
       <w:rPr>
+        <w:rFonts w:eastAsia="黑体"/>
         <w:b/>
         <w:bCs/>
       </w:rPr>
     </w:tblStylePr>
     <w:tblStylePr w:type="lastCol">
       <w:rPr>
+        <w:rFonts w:eastAsia="黑体"/>
         <w:b/>
         <w:bCs/>
       </w:rPr>
@@ -10281,12 +10770,14 @@
     </w:tcPr>
     <w:tblStylePr w:type="firstRow">
       <w:rPr>
+        <w:rFonts w:eastAsia="黑体"/>
         <w:b/>
         <w:bCs/>
       </w:rPr>
     </w:tblStylePr>
     <w:tblStylePr w:type="lastRow">
       <w:rPr>
+        <w:rFonts w:eastAsia="黑体"/>
         <w:b/>
         <w:bCs/>
       </w:rPr>
@@ -10299,12 +10790,14 @@
     </w:tblStylePr>
     <w:tblStylePr w:type="firstCol">
       <w:rPr>
+        <w:rFonts w:eastAsia="黑体"/>
         <w:b/>
         <w:bCs/>
       </w:rPr>
     </w:tblStylePr>
     <w:tblStylePr w:type="lastCol">
       <w:rPr>
+        <w:rFonts w:eastAsia="黑体"/>
         <w:b/>
         <w:bCs/>
       </w:rPr>
@@ -10331,7 +10824,7 @@
       <w:spacing w:after="0" w:line="240" w:lineRule="auto"/>
     </w:pPr>
     <w:rPr>
-      <w:rFonts w:asciiTheme="majorHAnsi" w:cstheme="majorBidi" w:eastAsiaTheme="majorEastAsia" w:hAnsiTheme="majorHAnsi"/>
+      <w:rFonts w:asciiTheme="majorHAnsi" w:cstheme="majorBidi" w:hAnsiTheme="majorHAnsi" w:eastAsia="黑体"/>
       <w:color w:themeColor="text1" w:val="000000"/>
     </w:rPr>
     <w:tblPr>
@@ -10358,6 +10851,7 @@
     </w:tcPr>
     <w:tblStylePr w:type="firstRow">
       <w:rPr>
+        <w:rFonts w:eastAsia="黑体"/>
         <w:b/>
         <w:bCs/>
         <w:color w:themeColor="text1" w:val="000000"/>
@@ -10369,6 +10863,7 @@
     </w:tblStylePr>
     <w:tblStylePr w:type="lastRow">
       <w:rPr>
+        <w:rFonts w:eastAsia="黑体"/>
         <w:b/>
         <w:bCs/>
         <w:color w:themeColor="text1" w:val="000000"/>
@@ -10388,6 +10883,7 @@
     </w:tblStylePr>
     <w:tblStylePr w:type="firstCol">
       <w:rPr>
+        <w:rFonts w:eastAsia="黑体"/>
         <w:b/>
         <w:bCs/>
         <w:color w:themeColor="text1" w:val="000000"/>
@@ -10407,6 +10903,7 @@
     </w:tblStylePr>
     <w:tblStylePr w:type="lastCol">
       <w:rPr>
+        <w:rFonts w:eastAsia="黑体"/>
         <w:b w:val="0"/>
         <w:bCs w:val="0"/>
         <w:color w:themeColor="text1" w:val="000000"/>
@@ -10456,7 +10953,7 @@
       <w:spacing w:after="0" w:line="240" w:lineRule="auto"/>
     </w:pPr>
     <w:rPr>
-      <w:rFonts w:asciiTheme="majorHAnsi" w:cstheme="majorBidi" w:eastAsiaTheme="majorEastAsia" w:hAnsiTheme="majorHAnsi"/>
+      <w:rFonts w:asciiTheme="majorHAnsi" w:cstheme="majorBidi" w:hAnsiTheme="majorHAnsi" w:eastAsia="黑体"/>
       <w:color w:themeColor="text1" w:val="000000"/>
     </w:rPr>
     <w:tblPr>
@@ -10483,6 +10980,7 @@
     </w:tcPr>
     <w:tblStylePr w:type="firstRow">
       <w:rPr>
+        <w:rFonts w:eastAsia="黑体"/>
         <w:b/>
         <w:bCs/>
         <w:color w:themeColor="text1" w:val="000000"/>
@@ -10494,6 +10992,7 @@
     </w:tblStylePr>
     <w:tblStylePr w:type="lastRow">
       <w:rPr>
+        <w:rFonts w:eastAsia="黑体"/>
         <w:b/>
         <w:bCs/>
         <w:color w:themeColor="text1" w:val="000000"/>
@@ -10513,6 +11012,7 @@
     </w:tblStylePr>
     <w:tblStylePr w:type="firstCol">
       <w:rPr>
+        <w:rFonts w:eastAsia="黑体"/>
         <w:b/>
         <w:bCs/>
         <w:color w:themeColor="text1" w:val="000000"/>
@@ -10532,6 +11032,7 @@
     </w:tblStylePr>
     <w:tblStylePr w:type="lastCol">
       <w:rPr>
+        <w:rFonts w:eastAsia="黑体"/>
         <w:b w:val="0"/>
         <w:bCs w:val="0"/>
         <w:color w:themeColor="text1" w:val="000000"/>
@@ -10581,7 +11082,7 @@
       <w:spacing w:after="0" w:line="240" w:lineRule="auto"/>
     </w:pPr>
     <w:rPr>
-      <w:rFonts w:asciiTheme="majorHAnsi" w:cstheme="majorBidi" w:eastAsiaTheme="majorEastAsia" w:hAnsiTheme="majorHAnsi"/>
+      <w:rFonts w:asciiTheme="majorHAnsi" w:cstheme="majorBidi" w:hAnsiTheme="majorHAnsi" w:eastAsia="黑体"/>
       <w:color w:themeColor="text1" w:val="000000"/>
     </w:rPr>
     <w:tblPr>
@@ -10608,6 +11109,7 @@
     </w:tcPr>
     <w:tblStylePr w:type="firstRow">
       <w:rPr>
+        <w:rFonts w:eastAsia="黑体"/>
         <w:b/>
         <w:bCs/>
         <w:color w:themeColor="text1" w:val="000000"/>
@@ -10619,6 +11121,7 @@
     </w:tblStylePr>
     <w:tblStylePr w:type="lastRow">
       <w:rPr>
+        <w:rFonts w:eastAsia="黑体"/>
         <w:b/>
         <w:bCs/>
         <w:color w:themeColor="text1" w:val="000000"/>
@@ -10638,6 +11141,7 @@
     </w:tblStylePr>
     <w:tblStylePr w:type="firstCol">
       <w:rPr>
+        <w:rFonts w:eastAsia="黑体"/>
         <w:b/>
         <w:bCs/>
         <w:color w:themeColor="text1" w:val="000000"/>
@@ -10657,6 +11161,7 @@
     </w:tblStylePr>
     <w:tblStylePr w:type="lastCol">
       <w:rPr>
+        <w:rFonts w:eastAsia="黑体"/>
         <w:b w:val="0"/>
         <w:bCs w:val="0"/>
         <w:color w:themeColor="text1" w:val="000000"/>
@@ -10706,7 +11211,7 @@
       <w:spacing w:after="0" w:line="240" w:lineRule="auto"/>
     </w:pPr>
     <w:rPr>
-      <w:rFonts w:asciiTheme="majorHAnsi" w:cstheme="majorBidi" w:eastAsiaTheme="majorEastAsia" w:hAnsiTheme="majorHAnsi"/>
+      <w:rFonts w:asciiTheme="majorHAnsi" w:cstheme="majorBidi" w:hAnsiTheme="majorHAnsi" w:eastAsia="黑体"/>
       <w:color w:themeColor="text1" w:val="000000"/>
     </w:rPr>
     <w:tblPr>
@@ -10733,6 +11238,7 @@
     </w:tcPr>
     <w:tblStylePr w:type="firstRow">
       <w:rPr>
+        <w:rFonts w:eastAsia="黑体"/>
         <w:b/>
         <w:bCs/>
         <w:color w:themeColor="text1" w:val="000000"/>
@@ -10744,6 +11250,7 @@
     </w:tblStylePr>
     <w:tblStylePr w:type="lastRow">
       <w:rPr>
+        <w:rFonts w:eastAsia="黑体"/>
         <w:b/>
         <w:bCs/>
         <w:color w:themeColor="text1" w:val="000000"/>
@@ -10763,6 +11270,7 @@
     </w:tblStylePr>
     <w:tblStylePr w:type="firstCol">
       <w:rPr>
+        <w:rFonts w:eastAsia="黑体"/>
         <w:b/>
         <w:bCs/>
         <w:color w:themeColor="text1" w:val="000000"/>
@@ -10782,6 +11290,7 @@
     </w:tblStylePr>
     <w:tblStylePr w:type="lastCol">
       <w:rPr>
+        <w:rFonts w:eastAsia="黑体"/>
         <w:b w:val="0"/>
         <w:bCs w:val="0"/>
         <w:color w:themeColor="text1" w:val="000000"/>
@@ -10831,7 +11340,7 @@
       <w:spacing w:after="0" w:line="240" w:lineRule="auto"/>
     </w:pPr>
     <w:rPr>
-      <w:rFonts w:asciiTheme="majorHAnsi" w:cstheme="majorBidi" w:eastAsiaTheme="majorEastAsia" w:hAnsiTheme="majorHAnsi"/>
+      <w:rFonts w:asciiTheme="majorHAnsi" w:cstheme="majorBidi" w:hAnsiTheme="majorHAnsi" w:eastAsia="黑体"/>
       <w:color w:themeColor="text1" w:val="000000"/>
     </w:rPr>
     <w:tblPr>
@@ -10858,6 +11367,7 @@
     </w:tcPr>
     <w:tblStylePr w:type="firstRow">
       <w:rPr>
+        <w:rFonts w:eastAsia="黑体"/>
         <w:b/>
         <w:bCs/>
         <w:color w:themeColor="text1" w:val="000000"/>
@@ -10869,6 +11379,7 @@
     </w:tblStylePr>
     <w:tblStylePr w:type="lastRow">
       <w:rPr>
+        <w:rFonts w:eastAsia="黑体"/>
         <w:b/>
         <w:bCs/>
         <w:color w:themeColor="text1" w:val="000000"/>
@@ -10888,6 +11399,7 @@
     </w:tblStylePr>
     <w:tblStylePr w:type="firstCol">
       <w:rPr>
+        <w:rFonts w:eastAsia="黑体"/>
         <w:b/>
         <w:bCs/>
         <w:color w:themeColor="text1" w:val="000000"/>
@@ -10907,6 +11419,7 @@
     </w:tblStylePr>
     <w:tblStylePr w:type="lastCol">
       <w:rPr>
+        <w:rFonts w:eastAsia="黑体"/>
         <w:b w:val="0"/>
         <w:bCs w:val="0"/>
         <w:color w:themeColor="text1" w:val="000000"/>
@@ -10956,7 +11469,7 @@
       <w:spacing w:after="0" w:line="240" w:lineRule="auto"/>
     </w:pPr>
     <w:rPr>
-      <w:rFonts w:asciiTheme="majorHAnsi" w:cstheme="majorBidi" w:eastAsiaTheme="majorEastAsia" w:hAnsiTheme="majorHAnsi"/>
+      <w:rFonts w:asciiTheme="majorHAnsi" w:cstheme="majorBidi" w:hAnsiTheme="majorHAnsi" w:eastAsia="黑体"/>
       <w:color w:themeColor="text1" w:val="000000"/>
     </w:rPr>
     <w:tblPr>
@@ -10983,6 +11496,7 @@
     </w:tcPr>
     <w:tblStylePr w:type="firstRow">
       <w:rPr>
+        <w:rFonts w:eastAsia="黑体"/>
         <w:b/>
         <w:bCs/>
         <w:color w:themeColor="text1" w:val="000000"/>
@@ -10994,6 +11508,7 @@
     </w:tblStylePr>
     <w:tblStylePr w:type="lastRow">
       <w:rPr>
+        <w:rFonts w:eastAsia="黑体"/>
         <w:b/>
         <w:bCs/>
         <w:color w:themeColor="text1" w:val="000000"/>
@@ -11013,6 +11528,7 @@
     </w:tblStylePr>
     <w:tblStylePr w:type="firstCol">
       <w:rPr>
+        <w:rFonts w:eastAsia="黑体"/>
         <w:b/>
         <w:bCs/>
         <w:color w:themeColor="text1" w:val="000000"/>
@@ -11032,6 +11548,7 @@
     </w:tblStylePr>
     <w:tblStylePr w:type="lastCol">
       <w:rPr>
+        <w:rFonts w:eastAsia="黑体"/>
         <w:b w:val="0"/>
         <w:bCs w:val="0"/>
         <w:color w:themeColor="text1" w:val="000000"/>
@@ -11081,7 +11598,7 @@
       <w:spacing w:after="0" w:line="240" w:lineRule="auto"/>
     </w:pPr>
     <w:rPr>
-      <w:rFonts w:asciiTheme="majorHAnsi" w:cstheme="majorBidi" w:eastAsiaTheme="majorEastAsia" w:hAnsiTheme="majorHAnsi"/>
+      <w:rFonts w:asciiTheme="majorHAnsi" w:cstheme="majorBidi" w:hAnsiTheme="majorHAnsi" w:eastAsia="黑体"/>
       <w:color w:themeColor="text1" w:val="000000"/>
     </w:rPr>
     <w:tblPr>
@@ -11108,6 +11625,7 @@
     </w:tcPr>
     <w:tblStylePr w:type="firstRow">
       <w:rPr>
+        <w:rFonts w:eastAsia="黑体"/>
         <w:b/>
         <w:bCs/>
         <w:color w:themeColor="text1" w:val="000000"/>
@@ -11119,6 +11637,7 @@
     </w:tblStylePr>
     <w:tblStylePr w:type="lastRow">
       <w:rPr>
+        <w:rFonts w:eastAsia="黑体"/>
         <w:b/>
         <w:bCs/>
         <w:color w:themeColor="text1" w:val="000000"/>
@@ -11138,6 +11657,7 @@
     </w:tblStylePr>
     <w:tblStylePr w:type="firstCol">
       <w:rPr>
+        <w:rFonts w:eastAsia="黑体"/>
         <w:b/>
         <w:bCs/>
         <w:color w:themeColor="text1" w:val="000000"/>
@@ -11157,6 +11677,7 @@
     </w:tblStylePr>
     <w:tblStylePr w:type="lastCol">
       <w:rPr>
+        <w:rFonts w:eastAsia="黑体"/>
         <w:b w:val="0"/>
         <w:bCs w:val="0"/>
         <w:color w:themeColor="text1" w:val="000000"/>
@@ -11229,6 +11750,7 @@
     </w:tcPr>
     <w:tblStylePr w:type="firstRow">
       <w:rPr>
+        <w:rFonts w:eastAsia="黑体"/>
         <w:b/>
         <w:bCs/>
         <w:i w:val="0"/>
@@ -11250,6 +11772,7 @@
     </w:tblStylePr>
     <w:tblStylePr w:type="lastRow">
       <w:rPr>
+        <w:rFonts w:eastAsia="黑体"/>
         <w:b/>
         <w:bCs/>
         <w:i w:val="0"/>
@@ -11271,6 +11794,7 @@
     </w:tblStylePr>
     <w:tblStylePr w:type="firstCol">
       <w:rPr>
+        <w:rFonts w:eastAsia="黑体"/>
         <w:b/>
         <w:bCs/>
         <w:i w:val="0"/>
@@ -11290,6 +11814,7 @@
     </w:tblStylePr>
     <w:tblStylePr w:type="lastCol">
       <w:rPr>
+        <w:rFonts w:eastAsia="黑体"/>
         <w:b/>
         <w:bCs/>
         <w:i w:val="0"/>
@@ -11370,6 +11895,7 @@
     </w:tcPr>
     <w:tblStylePr w:type="firstRow">
       <w:rPr>
+        <w:rFonts w:eastAsia="黑体"/>
         <w:b/>
         <w:bCs/>
         <w:i w:val="0"/>
@@ -11391,6 +11917,7 @@
     </w:tblStylePr>
     <w:tblStylePr w:type="lastRow">
       <w:rPr>
+        <w:rFonts w:eastAsia="黑体"/>
         <w:b/>
         <w:bCs/>
         <w:i w:val="0"/>
@@ -11412,6 +11939,7 @@
     </w:tblStylePr>
     <w:tblStylePr w:type="firstCol">
       <w:rPr>
+        <w:rFonts w:eastAsia="黑体"/>
         <w:b/>
         <w:bCs/>
         <w:i w:val="0"/>
@@ -11431,6 +11959,7 @@
     </w:tblStylePr>
     <w:tblStylePr w:type="lastCol">
       <w:rPr>
+        <w:rFonts w:eastAsia="黑体"/>
         <w:b/>
         <w:bCs/>
         <w:i w:val="0"/>
@@ -11511,6 +12040,7 @@
     </w:tcPr>
     <w:tblStylePr w:type="firstRow">
       <w:rPr>
+        <w:rFonts w:eastAsia="黑体"/>
         <w:b/>
         <w:bCs/>
         <w:i w:val="0"/>
@@ -11532,6 +12062,7 @@
     </w:tblStylePr>
     <w:tblStylePr w:type="lastRow">
       <w:rPr>
+        <w:rFonts w:eastAsia="黑体"/>
         <w:b/>
         <w:bCs/>
         <w:i w:val="0"/>
@@ -11553,6 +12084,7 @@
     </w:tblStylePr>
     <w:tblStylePr w:type="firstCol">
       <w:rPr>
+        <w:rFonts w:eastAsia="黑体"/>
         <w:b/>
         <w:bCs/>
         <w:i w:val="0"/>
@@ -11572,6 +12104,7 @@
     </w:tblStylePr>
     <w:tblStylePr w:type="lastCol">
       <w:rPr>
+        <w:rFonts w:eastAsia="黑体"/>
         <w:b/>
         <w:bCs/>
         <w:i w:val="0"/>
@@ -11652,6 +12185,7 @@
     </w:tcPr>
     <w:tblStylePr w:type="firstRow">
       <w:rPr>
+        <w:rFonts w:eastAsia="黑体"/>
         <w:b/>
         <w:bCs/>
         <w:i w:val="0"/>
@@ -11673,6 +12207,7 @@
     </w:tblStylePr>
     <w:tblStylePr w:type="lastRow">
       <w:rPr>
+        <w:rFonts w:eastAsia="黑体"/>
         <w:b/>
         <w:bCs/>
         <w:i w:val="0"/>
@@ -11694,6 +12229,7 @@
     </w:tblStylePr>
     <w:tblStylePr w:type="firstCol">
       <w:rPr>
+        <w:rFonts w:eastAsia="黑体"/>
         <w:b/>
         <w:bCs/>
         <w:i w:val="0"/>
@@ -11713,6 +12249,7 @@
     </w:tblStylePr>
     <w:tblStylePr w:type="lastCol">
       <w:rPr>
+        <w:rFonts w:eastAsia="黑体"/>
         <w:b/>
         <w:bCs/>
         <w:i w:val="0"/>
@@ -11793,6 +12330,7 @@
     </w:tcPr>
     <w:tblStylePr w:type="firstRow">
       <w:rPr>
+        <w:rFonts w:eastAsia="黑体"/>
         <w:b/>
         <w:bCs/>
         <w:i w:val="0"/>
@@ -11814,6 +12352,7 @@
     </w:tblStylePr>
     <w:tblStylePr w:type="lastRow">
       <w:rPr>
+        <w:rFonts w:eastAsia="黑体"/>
         <w:b/>
         <w:bCs/>
         <w:i w:val="0"/>
@@ -11835,6 +12374,7 @@
     </w:tblStylePr>
     <w:tblStylePr w:type="firstCol">
       <w:rPr>
+        <w:rFonts w:eastAsia="黑体"/>
         <w:b/>
         <w:bCs/>
         <w:i w:val="0"/>
@@ -11854,6 +12394,7 @@
     </w:tblStylePr>
     <w:tblStylePr w:type="lastCol">
       <w:rPr>
+        <w:rFonts w:eastAsia="黑体"/>
         <w:b/>
         <w:bCs/>
         <w:i w:val="0"/>
@@ -11934,6 +12475,7 @@
     </w:tcPr>
     <w:tblStylePr w:type="firstRow">
       <w:rPr>
+        <w:rFonts w:eastAsia="黑体"/>
         <w:b/>
         <w:bCs/>
         <w:i w:val="0"/>
@@ -11955,6 +12497,7 @@
     </w:tblStylePr>
     <w:tblStylePr w:type="lastRow">
       <w:rPr>
+        <w:rFonts w:eastAsia="黑体"/>
         <w:b/>
         <w:bCs/>
         <w:i w:val="0"/>
@@ -11976,6 +12519,7 @@
     </w:tblStylePr>
     <w:tblStylePr w:type="firstCol">
       <w:rPr>
+        <w:rFonts w:eastAsia="黑体"/>
         <w:b/>
         <w:bCs/>
         <w:i w:val="0"/>
@@ -11995,6 +12539,7 @@
     </w:tblStylePr>
     <w:tblStylePr w:type="lastCol">
       <w:rPr>
+        <w:rFonts w:eastAsia="黑体"/>
         <w:b/>
         <w:bCs/>
         <w:i w:val="0"/>
@@ -12075,6 +12620,7 @@
     </w:tcPr>
     <w:tblStylePr w:type="firstRow">
       <w:rPr>
+        <w:rFonts w:eastAsia="黑体"/>
         <w:b/>
         <w:bCs/>
         <w:i w:val="0"/>
@@ -12096,6 +12642,7 @@
     </w:tblStylePr>
     <w:tblStylePr w:type="lastRow">
       <w:rPr>
+        <w:rFonts w:eastAsia="黑体"/>
         <w:b/>
         <w:bCs/>
         <w:i w:val="0"/>
@@ -12117,6 +12664,7 @@
     </w:tblStylePr>
     <w:tblStylePr w:type="firstCol">
       <w:rPr>
+        <w:rFonts w:eastAsia="黑体"/>
         <w:b/>
         <w:bCs/>
         <w:i w:val="0"/>
@@ -12136,6 +12684,7 @@
     </w:tblStylePr>
     <w:tblStylePr w:type="lastCol">
       <w:rPr>
+        <w:rFonts w:eastAsia="黑体"/>
         <w:b/>
         <w:bCs/>
         <w:i w:val="0"/>
@@ -12193,6 +12742,7 @@
       <w:spacing w:after="0" w:line="240" w:lineRule="auto"/>
     </w:pPr>
     <w:rPr>
+      <w:rFonts w:eastAsia="黑体"/>
       <w:color w:themeColor="background1" w:val="FFFFFF"/>
     </w:rPr>
     <w:tblPr>
@@ -12211,6 +12761,7 @@
     </w:tcPr>
     <w:tblStylePr w:type="firstRow">
       <w:rPr>
+        <w:rFonts w:eastAsia="黑体"/>
         <w:b/>
         <w:bCs/>
       </w:rPr>
@@ -12307,6 +12858,7 @@
       <w:spacing w:after="0" w:line="240" w:lineRule="auto"/>
     </w:pPr>
     <w:rPr>
+      <w:rFonts w:eastAsia="黑体"/>
       <w:color w:themeColor="background1" w:val="FFFFFF"/>
     </w:rPr>
     <w:tblPr>
@@ -12325,6 +12877,7 @@
     </w:tcPr>
     <w:tblStylePr w:type="firstRow">
       <w:rPr>
+        <w:rFonts w:eastAsia="黑体"/>
         <w:b/>
         <w:bCs/>
       </w:rPr>
@@ -12421,6 +12974,7 @@
       <w:spacing w:after="0" w:line="240" w:lineRule="auto"/>
     </w:pPr>
     <w:rPr>
+      <w:rFonts w:eastAsia="黑体"/>
       <w:color w:themeColor="background1" w:val="FFFFFF"/>
     </w:rPr>
     <w:tblPr>
@@ -12439,6 +12993,7 @@
     </w:tcPr>
     <w:tblStylePr w:type="firstRow">
       <w:rPr>
+        <w:rFonts w:eastAsia="黑体"/>
         <w:b/>
         <w:bCs/>
       </w:rPr>
@@ -12535,6 +13090,7 @@
       <w:spacing w:after="0" w:line="240" w:lineRule="auto"/>
     </w:pPr>
     <w:rPr>
+      <w:rFonts w:eastAsia="黑体"/>
       <w:color w:themeColor="background1" w:val="FFFFFF"/>
     </w:rPr>
     <w:tblPr>
@@ -12553,6 +13109,7 @@
     </w:tcPr>
     <w:tblStylePr w:type="firstRow">
       <w:rPr>
+        <w:rFonts w:eastAsia="黑体"/>
         <w:b/>
         <w:bCs/>
       </w:rPr>
@@ -12649,6 +13206,7 @@
       <w:spacing w:after="0" w:line="240" w:lineRule="auto"/>
     </w:pPr>
     <w:rPr>
+      <w:rFonts w:eastAsia="黑体"/>
       <w:color w:themeColor="background1" w:val="FFFFFF"/>
     </w:rPr>
     <w:tblPr>
@@ -12667,6 +13225,7 @@
     </w:tcPr>
     <w:tblStylePr w:type="firstRow">
       <w:rPr>
+        <w:rFonts w:eastAsia="黑体"/>
         <w:b/>
         <w:bCs/>
       </w:rPr>
@@ -12763,6 +13322,7 @@
       <w:spacing w:after="0" w:line="240" w:lineRule="auto"/>
     </w:pPr>
     <w:rPr>
+      <w:rFonts w:eastAsia="黑体"/>
       <w:color w:themeColor="background1" w:val="FFFFFF"/>
     </w:rPr>
     <w:tblPr>
@@ -12781,6 +13341,7 @@
     </w:tcPr>
     <w:tblStylePr w:type="firstRow">
       <w:rPr>
+        <w:rFonts w:eastAsia="黑体"/>
         <w:b/>
         <w:bCs/>
       </w:rPr>
@@ -12877,6 +13438,7 @@
       <w:spacing w:after="0" w:line="240" w:lineRule="auto"/>
     </w:pPr>
     <w:rPr>
+      <w:rFonts w:eastAsia="黑体"/>
       <w:color w:themeColor="background1" w:val="FFFFFF"/>
     </w:rPr>
     <w:tblPr>
@@ -12895,6 +13457,7 @@
     </w:tcPr>
     <w:tblStylePr w:type="firstRow">
       <w:rPr>
+        <w:rFonts w:eastAsia="黑体"/>
         <w:b/>
         <w:bCs/>
       </w:rPr>
@@ -12991,6 +13554,7 @@
       <w:spacing w:after="0" w:line="240" w:lineRule="auto"/>
     </w:pPr>
     <w:rPr>
+      <w:rFonts w:eastAsia="黑体"/>
       <w:color w:themeColor="text1" w:val="000000"/>
     </w:rPr>
     <w:tblPr>
@@ -13017,6 +13581,7 @@
     </w:tcPr>
     <w:tblStylePr w:type="firstRow">
       <w:rPr>
+        <w:rFonts w:eastAsia="黑体"/>
         <w:b/>
         <w:bCs/>
       </w:rPr>
@@ -13035,6 +13600,7 @@
     </w:tblStylePr>
     <w:tblStylePr w:type="lastRow">
       <w:rPr>
+        <w:rFonts w:eastAsia="黑体"/>
         <w:b/>
         <w:bCs/>
         <w:color w:themeColor="background1" w:val="FFFFFF"/>
@@ -13049,6 +13615,7 @@
     </w:tblStylePr>
     <w:tblStylePr w:type="firstCol">
       <w:rPr>
+        <w:rFonts w:eastAsia="黑体"/>
         <w:color w:themeColor="background1" w:val="FFFFFF"/>
       </w:rPr>
       <w:tblPr/>
@@ -13066,6 +13633,7 @@
     </w:tblStylePr>
     <w:tblStylePr w:type="lastCol">
       <w:rPr>
+        <w:rFonts w:eastAsia="黑体"/>
         <w:color w:themeColor="background1" w:val="FFFFFF"/>
       </w:rPr>
       <w:tblPr/>
@@ -13095,11 +13663,13 @@
     </w:tblStylePr>
     <w:tblStylePr w:type="neCell">
       <w:rPr>
+        <w:rFonts w:eastAsia="黑体"/>
         <w:color w:themeColor="text1" w:val="000000"/>
       </w:rPr>
     </w:tblStylePr>
     <w:tblStylePr w:type="nwCell">
       <w:rPr>
+        <w:rFonts w:eastAsia="黑体"/>
         <w:color w:themeColor="text1" w:val="000000"/>
       </w:rPr>
     </w:tblStylePr>
@@ -13113,6 +13683,7 @@
       <w:spacing w:after="0" w:line="240" w:lineRule="auto"/>
     </w:pPr>
     <w:rPr>
+      <w:rFonts w:eastAsia="黑体"/>
       <w:color w:themeColor="text1" w:val="000000"/>
     </w:rPr>
     <w:tblPr>
@@ -13139,6 +13710,7 @@
     </w:tcPr>
     <w:tblStylePr w:type="firstRow">
       <w:rPr>
+        <w:rFonts w:eastAsia="黑体"/>
         <w:b/>
         <w:bCs/>
       </w:rPr>
@@ -13157,6 +13729,7 @@
     </w:tblStylePr>
     <w:tblStylePr w:type="lastRow">
       <w:rPr>
+        <w:rFonts w:eastAsia="黑体"/>
         <w:b/>
         <w:bCs/>
         <w:color w:themeColor="background1" w:val="FFFFFF"/>
@@ -13171,6 +13744,7 @@
     </w:tblStylePr>
     <w:tblStylePr w:type="firstCol">
       <w:rPr>
+        <w:rFonts w:eastAsia="黑体"/>
         <w:color w:themeColor="background1" w:val="FFFFFF"/>
       </w:rPr>
       <w:tblPr/>
@@ -13188,6 +13762,7 @@
     </w:tblStylePr>
     <w:tblStylePr w:type="lastCol">
       <w:rPr>
+        <w:rFonts w:eastAsia="黑体"/>
         <w:color w:themeColor="background1" w:val="FFFFFF"/>
       </w:rPr>
       <w:tblPr/>
@@ -13217,11 +13792,13 @@
     </w:tblStylePr>
     <w:tblStylePr w:type="neCell">
       <w:rPr>
+        <w:rFonts w:eastAsia="黑体"/>
         <w:color w:themeColor="text1" w:val="000000"/>
       </w:rPr>
     </w:tblStylePr>
     <w:tblStylePr w:type="nwCell">
       <w:rPr>
+        <w:rFonts w:eastAsia="黑体"/>
         <w:color w:themeColor="text1" w:val="000000"/>
       </w:rPr>
     </w:tblStylePr>
@@ -13235,6 +13812,7 @@
       <w:spacing w:after="0" w:line="240" w:lineRule="auto"/>
     </w:pPr>
     <w:rPr>
+      <w:rFonts w:eastAsia="黑体"/>
       <w:color w:themeColor="text1" w:val="000000"/>
     </w:rPr>
     <w:tblPr>
@@ -13261,6 +13839,7 @@
     </w:tcPr>
     <w:tblStylePr w:type="firstRow">
       <w:rPr>
+        <w:rFonts w:eastAsia="黑体"/>
         <w:b/>
         <w:bCs/>
       </w:rPr>
@@ -13279,6 +13858,7 @@
     </w:tblStylePr>
     <w:tblStylePr w:type="lastRow">
       <w:rPr>
+        <w:rFonts w:eastAsia="黑体"/>
         <w:b/>
         <w:bCs/>
         <w:color w:themeColor="background1" w:val="FFFFFF"/>
@@ -13293,6 +13873,7 @@
     </w:tblStylePr>
     <w:tblStylePr w:type="firstCol">
       <w:rPr>
+        <w:rFonts w:eastAsia="黑体"/>
         <w:color w:themeColor="background1" w:val="FFFFFF"/>
       </w:rPr>
       <w:tblPr/>
@@ -13310,6 +13891,7 @@
     </w:tblStylePr>
     <w:tblStylePr w:type="lastCol">
       <w:rPr>
+        <w:rFonts w:eastAsia="黑体"/>
         <w:color w:themeColor="background1" w:val="FFFFFF"/>
       </w:rPr>
       <w:tblPr/>
@@ -13339,11 +13921,13 @@
     </w:tblStylePr>
     <w:tblStylePr w:type="neCell">
       <w:rPr>
+        <w:rFonts w:eastAsia="黑体"/>
         <w:color w:themeColor="text1" w:val="000000"/>
       </w:rPr>
     </w:tblStylePr>
     <w:tblStylePr w:type="nwCell">
       <w:rPr>
+        <w:rFonts w:eastAsia="黑体"/>
         <w:color w:themeColor="text1" w:val="000000"/>
       </w:rPr>
     </w:tblStylePr>
@@ -13357,6 +13941,7 @@
       <w:spacing w:after="0" w:line="240" w:lineRule="auto"/>
     </w:pPr>
     <w:rPr>
+      <w:rFonts w:eastAsia="黑体"/>
       <w:color w:themeColor="text1" w:val="000000"/>
     </w:rPr>
     <w:tblPr>
@@ -13383,6 +13968,7 @@
     </w:tcPr>
     <w:tblStylePr w:type="firstRow">
       <w:rPr>
+        <w:rFonts w:eastAsia="黑体"/>
         <w:b/>
         <w:bCs/>
       </w:rPr>
@@ -13401,6 +13987,7 @@
     </w:tblStylePr>
     <w:tblStylePr w:type="lastRow">
       <w:rPr>
+        <w:rFonts w:eastAsia="黑体"/>
         <w:b/>
         <w:bCs/>
         <w:color w:themeColor="background1" w:val="FFFFFF"/>
@@ -13415,6 +14002,7 @@
     </w:tblStylePr>
     <w:tblStylePr w:type="firstCol">
       <w:rPr>
+        <w:rFonts w:eastAsia="黑体"/>
         <w:color w:themeColor="background1" w:val="FFFFFF"/>
       </w:rPr>
       <w:tblPr/>
@@ -13432,6 +14020,7 @@
     </w:tblStylePr>
     <w:tblStylePr w:type="lastCol">
       <w:rPr>
+        <w:rFonts w:eastAsia="黑体"/>
         <w:color w:themeColor="background1" w:val="FFFFFF"/>
       </w:rPr>
       <w:tblPr/>
@@ -13469,6 +14058,7 @@
       <w:spacing w:after="0" w:line="240" w:lineRule="auto"/>
     </w:pPr>
     <w:rPr>
+      <w:rFonts w:eastAsia="黑体"/>
       <w:color w:themeColor="text1" w:val="000000"/>
     </w:rPr>
     <w:tblPr>
@@ -13495,6 +14085,7 @@
     </w:tcPr>
     <w:tblStylePr w:type="firstRow">
       <w:rPr>
+        <w:rFonts w:eastAsia="黑体"/>
         <w:b/>
         <w:bCs/>
       </w:rPr>
@@ -13513,6 +14104,7 @@
     </w:tblStylePr>
     <w:tblStylePr w:type="lastRow">
       <w:rPr>
+        <w:rFonts w:eastAsia="黑体"/>
         <w:b/>
         <w:bCs/>
         <w:color w:themeColor="background1" w:val="FFFFFF"/>
@@ -13527,6 +14119,7 @@
     </w:tblStylePr>
     <w:tblStylePr w:type="firstCol">
       <w:rPr>
+        <w:rFonts w:eastAsia="黑体"/>
         <w:color w:themeColor="background1" w:val="FFFFFF"/>
       </w:rPr>
       <w:tblPr/>
@@ -13544,6 +14137,7 @@
     </w:tblStylePr>
     <w:tblStylePr w:type="lastCol">
       <w:rPr>
+        <w:rFonts w:eastAsia="黑体"/>
         <w:color w:themeColor="background1" w:val="FFFFFF"/>
       </w:rPr>
       <w:tblPr/>
@@ -13573,11 +14167,13 @@
     </w:tblStylePr>
     <w:tblStylePr w:type="neCell">
       <w:rPr>
+        <w:rFonts w:eastAsia="黑体"/>
         <w:color w:themeColor="text1" w:val="000000"/>
       </w:rPr>
     </w:tblStylePr>
     <w:tblStylePr w:type="nwCell">
       <w:rPr>
+        <w:rFonts w:eastAsia="黑体"/>
         <w:color w:themeColor="text1" w:val="000000"/>
       </w:rPr>
     </w:tblStylePr>
@@ -13591,6 +14187,7 @@
       <w:spacing w:after="0" w:line="240" w:lineRule="auto"/>
     </w:pPr>
     <w:rPr>
+      <w:rFonts w:eastAsia="黑体"/>
       <w:color w:themeColor="text1" w:val="000000"/>
     </w:rPr>
     <w:tblPr>
@@ -13617,6 +14214,7 @@
     </w:tcPr>
     <w:tblStylePr w:type="firstRow">
       <w:rPr>
+        <w:rFonts w:eastAsia="黑体"/>
         <w:b/>
         <w:bCs/>
       </w:rPr>
@@ -13635,6 +14233,7 @@
     </w:tblStylePr>
     <w:tblStylePr w:type="lastRow">
       <w:rPr>
+        <w:rFonts w:eastAsia="黑体"/>
         <w:b/>
         <w:bCs/>
         <w:color w:themeColor="background1" w:val="FFFFFF"/>
@@ -13649,6 +14248,7 @@
     </w:tblStylePr>
     <w:tblStylePr w:type="firstCol">
       <w:rPr>
+        <w:rFonts w:eastAsia="黑体"/>
         <w:color w:themeColor="background1" w:val="FFFFFF"/>
       </w:rPr>
       <w:tblPr/>
@@ -13666,6 +14266,7 @@
     </w:tblStylePr>
     <w:tblStylePr w:type="lastCol">
       <w:rPr>
+        <w:rFonts w:eastAsia="黑体"/>
         <w:color w:themeColor="background1" w:val="FFFFFF"/>
       </w:rPr>
       <w:tblPr/>
@@ -13695,11 +14296,13 @@
     </w:tblStylePr>
     <w:tblStylePr w:type="neCell">
       <w:rPr>
+        <w:rFonts w:eastAsia="黑体"/>
         <w:color w:themeColor="text1" w:val="000000"/>
       </w:rPr>
     </w:tblStylePr>
     <w:tblStylePr w:type="nwCell">
       <w:rPr>
+        <w:rFonts w:eastAsia="黑体"/>
         <w:color w:themeColor="text1" w:val="000000"/>
       </w:rPr>
     </w:tblStylePr>
@@ -13713,6 +14316,7 @@
       <w:spacing w:after="0" w:line="240" w:lineRule="auto"/>
     </w:pPr>
     <w:rPr>
+      <w:rFonts w:eastAsia="黑体"/>
       <w:color w:themeColor="text1" w:val="000000"/>
     </w:rPr>
     <w:tblPr>
@@ -13739,6 +14343,7 @@
     </w:tcPr>
     <w:tblStylePr w:type="firstRow">
       <w:rPr>
+        <w:rFonts w:eastAsia="黑体"/>
         <w:b/>
         <w:bCs/>
       </w:rPr>
@@ -13757,6 +14362,7 @@
     </w:tblStylePr>
     <w:tblStylePr w:type="lastRow">
       <w:rPr>
+        <w:rFonts w:eastAsia="黑体"/>
         <w:b/>
         <w:bCs/>
         <w:color w:themeColor="background1" w:val="FFFFFF"/>
@@ -13771,6 +14377,7 @@
     </w:tblStylePr>
     <w:tblStylePr w:type="firstCol">
       <w:rPr>
+        <w:rFonts w:eastAsia="黑体"/>
         <w:color w:themeColor="background1" w:val="FFFFFF"/>
       </w:rPr>
       <w:tblPr/>
@@ -13788,6 +14395,7 @@
     </w:tblStylePr>
     <w:tblStylePr w:type="lastCol">
       <w:rPr>
+        <w:rFonts w:eastAsia="黑体"/>
         <w:color w:themeColor="background1" w:val="FFFFFF"/>
       </w:rPr>
       <w:tblPr/>
@@ -13817,11 +14425,13 @@
     </w:tblStylePr>
     <w:tblStylePr w:type="neCell">
       <w:rPr>
+        <w:rFonts w:eastAsia="黑体"/>
         <w:color w:themeColor="text1" w:val="000000"/>
       </w:rPr>
     </w:tblStylePr>
     <w:tblStylePr w:type="nwCell">
       <w:rPr>
+        <w:rFonts w:eastAsia="黑体"/>
         <w:color w:themeColor="text1" w:val="000000"/>
       </w:rPr>
     </w:tblStylePr>
@@ -13835,6 +14445,7 @@
       <w:spacing w:after="0" w:line="240" w:lineRule="auto"/>
     </w:pPr>
     <w:rPr>
+      <w:rFonts w:eastAsia="黑体"/>
       <w:color w:themeColor="text1" w:val="000000"/>
     </w:rPr>
     <w:tblPr>
@@ -13853,6 +14464,7 @@
     </w:tcPr>
     <w:tblStylePr w:type="firstRow">
       <w:rPr>
+        <w:rFonts w:eastAsia="黑体"/>
         <w:b/>
         <w:bCs/>
         <w:color w:themeColor="background1" w:val="FFFFFF"/>
@@ -13867,6 +14479,7 @@
     </w:tblStylePr>
     <w:tblStylePr w:type="lastRow">
       <w:rPr>
+        <w:rFonts w:eastAsia="黑体"/>
         <w:b/>
         <w:bCs/>
         <w:color w:themeColor="accent2" w:themeShade="CC" w:val="9E3A38"/>
@@ -13881,12 +14494,14 @@
     </w:tblStylePr>
     <w:tblStylePr w:type="firstCol">
       <w:rPr>
+        <w:rFonts w:eastAsia="黑体"/>
         <w:b/>
         <w:bCs/>
       </w:rPr>
     </w:tblStylePr>
     <w:tblStylePr w:type="lastCol">
       <w:rPr>
+        <w:rFonts w:eastAsia="黑体"/>
         <w:b/>
         <w:bCs/>
       </w:rPr>
@@ -13921,6 +14536,7 @@
       <w:spacing w:after="0" w:line="240" w:lineRule="auto"/>
     </w:pPr>
     <w:rPr>
+      <w:rFonts w:eastAsia="黑体"/>
       <w:color w:themeColor="text1" w:val="000000"/>
     </w:rPr>
     <w:tblPr>
@@ -13939,6 +14555,7 @@
     </w:tcPr>
     <w:tblStylePr w:type="firstRow">
       <w:rPr>
+        <w:rFonts w:eastAsia="黑体"/>
         <w:b/>
         <w:bCs/>
         <w:color w:themeColor="background1" w:val="FFFFFF"/>
@@ -13953,6 +14570,7 @@
     </w:tblStylePr>
     <w:tblStylePr w:type="lastRow">
       <w:rPr>
+        <w:rFonts w:eastAsia="黑体"/>
         <w:b/>
         <w:bCs/>
         <w:color w:themeColor="accent2" w:themeShade="CC" w:val="9E3A38"/>
@@ -13967,12 +14585,14 @@
     </w:tblStylePr>
     <w:tblStylePr w:type="firstCol">
       <w:rPr>
+        <w:rFonts w:eastAsia="黑体"/>
         <w:b/>
         <w:bCs/>
       </w:rPr>
     </w:tblStylePr>
     <w:tblStylePr w:type="lastCol">
       <w:rPr>
+        <w:rFonts w:eastAsia="黑体"/>
         <w:b/>
         <w:bCs/>
       </w:rPr>
@@ -14007,6 +14627,7 @@
       <w:spacing w:after="0" w:line="240" w:lineRule="auto"/>
     </w:pPr>
     <w:rPr>
+      <w:rFonts w:eastAsia="黑体"/>
       <w:color w:themeColor="text1" w:val="000000"/>
     </w:rPr>
     <w:tblPr>
@@ -14025,6 +14646,7 @@
     </w:tcPr>
     <w:tblStylePr w:type="firstRow">
       <w:rPr>
+        <w:rFonts w:eastAsia="黑体"/>
         <w:b/>
         <w:bCs/>
         <w:color w:themeColor="background1" w:val="FFFFFF"/>
@@ -14039,6 +14661,7 @@
     </w:tblStylePr>
     <w:tblStylePr w:type="lastRow">
       <w:rPr>
+        <w:rFonts w:eastAsia="黑体"/>
         <w:b/>
         <w:bCs/>
         <w:color w:themeColor="accent2" w:themeShade="CC" w:val="9E3A38"/>
@@ -14053,12 +14676,14 @@
     </w:tblStylePr>
     <w:tblStylePr w:type="firstCol">
       <w:rPr>
+        <w:rFonts w:eastAsia="黑体"/>
         <w:b/>
         <w:bCs/>
       </w:rPr>
     </w:tblStylePr>
     <w:tblStylePr w:type="lastCol">
       <w:rPr>
+        <w:rFonts w:eastAsia="黑体"/>
         <w:b/>
         <w:bCs/>
       </w:rPr>
@@ -14093,6 +14718,7 @@
       <w:spacing w:after="0" w:line="240" w:lineRule="auto"/>
     </w:pPr>
     <w:rPr>
+      <w:rFonts w:eastAsia="黑体"/>
       <w:color w:themeColor="text1" w:val="000000"/>
     </w:rPr>
     <w:tblPr>
@@ -14111,6 +14737,7 @@
     </w:tcPr>
     <w:tblStylePr w:type="firstRow">
       <w:rPr>
+        <w:rFonts w:eastAsia="黑体"/>
         <w:b/>
         <w:bCs/>
         <w:color w:themeColor="background1" w:val="FFFFFF"/>
@@ -14125,6 +14752,7 @@
     </w:tblStylePr>
     <w:tblStylePr w:type="lastRow">
       <w:rPr>
+        <w:rFonts w:eastAsia="黑体"/>
         <w:b/>
         <w:bCs/>
         <w:color w:themeColor="accent4" w:themeShade="CC" w:val="664E82"/>
@@ -14139,12 +14767,14 @@
     </w:tblStylePr>
     <w:tblStylePr w:type="firstCol">
       <w:rPr>
+        <w:rFonts w:eastAsia="黑体"/>
         <w:b/>
         <w:bCs/>
       </w:rPr>
     </w:tblStylePr>
     <w:tblStylePr w:type="lastCol">
       <w:rPr>
+        <w:rFonts w:eastAsia="黑体"/>
         <w:b/>
         <w:bCs/>
       </w:rPr>
@@ -14179,6 +14809,7 @@
       <w:spacing w:after="0" w:line="240" w:lineRule="auto"/>
     </w:pPr>
     <w:rPr>
+      <w:rFonts w:eastAsia="黑体"/>
       <w:color w:themeColor="text1" w:val="000000"/>
     </w:rPr>
     <w:tblPr>
@@ -14197,6 +14828,7 @@
     </w:tcPr>
     <w:tblStylePr w:type="firstRow">
       <w:rPr>
+        <w:rFonts w:eastAsia="黑体"/>
         <w:b/>
         <w:bCs/>
         <w:color w:themeColor="background1" w:val="FFFFFF"/>
@@ -14211,6 +14843,7 @@
     </w:tblStylePr>
     <w:tblStylePr w:type="lastRow">
       <w:rPr>
+        <w:rFonts w:eastAsia="黑体"/>
         <w:b/>
         <w:bCs/>
         <w:color w:themeColor="accent3" w:themeShade="CC" w:val="7E9C40"/>
@@ -14225,12 +14858,14 @@
     </w:tblStylePr>
     <w:tblStylePr w:type="firstCol">
       <w:rPr>
+        <w:rFonts w:eastAsia="黑体"/>
         <w:b/>
         <w:bCs/>
       </w:rPr>
     </w:tblStylePr>
     <w:tblStylePr w:type="lastCol">
       <w:rPr>
+        <w:rFonts w:eastAsia="黑体"/>
         <w:b/>
         <w:bCs/>
       </w:rPr>
@@ -14265,6 +14900,7 @@
       <w:spacing w:after="0" w:line="240" w:lineRule="auto"/>
     </w:pPr>
     <w:rPr>
+      <w:rFonts w:eastAsia="黑体"/>
       <w:color w:themeColor="text1" w:val="000000"/>
     </w:rPr>
     <w:tblPr>
@@ -14283,6 +14919,7 @@
     </w:tcPr>
     <w:tblStylePr w:type="firstRow">
       <w:rPr>
+        <w:rFonts w:eastAsia="黑体"/>
         <w:b/>
         <w:bCs/>
         <w:color w:themeColor="background1" w:val="FFFFFF"/>
@@ -14297,6 +14934,7 @@
     </w:tblStylePr>
     <w:tblStylePr w:type="lastRow">
       <w:rPr>
+        <w:rFonts w:eastAsia="黑体"/>
         <w:b/>
         <w:bCs/>
         <w:color w:themeColor="accent6" w:themeShade="CC" w:val="F2730A"/>
@@ -14311,12 +14949,14 @@
     </w:tblStylePr>
     <w:tblStylePr w:type="firstCol">
       <w:rPr>
+        <w:rFonts w:eastAsia="黑体"/>
         <w:b/>
         <w:bCs/>
       </w:rPr>
     </w:tblStylePr>
     <w:tblStylePr w:type="lastCol">
       <w:rPr>
+        <w:rFonts w:eastAsia="黑体"/>
         <w:b/>
         <w:bCs/>
       </w:rPr>
@@ -14351,6 +14991,7 @@
       <w:spacing w:after="0" w:line="240" w:lineRule="auto"/>
     </w:pPr>
     <w:rPr>
+      <w:rFonts w:eastAsia="黑体"/>
       <w:color w:themeColor="text1" w:val="000000"/>
     </w:rPr>
     <w:tblPr>
@@ -14369,6 +15010,7 @@
     </w:tcPr>
     <w:tblStylePr w:type="firstRow">
       <w:rPr>
+        <w:rFonts w:eastAsia="黑体"/>
         <w:b/>
         <w:bCs/>
         <w:color w:themeColor="background1" w:val="FFFFFF"/>
@@ -14383,6 +15025,7 @@
     </w:tblStylePr>
     <w:tblStylePr w:type="lastRow">
       <w:rPr>
+        <w:rFonts w:eastAsia="黑体"/>
         <w:b/>
         <w:bCs/>
         <w:color w:themeColor="accent5" w:themeShade="CC" w:val="348DA5"/>
@@ -14397,12 +15040,14 @@
     </w:tblStylePr>
     <w:tblStylePr w:type="firstCol">
       <w:rPr>
+        <w:rFonts w:eastAsia="黑体"/>
         <w:b/>
         <w:bCs/>
       </w:rPr>
     </w:tblStylePr>
     <w:tblStylePr w:type="lastCol">
       <w:rPr>
+        <w:rFonts w:eastAsia="黑体"/>
         <w:b/>
         <w:bCs/>
       </w:rPr>
@@ -14437,6 +15082,7 @@
       <w:spacing w:after="0" w:line="240" w:lineRule="auto"/>
     </w:pPr>
     <w:rPr>
+      <w:rFonts w:eastAsia="黑体"/>
       <w:color w:themeColor="text1" w:val="000000"/>
     </w:rPr>
     <w:tblPr>
@@ -14458,6 +15104,7 @@
     </w:tcPr>
     <w:tblStylePr w:type="firstRow">
       <w:rPr>
+        <w:rFonts w:eastAsia="黑体"/>
         <w:b/>
         <w:bCs/>
       </w:rPr>
@@ -14468,6 +15115,7 @@
     </w:tblStylePr>
     <w:tblStylePr w:type="lastRow">
       <w:rPr>
+        <w:rFonts w:eastAsia="黑体"/>
         <w:b/>
         <w:bCs/>
         <w:color w:themeColor="text1" w:val="000000"/>
@@ -14479,6 +15127,7 @@
     </w:tblStylePr>
     <w:tblStylePr w:type="firstCol">
       <w:rPr>
+        <w:rFonts w:eastAsia="黑体"/>
         <w:color w:themeColor="background1" w:val="FFFFFF"/>
       </w:rPr>
       <w:tblPr/>
@@ -14488,6 +15137,7 @@
     </w:tblStylePr>
     <w:tblStylePr w:type="lastCol">
       <w:rPr>
+        <w:rFonts w:eastAsia="黑体"/>
         <w:color w:themeColor="background1" w:val="FFFFFF"/>
       </w:rPr>
       <w:tblPr/>
@@ -14517,6 +15167,7 @@
       <w:spacing w:after="0" w:line="240" w:lineRule="auto"/>
     </w:pPr>
     <w:rPr>
+      <w:rFonts w:eastAsia="黑体"/>
       <w:color w:themeColor="text1" w:val="000000"/>
     </w:rPr>
     <w:tblPr>
@@ -14538,6 +15189,7 @@
     </w:tcPr>
     <w:tblStylePr w:type="firstRow">
       <w:rPr>
+        <w:rFonts w:eastAsia="黑体"/>
         <w:b/>
         <w:bCs/>
       </w:rPr>
@@ -14548,6 +15200,7 @@
     </w:tblStylePr>
     <w:tblStylePr w:type="lastRow">
       <w:rPr>
+        <w:rFonts w:eastAsia="黑体"/>
         <w:b/>
         <w:bCs/>
         <w:color w:themeColor="text1" w:val="000000"/>
@@ -14559,6 +15212,7 @@
     </w:tblStylePr>
     <w:tblStylePr w:type="firstCol">
       <w:rPr>
+        <w:rFonts w:eastAsia="黑体"/>
         <w:color w:themeColor="background1" w:val="FFFFFF"/>
       </w:rPr>
       <w:tblPr/>
@@ -14568,6 +15222,7 @@
     </w:tblStylePr>
     <w:tblStylePr w:type="lastCol">
       <w:rPr>
+        <w:rFonts w:eastAsia="黑体"/>
         <w:color w:themeColor="background1" w:val="FFFFFF"/>
       </w:rPr>
       <w:tblPr/>
@@ -14597,6 +15252,7 @@
       <w:spacing w:after="0" w:line="240" w:lineRule="auto"/>
     </w:pPr>
     <w:rPr>
+      <w:rFonts w:eastAsia="黑体"/>
       <w:color w:themeColor="text1" w:val="000000"/>
     </w:rPr>
     <w:tblPr>
@@ -14618,6 +15274,7 @@
     </w:tcPr>
     <w:tblStylePr w:type="firstRow">
       <w:rPr>
+        <w:rFonts w:eastAsia="黑体"/>
         <w:b/>
         <w:bCs/>
       </w:rPr>
@@ -14628,6 +15285,7 @@
     </w:tblStylePr>
     <w:tblStylePr w:type="lastRow">
       <w:rPr>
+        <w:rFonts w:eastAsia="黑体"/>
         <w:b/>
         <w:bCs/>
         <w:color w:themeColor="text1" w:val="000000"/>
@@ -14639,6 +15297,7 @@
     </w:tblStylePr>
     <w:tblStylePr w:type="firstCol">
       <w:rPr>
+        <w:rFonts w:eastAsia="黑体"/>
         <w:color w:themeColor="background1" w:val="FFFFFF"/>
       </w:rPr>
       <w:tblPr/>
@@ -14648,6 +15307,7 @@
     </w:tblStylePr>
     <w:tblStylePr w:type="lastCol">
       <w:rPr>
+        <w:rFonts w:eastAsia="黑体"/>
         <w:color w:themeColor="background1" w:val="FFFFFF"/>
       </w:rPr>
       <w:tblPr/>
@@ -14677,6 +15337,7 @@
       <w:spacing w:after="0" w:line="240" w:lineRule="auto"/>
     </w:pPr>
     <w:rPr>
+      <w:rFonts w:eastAsia="黑体"/>
       <w:color w:themeColor="text1" w:val="000000"/>
     </w:rPr>
     <w:tblPr>
@@ -14698,6 +15359,7 @@
     </w:tcPr>
     <w:tblStylePr w:type="firstRow">
       <w:rPr>
+        <w:rFonts w:eastAsia="黑体"/>
         <w:b/>
         <w:bCs/>
       </w:rPr>
@@ -14708,6 +15370,7 @@
     </w:tblStylePr>
     <w:tblStylePr w:type="lastRow">
       <w:rPr>
+        <w:rFonts w:eastAsia="黑体"/>
         <w:b/>
         <w:bCs/>
         <w:color w:themeColor="text1" w:val="000000"/>
@@ -14719,6 +15382,7 @@
     </w:tblStylePr>
     <w:tblStylePr w:type="firstCol">
       <w:rPr>
+        <w:rFonts w:eastAsia="黑体"/>
         <w:color w:themeColor="background1" w:val="FFFFFF"/>
       </w:rPr>
       <w:tblPr/>
@@ -14728,6 +15392,7 @@
     </w:tblStylePr>
     <w:tblStylePr w:type="lastCol">
       <w:rPr>
+        <w:rFonts w:eastAsia="黑体"/>
         <w:color w:themeColor="background1" w:val="FFFFFF"/>
       </w:rPr>
       <w:tblPr/>
@@ -14757,6 +15422,7 @@
       <w:spacing w:after="0" w:line="240" w:lineRule="auto"/>
     </w:pPr>
     <w:rPr>
+      <w:rFonts w:eastAsia="黑体"/>
       <w:color w:themeColor="text1" w:val="000000"/>
     </w:rPr>
     <w:tblPr>
@@ -14778,6 +15444,7 @@
     </w:tcPr>
     <w:tblStylePr w:type="firstRow">
       <w:rPr>
+        <w:rFonts w:eastAsia="黑体"/>
         <w:b/>
         <w:bCs/>
       </w:rPr>
@@ -14788,6 +15455,7 @@
     </w:tblStylePr>
     <w:tblStylePr w:type="lastRow">
       <w:rPr>
+        <w:rFonts w:eastAsia="黑体"/>
         <w:b/>
         <w:bCs/>
         <w:color w:themeColor="text1" w:val="000000"/>
@@ -14799,6 +15467,7 @@
     </w:tblStylePr>
     <w:tblStylePr w:type="firstCol">
       <w:rPr>
+        <w:rFonts w:eastAsia="黑体"/>
         <w:color w:themeColor="background1" w:val="FFFFFF"/>
       </w:rPr>
       <w:tblPr/>
@@ -14808,6 +15477,7 @@
     </w:tblStylePr>
     <w:tblStylePr w:type="lastCol">
       <w:rPr>
+        <w:rFonts w:eastAsia="黑体"/>
         <w:color w:themeColor="background1" w:val="FFFFFF"/>
       </w:rPr>
       <w:tblPr/>
@@ -14837,6 +15507,7 @@
       <w:spacing w:after="0" w:line="240" w:lineRule="auto"/>
     </w:pPr>
     <w:rPr>
+      <w:rFonts w:eastAsia="黑体"/>
       <w:color w:themeColor="text1" w:val="000000"/>
     </w:rPr>
     <w:tblPr>
@@ -14858,6 +15529,7 @@
     </w:tcPr>
     <w:tblStylePr w:type="firstRow">
       <w:rPr>
+        <w:rFonts w:eastAsia="黑体"/>
         <w:b/>
         <w:bCs/>
       </w:rPr>
@@ -14868,6 +15540,7 @@
     </w:tblStylePr>
     <w:tblStylePr w:type="lastRow">
       <w:rPr>
+        <w:rFonts w:eastAsia="黑体"/>
         <w:b/>
         <w:bCs/>
         <w:color w:themeColor="text1" w:val="000000"/>
@@ -14879,6 +15552,7 @@
     </w:tblStylePr>
     <w:tblStylePr w:type="firstCol">
       <w:rPr>
+        <w:rFonts w:eastAsia="黑体"/>
         <w:color w:themeColor="background1" w:val="FFFFFF"/>
       </w:rPr>
       <w:tblPr/>
@@ -14888,6 +15562,7 @@
     </w:tblStylePr>
     <w:tblStylePr w:type="lastCol">
       <w:rPr>
+        <w:rFonts w:eastAsia="黑体"/>
         <w:color w:themeColor="background1" w:val="FFFFFF"/>
       </w:rPr>
       <w:tblPr/>
@@ -14917,6 +15592,7 @@
       <w:spacing w:after="0" w:line="240" w:lineRule="auto"/>
     </w:pPr>
     <w:rPr>
+      <w:rFonts w:eastAsia="黑体"/>
       <w:color w:themeColor="text1" w:val="000000"/>
     </w:rPr>
     <w:tblPr>
@@ -14938,6 +15614,7 @@
     </w:tcPr>
     <w:tblStylePr w:type="firstRow">
       <w:rPr>
+        <w:rFonts w:eastAsia="黑体"/>
         <w:b/>
         <w:bCs/>
       </w:rPr>
@@ -14948,6 +15625,7 @@
     </w:tblStylePr>
     <w:tblStylePr w:type="lastRow">
       <w:rPr>
+        <w:rFonts w:eastAsia="黑体"/>
         <w:b/>
         <w:bCs/>
         <w:color w:themeColor="text1" w:val="000000"/>
@@ -14959,6 +15637,7 @@
     </w:tblStylePr>
     <w:tblStylePr w:type="firstCol">
       <w:rPr>
+        <w:rFonts w:eastAsia="黑体"/>
         <w:color w:themeColor="background1" w:val="FFFFFF"/>
       </w:rPr>
       <w:tblPr/>
@@ -14968,6 +15647,7 @@
     </w:tblStylePr>
     <w:tblStylePr w:type="lastCol">
       <w:rPr>
+        <w:rFonts w:eastAsia="黑体"/>
         <w:color w:themeColor="background1" w:val="FFFFFF"/>
       </w:rPr>
       <w:tblPr/>
@@ -15000,6 +15680,7 @@
     <w:name w:val="KeywordTok"/>
     <w:basedOn w:val="VerbatimChar"/>
     <w:rPr>
+      <w:rFonts w:eastAsia="黑体"/>
       <w:b/>
       <w:color w:val="007020"/>
     </w:rPr>
@@ -15008,6 +15689,7 @@
     <w:name w:val="DataTypeTok"/>
     <w:basedOn w:val="VerbatimChar"/>
     <w:rPr>
+      <w:rFonts w:eastAsia="黑体"/>
       <w:color w:val="902000"/>
     </w:rPr>
   </w:style>
@@ -15015,6 +15697,7 @@
     <w:name w:val="DecValTok"/>
     <w:basedOn w:val="VerbatimChar"/>
     <w:rPr>
+      <w:rFonts w:eastAsia="黑体"/>
       <w:color w:val="40a070"/>
     </w:rPr>
   </w:style>
@@ -15022,6 +15705,7 @@
     <w:name w:val="BaseNTok"/>
     <w:basedOn w:val="VerbatimChar"/>
     <w:rPr>
+      <w:rFonts w:eastAsia="黑体"/>
       <w:color w:val="40a070"/>
     </w:rPr>
   </w:style>
@@ -15029,6 +15713,7 @@
     <w:name w:val="FloatTok"/>
     <w:basedOn w:val="VerbatimChar"/>
     <w:rPr>
+      <w:rFonts w:eastAsia="黑体"/>
       <w:color w:val="40a070"/>
     </w:rPr>
   </w:style>
@@ -15036,6 +15721,7 @@
     <w:name w:val="ConstantTok"/>
     <w:basedOn w:val="VerbatimChar"/>
     <w:rPr>
+      <w:rFonts w:eastAsia="黑体"/>
       <w:color w:val="880000"/>
     </w:rPr>
   </w:style>
@@ -15043,6 +15729,7 @@
     <w:name w:val="CharTok"/>
     <w:basedOn w:val="VerbatimChar"/>
     <w:rPr>
+      <w:rFonts w:eastAsia="黑体"/>
       <w:color w:val="4070a0"/>
     </w:rPr>
   </w:style>
@@ -15050,6 +15737,7 @@
     <w:name w:val="SpecialCharTok"/>
     <w:basedOn w:val="VerbatimChar"/>
     <w:rPr>
+      <w:rFonts w:eastAsia="黑体"/>
       <w:color w:val="4070a0"/>
     </w:rPr>
   </w:style>
@@ -15057,6 +15745,7 @@
     <w:name w:val="StringTok"/>
     <w:basedOn w:val="VerbatimChar"/>
     <w:rPr>
+      <w:rFonts w:eastAsia="黑体"/>
       <w:color w:val="4070a0"/>
     </w:rPr>
   </w:style>
@@ -15064,6 +15753,7 @@
     <w:name w:val="VerbatimStringTok"/>
     <w:basedOn w:val="VerbatimChar"/>
     <w:rPr>
+      <w:rFonts w:eastAsia="黑体"/>
       <w:color w:val="4070a0"/>
     </w:rPr>
   </w:style>
@@ -15071,6 +15761,7 @@
     <w:name w:val="SpecialStringTok"/>
     <w:basedOn w:val="VerbatimChar"/>
     <w:rPr>
+      <w:rFonts w:eastAsia="黑体"/>
       <w:color w:val="bb6688"/>
     </w:rPr>
   </w:style>
@@ -15078,6 +15769,7 @@
     <w:name w:val="ImportTok"/>
     <w:basedOn w:val="VerbatimChar"/>
     <w:rPr>
+      <w:rFonts w:eastAsia="黑体"/>
       <w:b/>
       <w:color w:val="008000"/>
     </w:rPr>
@@ -15086,6 +15778,7 @@
     <w:name w:val="CommentTok"/>
     <w:basedOn w:val="VerbatimChar"/>
     <w:rPr>
+      <w:rFonts w:eastAsia="黑体"/>
       <w:i/>
       <w:color w:val="60a0b0"/>
     </w:rPr>
@@ -15094,6 +15787,7 @@
     <w:name w:val="DocumentationTok"/>
     <w:basedOn w:val="VerbatimChar"/>
     <w:rPr>
+      <w:rFonts w:eastAsia="黑体"/>
       <w:i/>
       <w:color w:val="ba2121"/>
     </w:rPr>
@@ -15102,6 +15796,7 @@
     <w:name w:val="AnnotationTok"/>
     <w:basedOn w:val="VerbatimChar"/>
     <w:rPr>
+      <w:rFonts w:eastAsia="黑体"/>
       <w:b/>
       <w:i/>
       <w:color w:val="60a0b0"/>
@@ -15111,6 +15806,7 @@
     <w:name w:val="CommentVarTok"/>
     <w:basedOn w:val="VerbatimChar"/>
     <w:rPr>
+      <w:rFonts w:eastAsia="黑体"/>
       <w:b/>
       <w:i/>
       <w:color w:val="60a0b0"/>
@@ -15120,6 +15816,7 @@
     <w:name w:val="OtherTok"/>
     <w:basedOn w:val="VerbatimChar"/>
     <w:rPr>
+      <w:rFonts w:eastAsia="黑体"/>
       <w:color w:val="007020"/>
     </w:rPr>
   </w:style>
@@ -15127,6 +15824,7 @@
     <w:name w:val="FunctionTok"/>
     <w:basedOn w:val="VerbatimChar"/>
     <w:rPr>
+      <w:rFonts w:eastAsia="黑体"/>
       <w:color w:val="06287e"/>
     </w:rPr>
   </w:style>
@@ -15134,6 +15832,7 @@
     <w:name w:val="VariableTok"/>
     <w:basedOn w:val="VerbatimChar"/>
     <w:rPr>
+      <w:rFonts w:eastAsia="黑体"/>
       <w:color w:val="19177c"/>
     </w:rPr>
   </w:style>
@@ -15141,6 +15840,7 @@
     <w:name w:val="ControlFlowTok"/>
     <w:basedOn w:val="VerbatimChar"/>
     <w:rPr>
+      <w:rFonts w:eastAsia="黑体"/>
       <w:b/>
       <w:color w:val="007020"/>
     </w:rPr>
@@ -15149,6 +15849,7 @@
     <w:name w:val="OperatorTok"/>
     <w:basedOn w:val="VerbatimChar"/>
     <w:rPr>
+      <w:rFonts w:eastAsia="黑体"/>
       <w:color w:val="666666"/>
     </w:rPr>
   </w:style>
@@ -15156,18 +15857,22 @@
     <w:name w:val="BuiltInTok"/>
     <w:basedOn w:val="VerbatimChar"/>
     <w:rPr>
+      <w:rFonts w:eastAsia="黑体"/>
       <w:color w:val="008000"/>
     </w:rPr>
   </w:style>
   <w:style w:type="character" w:customStyle="1" w:styleId="ExtensionTok">
     <w:name w:val="ExtensionTok"/>
     <w:basedOn w:val="VerbatimChar"/>
-    <w:rPr/>
+    <w:rPr>
+      <w:rFonts w:eastAsia="黑体"/>
+    </w:rPr>
   </w:style>
   <w:style w:type="character" w:customStyle="1" w:styleId="PreprocessorTok">
     <w:name w:val="PreprocessorTok"/>
     <w:basedOn w:val="VerbatimChar"/>
     <w:rPr>
+      <w:rFonts w:eastAsia="黑体"/>
       <w:color w:val="bc7a00"/>
     </w:rPr>
   </w:style>
@@ -15175,18 +15880,22 @@
     <w:name w:val="AttributeTok"/>
     <w:basedOn w:val="VerbatimChar"/>
     <w:rPr>
+      <w:rFonts w:eastAsia="黑体"/>
       <w:color w:val="7d9029"/>
     </w:rPr>
   </w:style>
   <w:style w:type="character" w:customStyle="1" w:styleId="RegionMarkerTok">
     <w:name w:val="RegionMarkerTok"/>
     <w:basedOn w:val="VerbatimChar"/>
-    <w:rPr/>
+    <w:rPr>
+      <w:rFonts w:eastAsia="黑体"/>
+    </w:rPr>
   </w:style>
   <w:style w:type="character" w:customStyle="1" w:styleId="InformationTok">
     <w:name w:val="InformationTok"/>
     <w:basedOn w:val="VerbatimChar"/>
     <w:rPr>
+      <w:rFonts w:eastAsia="黑体"/>
       <w:b/>
       <w:i/>
       <w:color w:val="60a0b0"/>
@@ -15196,6 +15905,7 @@
     <w:name w:val="WarningTok"/>
     <w:basedOn w:val="VerbatimChar"/>
     <w:rPr>
+      <w:rFonts w:eastAsia="黑体"/>
       <w:b/>
       <w:i/>
       <w:color w:val="60a0b0"/>
@@ -15205,6 +15915,7 @@
     <w:name w:val="AlertTok"/>
     <w:basedOn w:val="VerbatimChar"/>
     <w:rPr>
+      <w:rFonts w:eastAsia="黑体"/>
       <w:b/>
       <w:color w:val="ff0000"/>
     </w:rPr>
@@ -15213,6 +15924,7 @@
     <w:name w:val="ErrorTok"/>
     <w:basedOn w:val="VerbatimChar"/>
     <w:rPr>
+      <w:rFonts w:eastAsia="黑体"/>
       <w:b/>
       <w:color w:val="ff0000"/>
     </w:rPr>
@@ -15220,7 +15932,9 @@
   <w:style w:type="character" w:customStyle="1" w:styleId="NormalTok">
     <w:name w:val="NormalTok"/>
     <w:basedOn w:val="VerbatimChar"/>
-    <w:rPr/>
+    <w:rPr>
+      <w:rFonts w:eastAsia="黑体"/>
+    </w:rPr>
   </w:style>
 </w:styles>
 </file>
@@ -15269,12 +15983,12 @@
     <a:fontScheme name="Office">
       <a:majorFont>
         <a:latin typeface="Calibri"/>
-        <a:ea typeface=""/>
+        <a:ea typeface="黑体"/>
         <a:cs typeface=""/>
         <a:font script="Jpan" typeface="ＭＳ ゴシック"/>
         <a:font script="Hang" typeface="맑은 고딕"/>
-        <a:font script="Hans" typeface="宋体"/>
-        <a:font script="Hant" typeface="新細明體"/>
+        <a:font script="Hans" typeface="黑体"/>
+        <a:font script="Hant" typeface="黑体"/>
         <a:font script="Arab" typeface="Times New Roman"/>
         <a:font script="Hebr" typeface="Times New Roman"/>
         <a:font script="Thai" typeface="Angsana New"/>
@@ -15304,12 +16018,12 @@
       </a:majorFont>
       <a:minorFont>
         <a:latin typeface="Cambria"/>
-        <a:ea typeface=""/>
+        <a:ea typeface="黑体"/>
         <a:cs typeface=""/>
         <a:font script="Jpan" typeface="ＭＳ 明朝"/>
         <a:font script="Hang" typeface="맑은 고딕"/>
-        <a:font script="Hans" typeface="宋体"/>
-        <a:font script="Hant" typeface="新細明體"/>
+        <a:font script="Hans" typeface="黑体"/>
+        <a:font script="Hant" typeface="黑体"/>
         <a:font script="Arab" typeface="Arial"/>
         <a:font script="Hebr" typeface="Arial"/>
         <a:font script="Thai" typeface="Cordia New"/>

--- a/02-放大电路/03-音频放大电路/噪声门电路/噪声门电路.docx
+++ b/02-放大电路/03-音频放大电路/噪声门电路/噪声门电路.docx
@@ -2912,7 +2912,7 @@
           <w:color w:val="555555"/>
           <w:sz w:val="21"/>
         </w:rPr>
-        <w:t>材料收集者：杜文杰，WX手机：19519196569，QQ:3478827729</w:t>
+        <w:t>材料收集者：杜文杰，微信/手机：19519196569，QQ:3478827729</w:t>
       </w:r>
     </w:p>
     <w:sectPr>
